--- a/La_Puerta_Informes/informes/C_Informe_Consolidado.docx
+++ b/La_Puerta_Informes/informes/C_Informe_Consolidado.docx
@@ -4,166 +4,209 @@
   <w:body>
     <w:tbl>
       <w:tblPr>
-        <w:tblW w:type="dxa" w:w="9412"/>
+        <w:tblW w:type="dxa" w:w="9355"/>
+        <w:tblBorders>
+          <w:top w:val="nil"/>
+          <w:left w:val="nil"/>
+          <w:bottom w:val="nil"/>
+          <w:right w:val="nil"/>
+          <w:insideH w:val="nil"/>
+          <w:insideV w:val="nil"/>
+        </w:tblBorders>
         <w:tblLayout w:type="fixed"/>
         <w:tblLook w:firstColumn="1" w:firstRow="1" w:lastColumn="0" w:lastRow="0" w:noHBand="0" w:noVBand="1" w:val="04A0"/>
-        <w:tblBorders>
-          <w:top w:val="nil"/>
-          <w:left w:val="nil"/>
-          <w:bottom w:val="nil"/>
-          <w:right w:val="nil"/>
-          <w:insideH w:val="nil"/>
-          <w:insideV w:val="nil"/>
-        </w:tblBorders>
-        <w:tblLayout w:type="fixed"/>
       </w:tblPr>
       <w:tblGrid>
-        <w:gridCol w:w="9412"/>
+        <w:gridCol w:w="9355"/>
       </w:tblGrid>
       <w:tr>
         <w:trPr>
-          <w:trHeight w:val="13948" w:hRule="exact"/>
+          <w:trHeight w:val="1814" w:hRule="exact"/>
         </w:trPr>
         <w:tc>
           <w:tcPr>
-            <w:tcW w:type="dxa" w:w="9411"/>
-            <w:shd w:val="clear" w:color="auto" w:fill="1B2A49"/>
-            <w:tcMar>
-              <w:top w:w="700" w:type="dxa"/>
-              <w:left w:w="500" w:type="dxa"/>
-              <w:bottom w:w="500" w:type="dxa"/>
-              <w:right w:w="500" w:type="dxa"/>
-            </w:tcMar>
+            <w:tcW w:type="dxa" w:w="9354"/>
           </w:tcPr>
           <w:p>
             <w:pPr>
-              <w:spacing w:after="40"/>
+              <w:spacing w:after="0"/>
+            </w:pPr>
+          </w:p>
+          <w:tbl>
+            <w:tblPr>
+              <w:tblW w:type="dxa" w:w="2948"/>
+              <w:jc w:val="left"/>
+              <w:tblBorders>
+                <w:top w:val="nil"/>
+                <w:left w:val="nil"/>
+                <w:bottom w:val="nil"/>
+                <w:right w:val="nil"/>
+                <w:insideH w:val="nil"/>
+                <w:insideV w:val="nil"/>
+              </w:tblBorders>
+              <w:tblLayout w:type="fixed"/>
+              <w:tblLook w:firstColumn="1" w:firstRow="1" w:lastColumn="0" w:lastRow="0" w:noHBand="0" w:noVBand="1" w:val="04A0"/>
+            </w:tblPr>
+            <w:tblGrid>
+              <w:gridCol w:w="2948"/>
+            </w:tblGrid>
+            <w:tr>
+              <w:tc>
+                <w:tcPr>
+                  <w:tcW w:type="dxa" w:w="2948"/>
+                  <w:tcBorders>
+                    <w:top w:val="single" w:sz="6" w:color="999999"/>
+                    <w:left w:val="single" w:sz="6" w:color="999999"/>
+                    <w:bottom w:val="single" w:sz="6" w:color="999999"/>
+                    <w:right w:val="single" w:sz="6" w:color="999999"/>
+                  </w:tcBorders>
+                  <w:tcMar>
+                    <w:top w:w="160" w:type="dxa"/>
+                    <w:left w:w="120" w:type="dxa"/>
+                    <w:bottom w:w="160" w:type="dxa"/>
+                    <w:right w:w="120" w:type="dxa"/>
+                  </w:tcMar>
+                </w:tcPr>
+                <w:p>
+                  <w:pPr>
+                    <w:spacing w:after="0" w:before="0" w:line="240" w:lineRule="auto"/>
+                    <w:jc w:val="center"/>
+                  </w:pPr>
+                  <w:r>
+                    <w:rPr>
+                      <w:rFonts w:ascii="Calibri" w:hAnsi="Calibri" w:eastAsia="Calibri"/>
+                      <w:color w:val="666666"/>
+                      <w:sz w:val="18"/>
+                    </w:rPr>
+                    <w:t>[Insertar logo Duoc UC]</w:t>
+                  </w:r>
+                </w:p>
+              </w:tc>
+            </w:tr>
+          </w:tbl>
+          <w:p/>
+        </w:tc>
+      </w:tr>
+      <w:tr>
+        <w:trPr>
+          <w:trHeight w:val="6010" w:hRule="exact"/>
+        </w:trPr>
+        <w:tc>
+          <w:tcPr>
+            <w:tcW w:type="dxa" w:w="9354"/>
+            <w:vAlign w:val="center"/>
+          </w:tcPr>
+          <w:p>
+            <w:pPr>
+              <w:pBdr>
+                <w:bottom w:val="single" w:sz="24" w:space="10" w:color="FFB800"/>
+              </w:pBdr>
+              <w:spacing w:after="200" w:line="276" w:lineRule="auto"/>
+              <w:jc w:val="center"/>
             </w:pPr>
             <w:r>
               <w:rPr>
                 <w:rFonts w:ascii="Calibri" w:hAnsi="Calibri" w:eastAsia="Calibri"/>
                 <w:b/>
-                <w:color w:val="F2A900"/>
-                <w:sz w:val="22"/>
+                <w:color w:val="1A1A1A"/>
+                <w:sz w:val="28"/>
               </w:rPr>
-              <w:t>PROYECTO LA PUERTA</w:t>
-            </w:r>
-          </w:p>
-          <w:p>
-            <w:r>
-              <w:rPr>
-                <w:rFonts w:ascii="Calibri" w:hAnsi="Calibri" w:eastAsia="Calibri"/>
-                <w:color w:val="C9D1E3"/>
-                <w:sz w:val="19"/>
-              </w:rPr>
-              <w:t>Duoc UC · Escuela de Administración y Negocios · Sede San Bernardo</w:t>
+              <w:t>PROYECTO LA PUERTA: INFORME CONSOLIDADO</w:t>
             </w:r>
           </w:p>
           <w:p>
             <w:pPr>
-              <w:spacing w:after="1200"/>
+              <w:spacing w:before="200" w:line="276" w:lineRule="auto"/>
+              <w:jc w:val="center"/>
             </w:pPr>
-          </w:p>
-          <w:p>
             <w:r>
               <w:rPr>
                 <w:rFonts w:ascii="Calibri" w:hAnsi="Calibri" w:eastAsia="Calibri"/>
-                <w:b/>
-                <w:color w:val="F2A900"/>
-                <w:sz w:val="20"/>
+                <w:color w:val="666666"/>
+                <w:sz w:val="24"/>
               </w:rPr>
-              <w:t>PRODUCTO C · INFORME CONSOLIDADO E INTEGRADO</w:t>
+              <w:t>Lo que dicen juntos el análisis descriptivo y el análisis de hipótesis: conclusiones estratégicas y camino a seguir</w:t>
+            </w:r>
+          </w:p>
+        </w:tc>
+      </w:tr>
+      <w:tr>
+        <w:trPr>
+          <w:trHeight w:val="4876" w:hRule="exact"/>
+        </w:trPr>
+        <w:tc>
+          <w:tcPr>
+            <w:tcW w:type="dxa" w:w="9354"/>
+            <w:vAlign w:val="bottom"/>
+          </w:tcPr>
+          <w:p>
+            <w:pPr>
+              <w:spacing w:after="80" w:line="276" w:lineRule="auto"/>
+              <w:jc w:val="center"/>
+            </w:pPr>
+            <w:r>
+              <w:rPr>
+                <w:rFonts w:ascii="Calibri" w:hAnsi="Calibri" w:eastAsia="Calibri"/>
+                <w:color w:val="1A1A1A"/>
+                <w:sz w:val="28"/>
+              </w:rPr>
+              <w:t>Autor y docente responsable: Juan Antonio Carrasco Navarrete</w:t>
             </w:r>
           </w:p>
           <w:p>
             <w:pPr>
-              <w:spacing w:line="240" w:lineRule="auto" w:after="160"/>
+              <w:spacing w:after="80" w:line="276" w:lineRule="auto"/>
+              <w:jc w:val="center"/>
             </w:pPr>
             <w:r>
               <w:rPr>
                 <w:rFonts w:ascii="Calibri" w:hAnsi="Calibri" w:eastAsia="Calibri"/>
-                <w:b/>
-                <w:color w:val="FFFFFF"/>
-                <w:sz w:val="60"/>
+                <w:color w:val="1A1A1A"/>
+                <w:sz w:val="28"/>
               </w:rPr>
-              <w:t>Informe consolidado</w:t>
+              <w:t>Escuela de Administración y Negocios · Sede San Bernardo</w:t>
             </w:r>
           </w:p>
           <w:p>
             <w:pPr>
-              <w:spacing w:after="600"/>
+              <w:spacing w:after="80" w:line="276" w:lineRule="auto"/>
+              <w:jc w:val="center"/>
             </w:pPr>
             <w:r>
               <w:rPr>
                 <w:rFonts w:ascii="Calibri" w:hAnsi="Calibri" w:eastAsia="Calibri"/>
-                <w:color w:val="DDE3F0"/>
-                <w:sz w:val="26"/>
+                <w:color w:val="1A1A1A"/>
+                <w:sz w:val="28"/>
               </w:rPr>
-              <w:t>Lo que dicen juntos el análisis descriptivo y el análisis de hipótesis: conclusiones estratégicas y camino a seguir</w:t>
+              <w:t>Proyecto La Puerta · Producto C</w:t>
             </w:r>
           </w:p>
           <w:p>
             <w:pPr>
+              <w:spacing w:after="80" w:line="276" w:lineRule="auto"/>
               <w:jc w:val="center"/>
             </w:pPr>
             <w:r>
-              <w:drawing>
-                <wp:inline xmlns:a="http://schemas.openxmlformats.org/drawingml/2006/main" xmlns:pic="http://schemas.openxmlformats.org/drawingml/2006/picture">
-                  <wp:extent cx="4140000" cy="2070000"/>
-                  <wp:docPr id="1" name="Picture 1"/>
-                  <wp:cNvGraphicFramePr>
-                    <a:graphicFrameLocks noChangeAspect="1"/>
-                  </wp:cNvGraphicFramePr>
-                  <a:graphic>
-                    <a:graphicData uri="http://schemas.openxmlformats.org/drawingml/2006/picture">
-                      <pic:pic>
-                        <pic:nvPicPr>
-                          <pic:cNvPr id="0" name="portada_puerta.png"/>
-                          <pic:cNvPicPr/>
-                        </pic:nvPicPr>
-                        <pic:blipFill>
-                          <a:blip r:embed="rId9"/>
-                          <a:stretch>
-                            <a:fillRect/>
-                          </a:stretch>
-                        </pic:blipFill>
-                        <pic:spPr>
-                          <a:xfrm>
-                            <a:off x="0" y="0"/>
-                            <a:ext cx="4140000" cy="2070000"/>
-                          </a:xfrm>
-                          <a:prstGeom prst="rect"/>
-                        </pic:spPr>
-                      </pic:pic>
-                    </a:graphicData>
-                  </a:graphic>
-                </wp:inline>
-              </w:drawing>
+              <w:rPr>
+                <w:rFonts w:ascii="Calibri" w:hAnsi="Calibri" w:eastAsia="Calibri"/>
+                <w:color w:val="1A1A1A"/>
+                <w:sz w:val="28"/>
+              </w:rPr>
+              <w:t>Octubre de 2026</w:t>
             </w:r>
           </w:p>
           <w:p>
             <w:pPr>
-              <w:spacing w:after="360"/>
+              <w:spacing w:before="160"/>
+              <w:jc w:val="center"/>
             </w:pPr>
-          </w:p>
-          <w:p>
             <w:r>
               <w:rPr>
                 <w:rFonts w:ascii="Calibri" w:hAnsi="Calibri" w:eastAsia="Calibri"/>
-                <w:color w:val="C9D1E3"/>
-                <w:sz w:val="19"/>
-              </w:rPr>
-              <w:t>Encuesta de percepción y competencias · 184 estudiantes · aplicada del 13 al 16 de octubre de 2026</w:t>
-            </w:r>
-          </w:p>
-          <w:p>
-            <w:r>
-              <w:rPr>
-                <w:rFonts w:ascii="Calibri" w:hAnsi="Calibri" w:eastAsia="Calibri"/>
-                <w:color w:val="AEB8CF"/>
+                <w:color w:val="666666"/>
                 <w:sz w:val="18"/>
               </w:rPr>
-              <w:t>Elaborado con apoyo de herramientas de Inteligencia Artificial (ver declaración al final) · Octubre de 2026</w:t>
+              <w:t>Elaborado con apoyo de herramientas de Inteligencia Artificial (véase Anexos)</w:t>
             </w:r>
           </w:p>
         </w:tc>
@@ -173,198 +216,565 @@
       <w:pPr>
         <w:pStyle w:val="Heading1"/>
         <w:pageBreakBefore/>
+        <w:pBdr>
+          <w:left w:val="single" w:sz="36" w:space="8" w:color="FFB800"/>
+        </w:pBdr>
       </w:pPr>
       <w:r>
-        <w:t>Contenido</w:t>
+        <w:t>Índice</w:t>
       </w:r>
     </w:p>
     <w:p>
       <w:pPr>
-        <w:spacing w:after="100"/>
+        <w:tabs>
+          <w:tab w:pos="9354" w:val="right" w:leader="dot"/>
+        </w:tabs>
+        <w:spacing w:line="360" w:lineRule="auto" w:after="40"/>
+        <w:ind w:left="0"/>
+        <w:jc w:val="left"/>
       </w:pPr>
       <w:r>
         <w:rPr>
           <w:rFonts w:ascii="Calibri" w:hAnsi="Calibri" w:eastAsia="Calibri"/>
           <w:b/>
+          <w:color w:val="1A1A1A"/>
           <w:sz w:val="22"/>
         </w:rPr>
-        <w:t>1.</w:t>
+        <w:t>1. INTRODUCCIÓN</w:t>
       </w:r>
       <w:r>
         <w:rPr>
           <w:rFonts w:ascii="Calibri" w:hAnsi="Calibri" w:eastAsia="Calibri"/>
+          <w:b/>
+          <w:color w:val="1A1A1A"/>
           <w:sz w:val="22"/>
         </w:rPr>
-        <w:t xml:space="preserve">  Síntesis ejecutiva</w:t>
+        <w:tab/>
+        <w:t>3</w:t>
       </w:r>
     </w:p>
     <w:p>
       <w:pPr>
-        <w:spacing w:after="100"/>
+        <w:tabs>
+          <w:tab w:pos="9354" w:val="right" w:leader="dot"/>
+        </w:tabs>
+        <w:spacing w:line="360" w:lineRule="auto" w:after="40"/>
+        <w:ind w:left="454"/>
+        <w:jc w:val="left"/>
+      </w:pPr>
+      <w:r>
+        <w:rPr>
+          <w:rFonts w:ascii="Calibri" w:hAnsi="Calibri" w:eastAsia="Calibri"/>
+          <w:color w:val="1A1A1A"/>
+          <w:sz w:val="22"/>
+        </w:rPr>
+        <w:t>1.1 Tema, contexto y objetivos</w:t>
+      </w:r>
+      <w:r>
+        <w:rPr>
+          <w:rFonts w:ascii="Calibri" w:hAnsi="Calibri" w:eastAsia="Calibri"/>
+          <w:color w:val="1A1A1A"/>
+          <w:sz w:val="22"/>
+        </w:rPr>
+        <w:tab/>
+        <w:t>3</w:t>
+      </w:r>
+    </w:p>
+    <w:p>
+      <w:pPr>
+        <w:tabs>
+          <w:tab w:pos="9354" w:val="right" w:leader="dot"/>
+        </w:tabs>
+        <w:spacing w:line="360" w:lineRule="auto" w:after="40"/>
+        <w:ind w:left="454"/>
+        <w:jc w:val="left"/>
+      </w:pPr>
+      <w:r>
+        <w:rPr>
+          <w:rFonts w:ascii="Calibri" w:hAnsi="Calibri" w:eastAsia="Calibri"/>
+          <w:color w:val="1A1A1A"/>
+          <w:sz w:val="22"/>
+        </w:rPr>
+        <w:t>1.2 Síntesis ejecutiva</w:t>
+      </w:r>
+      <w:r>
+        <w:rPr>
+          <w:rFonts w:ascii="Calibri" w:hAnsi="Calibri" w:eastAsia="Calibri"/>
+          <w:color w:val="1A1A1A"/>
+          <w:sz w:val="22"/>
+        </w:rPr>
+        <w:tab/>
+        <w:t>3</w:t>
+      </w:r>
+    </w:p>
+    <w:p>
+      <w:pPr>
+        <w:tabs>
+          <w:tab w:pos="9354" w:val="right" w:leader="dot"/>
+        </w:tabs>
+        <w:spacing w:line="360" w:lineRule="auto" w:after="40"/>
+        <w:ind w:left="0"/>
+        <w:jc w:val="left"/>
       </w:pPr>
       <w:r>
         <w:rPr>
           <w:rFonts w:ascii="Calibri" w:hAnsi="Calibri" w:eastAsia="Calibri"/>
           <w:b/>
+          <w:color w:val="1A1A1A"/>
           <w:sz w:val="22"/>
         </w:rPr>
-        <w:t>2.</w:t>
+        <w:t>2. DESARROLLO</w:t>
       </w:r>
       <w:r>
         <w:rPr>
           <w:rFonts w:ascii="Calibri" w:hAnsi="Calibri" w:eastAsia="Calibri"/>
+          <w:b/>
+          <w:color w:val="1A1A1A"/>
           <w:sz w:val="22"/>
         </w:rPr>
-        <w:t xml:space="preserve">  Comparación entre ambos enfoques</w:t>
+        <w:tab/>
+        <w:t>5</w:t>
       </w:r>
     </w:p>
     <w:p>
       <w:pPr>
-        <w:spacing w:after="100"/>
+        <w:tabs>
+          <w:tab w:pos="9354" w:val="right" w:leader="dot"/>
+        </w:tabs>
+        <w:spacing w:line="360" w:lineRule="auto" w:after="40"/>
+        <w:ind w:left="454"/>
+        <w:jc w:val="left"/>
+      </w:pPr>
+      <w:r>
+        <w:rPr>
+          <w:rFonts w:ascii="Calibri" w:hAnsi="Calibri" w:eastAsia="Calibri"/>
+          <w:color w:val="1A1A1A"/>
+          <w:sz w:val="22"/>
+        </w:rPr>
+        <w:t>2.1 Comparación entre ambos enfoques</w:t>
+      </w:r>
+      <w:r>
+        <w:rPr>
+          <w:rFonts w:ascii="Calibri" w:hAnsi="Calibri" w:eastAsia="Calibri"/>
+          <w:color w:val="1A1A1A"/>
+          <w:sz w:val="22"/>
+        </w:rPr>
+        <w:tab/>
+        <w:t>5</w:t>
+      </w:r>
+    </w:p>
+    <w:p>
+      <w:pPr>
+        <w:tabs>
+          <w:tab w:pos="9354" w:val="right" w:leader="dot"/>
+        </w:tabs>
+        <w:spacing w:line="360" w:lineRule="auto" w:after="40"/>
+        <w:ind w:left="454"/>
+        <w:jc w:val="left"/>
+      </w:pPr>
+      <w:r>
+        <w:rPr>
+          <w:rFonts w:ascii="Calibri" w:hAnsi="Calibri" w:eastAsia="Calibri"/>
+          <w:color w:val="1A1A1A"/>
+          <w:sz w:val="22"/>
+        </w:rPr>
+        <w:t>2.2 Coincidencias y discrepancias</w:t>
+      </w:r>
+      <w:r>
+        <w:rPr>
+          <w:rFonts w:ascii="Calibri" w:hAnsi="Calibri" w:eastAsia="Calibri"/>
+          <w:color w:val="1A1A1A"/>
+          <w:sz w:val="22"/>
+        </w:rPr>
+        <w:tab/>
+        <w:t>6</w:t>
+      </w:r>
+    </w:p>
+    <w:p>
+      <w:pPr>
+        <w:tabs>
+          <w:tab w:pos="9354" w:val="right" w:leader="dot"/>
+        </w:tabs>
+        <w:spacing w:line="360" w:lineRule="auto" w:after="40"/>
+        <w:ind w:left="454"/>
+        <w:jc w:val="left"/>
+      </w:pPr>
+      <w:r>
+        <w:rPr>
+          <w:rFonts w:ascii="Calibri" w:hAnsi="Calibri" w:eastAsia="Calibri"/>
+          <w:color w:val="1A1A1A"/>
+          <w:sz w:val="22"/>
+        </w:rPr>
+        <w:t>2.3 Factores críticos</w:t>
+      </w:r>
+      <w:r>
+        <w:rPr>
+          <w:rFonts w:ascii="Calibri" w:hAnsi="Calibri" w:eastAsia="Calibri"/>
+          <w:color w:val="1A1A1A"/>
+          <w:sz w:val="22"/>
+        </w:rPr>
+        <w:tab/>
+        <w:t>7</w:t>
+      </w:r>
+    </w:p>
+    <w:p>
+      <w:pPr>
+        <w:tabs>
+          <w:tab w:pos="9354" w:val="right" w:leader="dot"/>
+        </w:tabs>
+        <w:spacing w:line="360" w:lineRule="auto" w:after="40"/>
+        <w:ind w:left="454"/>
+        <w:jc w:val="left"/>
+      </w:pPr>
+      <w:r>
+        <w:rPr>
+          <w:rFonts w:ascii="Calibri" w:hAnsi="Calibri" w:eastAsia="Calibri"/>
+          <w:color w:val="1A1A1A"/>
+          <w:sz w:val="22"/>
+        </w:rPr>
+        <w:t>2.4 Oportunidades de mejora</w:t>
+      </w:r>
+      <w:r>
+        <w:rPr>
+          <w:rFonts w:ascii="Calibri" w:hAnsi="Calibri" w:eastAsia="Calibri"/>
+          <w:color w:val="1A1A1A"/>
+          <w:sz w:val="22"/>
+        </w:rPr>
+        <w:tab/>
+        <w:t>7</w:t>
+      </w:r>
+    </w:p>
+    <w:p>
+      <w:pPr>
+        <w:tabs>
+          <w:tab w:pos="9354" w:val="right" w:leader="dot"/>
+        </w:tabs>
+        <w:spacing w:line="360" w:lineRule="auto" w:after="40"/>
+        <w:ind w:left="454"/>
+        <w:jc w:val="left"/>
+      </w:pPr>
+      <w:r>
+        <w:rPr>
+          <w:rFonts w:ascii="Calibri" w:hAnsi="Calibri" w:eastAsia="Calibri"/>
+          <w:color w:val="1A1A1A"/>
+          <w:sz w:val="22"/>
+        </w:rPr>
+        <w:t>2.5 Recomendaciones estratégicas priorizadas</w:t>
+      </w:r>
+      <w:r>
+        <w:rPr>
+          <w:rFonts w:ascii="Calibri" w:hAnsi="Calibri" w:eastAsia="Calibri"/>
+          <w:color w:val="1A1A1A"/>
+          <w:sz w:val="22"/>
+        </w:rPr>
+        <w:tab/>
+        <w:t>8</w:t>
+      </w:r>
+    </w:p>
+    <w:p>
+      <w:pPr>
+        <w:tabs>
+          <w:tab w:pos="9354" w:val="right" w:leader="dot"/>
+        </w:tabs>
+        <w:spacing w:line="360" w:lineRule="auto" w:after="40"/>
+        <w:ind w:left="0"/>
+        <w:jc w:val="left"/>
       </w:pPr>
       <w:r>
         <w:rPr>
           <w:rFonts w:ascii="Calibri" w:hAnsi="Calibri" w:eastAsia="Calibri"/>
           <w:b/>
+          <w:color w:val="1A1A1A"/>
           <w:sz w:val="22"/>
         </w:rPr>
-        <w:t>3.</w:t>
+        <w:t>3. CONCLUSIÓN</w:t>
       </w:r>
       <w:r>
         <w:rPr>
           <w:rFonts w:ascii="Calibri" w:hAnsi="Calibri" w:eastAsia="Calibri"/>
+          <w:b/>
+          <w:color w:val="1A1A1A"/>
           <w:sz w:val="22"/>
         </w:rPr>
-        <w:t xml:space="preserve">  Coincidencias y discrepancias</w:t>
+        <w:tab/>
+        <w:t>10</w:t>
       </w:r>
     </w:p>
     <w:p>
       <w:pPr>
-        <w:spacing w:after="100"/>
+        <w:tabs>
+          <w:tab w:pos="9354" w:val="right" w:leader="dot"/>
+        </w:tabs>
+        <w:spacing w:line="360" w:lineRule="auto" w:after="40"/>
+        <w:ind w:left="454"/>
+        <w:jc w:val="left"/>
+      </w:pPr>
+      <w:r>
+        <w:rPr>
+          <w:rFonts w:ascii="Calibri" w:hAnsi="Calibri" w:eastAsia="Calibri"/>
+          <w:color w:val="1A1A1A"/>
+          <w:sz w:val="22"/>
+        </w:rPr>
+        <w:t>3.1 Conclusiones generales</w:t>
+      </w:r>
+      <w:r>
+        <w:rPr>
+          <w:rFonts w:ascii="Calibri" w:hAnsi="Calibri" w:eastAsia="Calibri"/>
+          <w:color w:val="1A1A1A"/>
+          <w:sz w:val="22"/>
+        </w:rPr>
+        <w:tab/>
+        <w:t>10</w:t>
+      </w:r>
+    </w:p>
+    <w:p>
+      <w:pPr>
+        <w:tabs>
+          <w:tab w:pos="9354" w:val="right" w:leader="dot"/>
+        </w:tabs>
+        <w:spacing w:line="360" w:lineRule="auto" w:after="40"/>
+        <w:ind w:left="0"/>
+        <w:jc w:val="left"/>
       </w:pPr>
       <w:r>
         <w:rPr>
           <w:rFonts w:ascii="Calibri" w:hAnsi="Calibri" w:eastAsia="Calibri"/>
           <w:b/>
+          <w:color w:val="1A1A1A"/>
           <w:sz w:val="22"/>
         </w:rPr>
-        <w:t>4.</w:t>
+        <w:t>4. REFERENCIAS</w:t>
       </w:r>
       <w:r>
         <w:rPr>
           <w:rFonts w:ascii="Calibri" w:hAnsi="Calibri" w:eastAsia="Calibri"/>
+          <w:b/>
+          <w:color w:val="1A1A1A"/>
           <w:sz w:val="22"/>
         </w:rPr>
-        <w:t xml:space="preserve">  Factores críticos</w:t>
+        <w:tab/>
+        <w:t>11</w:t>
       </w:r>
     </w:p>
     <w:p>
       <w:pPr>
-        <w:spacing w:after="100"/>
+        <w:tabs>
+          <w:tab w:pos="9354" w:val="right" w:leader="dot"/>
+        </w:tabs>
+        <w:spacing w:line="360" w:lineRule="auto" w:after="40"/>
+        <w:ind w:left="0"/>
+        <w:jc w:val="left"/>
       </w:pPr>
       <w:r>
         <w:rPr>
           <w:rFonts w:ascii="Calibri" w:hAnsi="Calibri" w:eastAsia="Calibri"/>
           <w:b/>
+          <w:color w:val="1A1A1A"/>
           <w:sz w:val="22"/>
         </w:rPr>
-        <w:t>5.</w:t>
+        <w:t>5. ANEXOS</w:t>
       </w:r>
       <w:r>
         <w:rPr>
           <w:rFonts w:ascii="Calibri" w:hAnsi="Calibri" w:eastAsia="Calibri"/>
+          <w:b/>
+          <w:color w:val="1A1A1A"/>
           <w:sz w:val="22"/>
         </w:rPr>
-        <w:t xml:space="preserve">  Oportunidades de mejora</w:t>
+        <w:tab/>
+        <w:t>13</w:t>
       </w:r>
     </w:p>
     <w:p>
       <w:pPr>
-        <w:spacing w:after="100"/>
+        <w:tabs>
+          <w:tab w:pos="9354" w:val="right" w:leader="dot"/>
+        </w:tabs>
+        <w:spacing w:line="360" w:lineRule="auto" w:after="40"/>
+        <w:ind w:left="454"/>
+        <w:jc w:val="left"/>
       </w:pPr>
       <w:r>
         <w:rPr>
           <w:rFonts w:ascii="Calibri" w:hAnsi="Calibri" w:eastAsia="Calibri"/>
-          <w:b/>
+          <w:color w:val="1A1A1A"/>
           <w:sz w:val="22"/>
         </w:rPr>
-        <w:t>6.</w:t>
+        <w:t>5.1 Trazabilidad de las cifras clave</w:t>
       </w:r>
       <w:r>
         <w:rPr>
           <w:rFonts w:ascii="Calibri" w:hAnsi="Calibri" w:eastAsia="Calibri"/>
+          <w:color w:val="1A1A1A"/>
           <w:sz w:val="22"/>
         </w:rPr>
-        <w:t xml:space="preserve">  Recomendaciones estratégicas priorizadas</w:t>
-      </w:r>
-    </w:p>
-    <w:p>
-      <w:pPr>
-        <w:spacing w:after="100"/>
-      </w:pPr>
-      <w:r>
-        <w:rPr>
-          <w:rFonts w:ascii="Calibri" w:hAnsi="Calibri" w:eastAsia="Calibri"/>
-          <w:b/>
-          <w:sz w:val="22"/>
-        </w:rPr>
-        <w:t>7.</w:t>
-      </w:r>
-      <w:r>
-        <w:rPr>
-          <w:rFonts w:ascii="Calibri" w:hAnsi="Calibri" w:eastAsia="Calibri"/>
-          <w:sz w:val="22"/>
-        </w:rPr>
-        <w:t xml:space="preserve">  Conclusiones generales</w:t>
-      </w:r>
-    </w:p>
-    <w:p>
-      <w:pPr>
-        <w:spacing w:after="100"/>
-      </w:pPr>
-      <w:r>
-        <w:rPr>
-          <w:rFonts w:ascii="Calibri" w:hAnsi="Calibri" w:eastAsia="Calibri"/>
-          <w:b/>
-          <w:sz w:val="22"/>
-        </w:rPr>
-        <w:t>8.</w:t>
-      </w:r>
-      <w:r>
-        <w:rPr>
-          <w:rFonts w:ascii="Calibri" w:hAnsi="Calibri" w:eastAsia="Calibri"/>
-          <w:sz w:val="22"/>
-        </w:rPr>
-        <w:t xml:space="preserve">  Anexo: trazabilidad y declaración de uso de IA</w:t>
-      </w:r>
-    </w:p>
-    <w:p>
-      <w:pPr>
-        <w:spacing w:after="100"/>
-      </w:pPr>
-      <w:r>
-        <w:rPr>
-          <w:rFonts w:ascii="Calibri" w:hAnsi="Calibri" w:eastAsia="Calibri"/>
-          <w:b/>
-          <w:sz w:val="22"/>
-        </w:rPr>
-        <w:t>9.</w:t>
-      </w:r>
-      <w:r>
-        <w:rPr>
-          <w:rFonts w:ascii="Calibri" w:hAnsi="Calibri" w:eastAsia="Calibri"/>
-          <w:sz w:val="22"/>
-        </w:rPr>
-        <w:t xml:space="preserve">  Bibliografía integrada</w:t>
+        <w:tab/>
+        <w:t>13</w:t>
       </w:r>
     </w:p>
     <w:p>
       <w:pPr>
         <w:pStyle w:val="Heading1"/>
         <w:pageBreakBefore/>
+        <w:pBdr>
+          <w:left w:val="single" w:sz="36" w:space="8" w:color="FFB800"/>
+        </w:pBdr>
       </w:pPr>
       <w:r>
-        <w:t>1. Síntesis ejecutiva</w:t>
+        <w:t>1. INTRODUCCIÓN</w:t>
+      </w:r>
+    </w:p>
+    <w:p>
+      <w:pPr>
+        <w:pStyle w:val="Heading2"/>
+        <w:pBdr>
+          <w:left w:val="single" w:sz="28" w:space="8" w:color="FFB800"/>
+        </w:pBdr>
+      </w:pPr>
+      <w:r>
+        <w:t>1.1 Tema, contexto y objetivos</w:t>
+      </w:r>
+    </w:p>
+    <w:p>
+      <w:pPr>
+        <w:pStyle w:val="Heading3"/>
+      </w:pPr>
+      <w:r>
+        <w:t>Tema</w:t>
+      </w:r>
+    </w:p>
+    <w:p>
+      <w:r>
+        <w:rPr>
+          <w:rFonts w:ascii="Calibri" w:hAnsi="Calibri" w:eastAsia="Calibri"/>
+        </w:rPr>
+        <w:t>La integración de los resultados del análisis descriptivo (Informe A) y del análisis con hipótesis (Informe B) de la encuesta del Proyecto La Puerta.</w:t>
+      </w:r>
+    </w:p>
+    <w:p>
+      <w:pPr>
+        <w:pStyle w:val="Heading3"/>
+      </w:pPr>
+      <w:r>
+        <w:t>Contexto</w:t>
+      </w:r>
+    </w:p>
+    <w:p>
+      <w:r>
+        <w:rPr>
+          <w:rFonts w:ascii="Calibri" w:hAnsi="Calibri" w:eastAsia="Calibri"/>
+        </w:rPr>
+        <w:t>Los Informes A y B parten de los mismos datos (n = 184) y responden preguntas distintas. Este informe los lee en conjunto para extraer conclusiones estratégicas y recomendaciones priorizadas.</w:t>
+      </w:r>
+    </w:p>
+    <w:p>
+      <w:pPr>
+        <w:pStyle w:val="Heading3"/>
+      </w:pPr>
+      <w:r>
+        <w:t>Objetivos</w:t>
+      </w:r>
+    </w:p>
+    <w:p>
+      <w:r>
+        <w:rPr>
+          <w:rFonts w:ascii="Calibri" w:hAnsi="Calibri" w:eastAsia="Calibri"/>
+          <w:b/>
+        </w:rPr>
+        <w:t>Objetivo general.</w:t>
+      </w:r>
+      <w:r>
+        <w:rPr>
+          <w:rFonts w:ascii="Calibri" w:hAnsi="Calibri" w:eastAsia="Calibri"/>
+        </w:rPr>
+        <w:t xml:space="preserve"> Integrar los hallazgos de ambos enfoques, identificar coincidencias y discrepancias y priorizar recomendaciones para la toma de decisiones.</w:t>
+      </w:r>
+    </w:p>
+    <w:p>
+      <w:pPr>
+        <w:spacing w:after="40"/>
+      </w:pPr>
+      <w:r>
+        <w:rPr>
+          <w:rFonts w:ascii="Calibri" w:hAnsi="Calibri" w:eastAsia="Calibri"/>
+          <w:b/>
+        </w:rPr>
+        <w:t>Objetivos específicos:</w:t>
+      </w:r>
+    </w:p>
+    <w:p>
+      <w:pPr>
+        <w:pStyle w:val="ListBullet"/>
+        <w:spacing w:after="60"/>
+      </w:pPr>
+      <w:r>
+        <w:rPr>
+          <w:rFonts w:ascii="Calibri" w:hAnsi="Calibri" w:eastAsia="Calibri"/>
+        </w:rPr>
+        <w:t>Sintetizar los hallazgos principales.</w:t>
+      </w:r>
+    </w:p>
+    <w:p>
+      <w:pPr>
+        <w:pStyle w:val="ListBullet"/>
+        <w:spacing w:after="60"/>
+      </w:pPr>
+      <w:r>
+        <w:rPr>
+          <w:rFonts w:ascii="Calibri" w:hAnsi="Calibri" w:eastAsia="Calibri"/>
+        </w:rPr>
+        <w:t>Comparar los dos enfoques de análisis.</w:t>
+      </w:r>
+    </w:p>
+    <w:p>
+      <w:pPr>
+        <w:pStyle w:val="ListBullet"/>
+        <w:spacing w:after="60"/>
+      </w:pPr>
+      <w:r>
+        <w:rPr>
+          <w:rFonts w:ascii="Calibri" w:hAnsi="Calibri" w:eastAsia="Calibri"/>
+        </w:rPr>
+        <w:t>Identificar factores críticos y oportunidades de mejora.</w:t>
+      </w:r>
+    </w:p>
+    <w:p>
+      <w:pPr>
+        <w:pStyle w:val="ListBullet"/>
+        <w:spacing w:after="60"/>
+      </w:pPr>
+      <w:r>
+        <w:rPr>
+          <w:rFonts w:ascii="Calibri" w:hAnsi="Calibri" w:eastAsia="Calibri"/>
+        </w:rPr>
+        <w:t>Priorizar recomendaciones estratégicas con indicadores de éxito.</w:t>
+      </w:r>
+    </w:p>
+    <w:p>
+      <w:pPr>
+        <w:pStyle w:val="Heading3"/>
+      </w:pPr>
+      <w:r>
+        <w:t>Organización del texto</w:t>
+      </w:r>
+    </w:p>
+    <w:p>
+      <w:r>
+        <w:rPr>
+          <w:rFonts w:ascii="Calibri" w:hAnsi="Calibri" w:eastAsia="Calibri"/>
+        </w:rPr>
+        <w:t>El documento se organiza en cinco partes: la Introducción (síntesis ejecutiva); el Desarrollo (comparación de enfoques, coincidencias y discrepancias, factores críticos, oportunidades y recomendaciones); la Conclusión; las Referencias integradas; y los Anexos (trazabilidad y declaración de uso de IA).</w:t>
+      </w:r>
+    </w:p>
+    <w:p>
+      <w:pPr>
+        <w:pStyle w:val="Heading2"/>
+        <w:pBdr>
+          <w:left w:val="single" w:sz="28" w:space="8" w:color="FFB800"/>
+        </w:pBdr>
+      </w:pPr>
+      <w:r>
+        <w:t>1.2 Síntesis ejecutiva</w:t>
       </w:r>
     </w:p>
     <w:p>
@@ -429,9 +839,7 @@
     </w:p>
     <w:tbl>
       <w:tblPr>
-        <w:tblW w:type="dxa" w:w="9412"/>
-        <w:tblLayout w:type="fixed"/>
-        <w:tblLook w:firstColumn="1" w:firstRow="1" w:lastColumn="0" w:lastRow="0" w:noHBand="0" w:noVBand="1" w:val="04A0"/>
+        <w:tblW w:type="dxa" w:w="9355"/>
         <w:jc w:val="center"/>
         <w:tblBorders>
           <w:top w:val="nil"/>
@@ -442,38 +850,42 @@
           <w:insideV w:val="nil"/>
         </w:tblBorders>
         <w:tblLayout w:type="fixed"/>
+        <w:tblLook w:firstColumn="1" w:firstRow="1" w:lastColumn="0" w:lastRow="0" w:noHBand="0" w:noVBand="1" w:val="04A0"/>
       </w:tblPr>
       <w:tblGrid>
-        <w:gridCol w:w="2353"/>
-        <w:gridCol w:w="2353"/>
-        <w:gridCol w:w="2353"/>
-        <w:gridCol w:w="2353"/>
+        <w:gridCol w:w="2338"/>
+        <w:gridCol w:w="2338"/>
+        <w:gridCol w:w="2338"/>
+        <w:gridCol w:w="2338"/>
       </w:tblGrid>
       <w:tr>
         <w:tc>
           <w:tcPr>
-            <w:tcW w:type="dxa" w:w="2353"/>
-            <w:shd w:val="clear" w:color="auto" w:fill="F3F6FA"/>
+            <w:tcW w:type="dxa" w:w="2339"/>
+            <w:tcBorders>
+              <w:top w:val="single" w:sz="24" w:color="FFB800"/>
+              <w:left w:val="nil"/>
+              <w:bottom w:val="nil"/>
+              <w:right w:val="nil"/>
+            </w:tcBorders>
+            <w:shd w:val="clear" w:color="auto" w:fill="EEEEEE"/>
             <w:tcMar>
               <w:top w:w="140" w:type="dxa"/>
               <w:left w:w="120" w:type="dxa"/>
               <w:bottom w:w="140" w:type="dxa"/>
               <w:right w:w="120" w:type="dxa"/>
             </w:tcMar>
-            <w:tcBorders>
-              <w:top w:val="single" w:sz="24" w:color="1B2A49"/>
-            </w:tcBorders>
           </w:tcPr>
           <w:p>
             <w:pPr>
-              <w:spacing w:after="0"/>
+              <w:spacing w:after="0" w:before="0" w:line="240" w:lineRule="auto"/>
               <w:jc w:val="center"/>
             </w:pPr>
             <w:r>
               <w:rPr>
                 <w:rFonts w:ascii="Calibri" w:hAnsi="Calibri" w:eastAsia="Calibri"/>
                 <w:b/>
-                <w:color w:val="1B2A49"/>
+                <w:color w:val="1A1A1A"/>
                 <w:sz w:val="44"/>
               </w:rPr>
               <w:t>3,87</w:t>
@@ -481,14 +893,14 @@
           </w:p>
           <w:p>
             <w:pPr>
-              <w:spacing w:after="0"/>
+              <w:spacing w:after="0" w:before="0" w:line="240" w:lineRule="auto"/>
               <w:jc w:val="center"/>
             </w:pPr>
             <w:r>
               <w:rPr>
                 <w:rFonts w:ascii="Calibri" w:hAnsi="Calibri" w:eastAsia="Calibri"/>
-                <w:color w:val="2B3548"/>
-                <w:sz w:val="17"/>
+                <w:color w:val="666666"/>
+                <w:sz w:val="18"/>
               </w:rPr>
               <w:t>puntaje global</w:t>
               <w:br/>
@@ -498,28 +910,31 @@
         </w:tc>
         <w:tc>
           <w:tcPr>
-            <w:tcW w:type="dxa" w:w="2353"/>
-            <w:shd w:val="clear" w:color="auto" w:fill="F3F6FA"/>
+            <w:tcW w:type="dxa" w:w="2339"/>
+            <w:tcBorders>
+              <w:top w:val="single" w:sz="24" w:color="FFB800"/>
+              <w:left w:val="nil"/>
+              <w:bottom w:val="nil"/>
+              <w:right w:val="nil"/>
+            </w:tcBorders>
+            <w:shd w:val="clear" w:color="auto" w:fill="EEEEEE"/>
             <w:tcMar>
               <w:top w:w="140" w:type="dxa"/>
               <w:left w:w="120" w:type="dxa"/>
               <w:bottom w:w="140" w:type="dxa"/>
               <w:right w:w="120" w:type="dxa"/>
             </w:tcMar>
-            <w:tcBorders>
-              <w:top w:val="single" w:sz="24" w:color="E4572E"/>
-            </w:tcBorders>
           </w:tcPr>
           <w:p>
             <w:pPr>
-              <w:spacing w:after="0"/>
+              <w:spacing w:after="0" w:before="0" w:line="240" w:lineRule="auto"/>
               <w:jc w:val="center"/>
             </w:pPr>
             <w:r>
               <w:rPr>
                 <w:rFonts w:ascii="Calibri" w:hAnsi="Calibri" w:eastAsia="Calibri"/>
                 <w:b/>
-                <w:color w:val="E4572E"/>
+                <w:color w:val="1A1A1A"/>
                 <w:sz w:val="44"/>
               </w:rPr>
               <w:t>41 %</w:t>
@@ -527,14 +942,14 @@
           </w:p>
           <w:p>
             <w:pPr>
-              <w:spacing w:after="0"/>
+              <w:spacing w:after="0" w:before="0" w:line="240" w:lineRule="auto"/>
               <w:jc w:val="center"/>
             </w:pPr>
             <w:r>
               <w:rPr>
                 <w:rFonts w:ascii="Calibri" w:hAnsi="Calibri" w:eastAsia="Calibri"/>
-                <w:color w:val="2B3548"/>
-                <w:sz w:val="17"/>
+                <w:color w:val="666666"/>
+                <w:sz w:val="18"/>
               </w:rPr>
               <w:t>tiene red de contactos</w:t>
               <w:br/>
@@ -544,28 +959,31 @@
         </w:tc>
         <w:tc>
           <w:tcPr>
-            <w:tcW w:type="dxa" w:w="2353"/>
-            <w:shd w:val="clear" w:color="auto" w:fill="F3F6FA"/>
+            <w:tcW w:type="dxa" w:w="2339"/>
+            <w:tcBorders>
+              <w:top w:val="single" w:sz="24" w:color="FFB800"/>
+              <w:left w:val="nil"/>
+              <w:bottom w:val="nil"/>
+              <w:right w:val="nil"/>
+            </w:tcBorders>
+            <w:shd w:val="clear" w:color="auto" w:fill="EEEEEE"/>
             <w:tcMar>
               <w:top w:w="140" w:type="dxa"/>
               <w:left w:w="120" w:type="dxa"/>
               <w:bottom w:w="140" w:type="dxa"/>
               <w:right w:w="120" w:type="dxa"/>
             </w:tcMar>
-            <w:tcBorders>
-              <w:top w:val="single" w:sz="24" w:color="1F8A8A"/>
-            </w:tcBorders>
           </w:tcPr>
           <w:p>
             <w:pPr>
-              <w:spacing w:after="0"/>
+              <w:spacing w:after="0" w:before="0" w:line="240" w:lineRule="auto"/>
               <w:jc w:val="center"/>
             </w:pPr>
             <w:r>
               <w:rPr>
                 <w:rFonts w:ascii="Calibri" w:hAnsi="Calibri" w:eastAsia="Calibri"/>
                 <w:b/>
-                <w:color w:val="1F8A8A"/>
+                <w:color w:val="1A1A1A"/>
                 <w:sz w:val="44"/>
               </w:rPr>
               <w:t>83 %</w:t>
@@ -573,14 +991,14 @@
           </w:p>
           <w:p>
             <w:pPr>
-              <w:spacing w:after="0"/>
+              <w:spacing w:after="0" w:before="0" w:line="240" w:lineRule="auto"/>
               <w:jc w:val="center"/>
             </w:pPr>
             <w:r>
               <w:rPr>
                 <w:rFonts w:ascii="Calibri" w:hAnsi="Calibri" w:eastAsia="Calibri"/>
-                <w:color w:val="2B3548"/>
-                <w:sz w:val="17"/>
+                <w:color w:val="666666"/>
+                <w:sz w:val="18"/>
               </w:rPr>
               <w:t>quiere proyectos</w:t>
               <w:br/>
@@ -590,28 +1008,31 @@
         </w:tc>
         <w:tc>
           <w:tcPr>
-            <w:tcW w:type="dxa" w:w="2353"/>
-            <w:shd w:val="clear" w:color="auto" w:fill="F3F6FA"/>
+            <w:tcW w:type="dxa" w:w="2339"/>
+            <w:tcBorders>
+              <w:top w:val="single" w:sz="24" w:color="FFB800"/>
+              <w:left w:val="nil"/>
+              <w:bottom w:val="nil"/>
+              <w:right w:val="nil"/>
+            </w:tcBorders>
+            <w:shd w:val="clear" w:color="auto" w:fill="EEEEEE"/>
             <w:tcMar>
               <w:top w:w="140" w:type="dxa"/>
               <w:left w:w="120" w:type="dxa"/>
               <w:bottom w:w="140" w:type="dxa"/>
               <w:right w:w="120" w:type="dxa"/>
             </w:tcMar>
-            <w:tcBorders>
-              <w:top w:val="single" w:sz="24" w:color="F2A900"/>
-            </w:tcBorders>
           </w:tcPr>
           <w:p>
             <w:pPr>
-              <w:spacing w:after="0"/>
+              <w:spacing w:after="0" w:before="0" w:line="240" w:lineRule="auto"/>
               <w:jc w:val="center"/>
             </w:pPr>
             <w:r>
               <w:rPr>
                 <w:rFonts w:ascii="Calibri" w:hAnsi="Calibri" w:eastAsia="Calibri"/>
                 <w:b/>
-                <w:color w:val="F2A900"/>
+                <w:color w:val="1A1A1A"/>
                 <w:sz w:val="44"/>
               </w:rPr>
               <w:t>+0,17</w:t>
@@ -619,14 +1040,14 @@
           </w:p>
           <w:p>
             <w:pPr>
-              <w:spacing w:after="0"/>
+              <w:spacing w:after="0" w:before="0" w:line="240" w:lineRule="auto"/>
               <w:jc w:val="center"/>
             </w:pPr>
             <w:r>
               <w:rPr>
                 <w:rFonts w:ascii="Calibri" w:hAnsi="Calibri" w:eastAsia="Calibri"/>
-                <w:color w:val="2B3548"/>
-                <w:sz w:val="17"/>
+                <w:color w:val="666666"/>
+                <w:sz w:val="18"/>
               </w:rPr>
               <w:t>ventaja con práctica</w:t>
               <w:br/>
@@ -638,12 +1059,18 @@
     </w:tbl>
     <w:p>
       <w:pPr>
-        <w:spacing w:after="40"/>
+        <w:spacing w:after="200" w:line="240" w:lineRule="auto"/>
       </w:pPr>
+      <w:r>
+        <w:rPr>
+          <w:sz w:val="8"/>
+        </w:rPr>
+        <w:t xml:space="preserve"> </w:t>
+      </w:r>
     </w:p>
     <w:p>
       <w:pPr>
-        <w:pStyle w:val="Heading3"/>
+        <w:pStyle w:val="Heading4"/>
       </w:pPr>
       <w:r>
         <w:t>La historia en cinco frases</w:t>
@@ -811,22 +1238,20 @@
     </w:p>
     <w:tbl>
       <w:tblPr>
-        <w:tblW w:type="dxa" w:w="9412"/>
+        <w:tblW w:type="dxa" w:w="9355"/>
+        <w:tblBorders>
+          <w:top w:val="nil"/>
+          <w:left w:val="nil"/>
+          <w:bottom w:val="nil"/>
+          <w:right w:val="nil"/>
+          <w:insideH w:val="nil"/>
+          <w:insideV w:val="nil"/>
+        </w:tblBorders>
         <w:tblLayout w:type="fixed"/>
         <w:tblLook w:firstColumn="1" w:firstRow="1" w:lastColumn="0" w:lastRow="0" w:noHBand="0" w:noVBand="1" w:val="04A0"/>
-        <w:tblBorders>
-          <w:top w:val="nil"/>
-          <w:left w:val="nil"/>
-          <w:bottom w:val="nil"/>
-          <w:right w:val="nil"/>
-          <w:insideH w:val="nil"/>
-          <w:insideV w:val="nil"/>
-        </w:tblBorders>
-        <w:tblLayout w:type="fixed"/>
       </w:tblPr>
       <w:tblGrid>
-        <w:gridCol w:w="198"/>
-        <w:gridCol w:w="9213"/>
+        <w:gridCol w:w="9355"/>
       </w:tblGrid>
       <w:tr>
         <w:trPr>
@@ -834,37 +1259,31 @@
         </w:trPr>
         <w:tc>
           <w:tcPr>
-            <w:tcW w:type="dxa" w:w="198"/>
-            <w:shd w:val="clear" w:color="auto" w:fill="1F8A8A"/>
-            <w:tcMar>
-              <w:top w:w="0" w:type="dxa"/>
-              <w:left w:w="0" w:type="dxa"/>
-              <w:bottom w:w="0" w:type="dxa"/>
-              <w:right w:w="0" w:type="dxa"/>
-            </w:tcMar>
-          </w:tcPr>
-          <w:p/>
-        </w:tc>
-        <w:tc>
-          <w:tcPr>
-            <w:tcW w:type="dxa" w:w="9213"/>
-            <w:shd w:val="clear" w:color="auto" w:fill="F3F6FA"/>
+            <w:tcW w:type="dxa" w:w="9354"/>
+            <w:tcBorders>
+              <w:top w:val="nil"/>
+              <w:left w:val="single" w:sz="32" w:color="FFB800"/>
+              <w:bottom w:val="nil"/>
+              <w:right w:val="nil"/>
+            </w:tcBorders>
+            <w:shd w:val="clear" w:color="auto" w:fill="EEEEEE"/>
             <w:tcMar>
               <w:top w:w="120" w:type="dxa"/>
-              <w:left w:w="200" w:type="dxa"/>
+              <w:left w:w="220" w:type="dxa"/>
               <w:bottom w:w="120" w:type="dxa"/>
               <w:right w:w="160" w:type="dxa"/>
             </w:tcMar>
           </w:tcPr>
           <w:p>
             <w:pPr>
-              <w:spacing w:after="40"/>
+              <w:spacing w:after="60" w:before="0" w:line="276" w:lineRule="auto"/>
+              <w:jc w:val="left"/>
             </w:pPr>
             <w:r>
               <w:rPr>
                 <w:rFonts w:ascii="Calibri" w:hAnsi="Calibri" w:eastAsia="Calibri"/>
                 <w:b/>
-                <w:color w:val="1F8A8A"/>
+                <w:color w:val="1A1A1A"/>
                 <w:sz w:val="21"/>
               </w:rPr>
               <w:t>Mensaje para la toma de decisiones</w:t>
@@ -872,7 +1291,8 @@
           </w:p>
           <w:p>
             <w:pPr>
-              <w:spacing w:after="40"/>
+              <w:spacing w:after="60" w:before="0" w:line="276" w:lineRule="auto"/>
+              <w:jc w:val="left"/>
             </w:pPr>
             <w:r>
               <w:rPr>
@@ -917,27 +1337,31 @@
     </w:tbl>
     <w:p>
       <w:pPr>
-        <w:spacing w:after="40"/>
+        <w:spacing w:after="200" w:line="240" w:lineRule="auto"/>
       </w:pPr>
+      <w:r>
+        <w:rPr>
+          <w:sz w:val="8"/>
+        </w:rPr>
+        <w:t xml:space="preserve"> </w:t>
+      </w:r>
     </w:p>
     <w:tbl>
       <w:tblPr>
-        <w:tblW w:type="dxa" w:w="9412"/>
+        <w:tblW w:type="dxa" w:w="9355"/>
+        <w:tblBorders>
+          <w:top w:val="nil"/>
+          <w:left w:val="nil"/>
+          <w:bottom w:val="nil"/>
+          <w:right w:val="nil"/>
+          <w:insideH w:val="nil"/>
+          <w:insideV w:val="nil"/>
+        </w:tblBorders>
         <w:tblLayout w:type="fixed"/>
         <w:tblLook w:firstColumn="1" w:firstRow="1" w:lastColumn="0" w:lastRow="0" w:noHBand="0" w:noVBand="1" w:val="04A0"/>
-        <w:tblBorders>
-          <w:top w:val="nil"/>
-          <w:left w:val="nil"/>
-          <w:bottom w:val="nil"/>
-          <w:right w:val="nil"/>
-          <w:insideH w:val="nil"/>
-          <w:insideV w:val="nil"/>
-        </w:tblBorders>
-        <w:tblLayout w:type="fixed"/>
       </w:tblPr>
       <w:tblGrid>
-        <w:gridCol w:w="198"/>
-        <w:gridCol w:w="9213"/>
+        <w:gridCol w:w="9355"/>
       </w:tblGrid>
       <w:tr>
         <w:trPr>
@@ -945,45 +1369,40 @@
         </w:trPr>
         <w:tc>
           <w:tcPr>
-            <w:tcW w:type="dxa" w:w="198"/>
-            <w:shd w:val="clear" w:color="auto" w:fill="E4572E"/>
-            <w:tcMar>
-              <w:top w:w="0" w:type="dxa"/>
-              <w:left w:w="0" w:type="dxa"/>
-              <w:bottom w:w="0" w:type="dxa"/>
-              <w:right w:w="0" w:type="dxa"/>
-            </w:tcMar>
-          </w:tcPr>
-          <w:p/>
-        </w:tc>
-        <w:tc>
-          <w:tcPr>
-            <w:tcW w:type="dxa" w:w="9213"/>
-            <w:shd w:val="clear" w:color="auto" w:fill="FDEEE9"/>
+            <w:tcW w:type="dxa" w:w="9354"/>
+            <w:tcBorders>
+              <w:top w:val="nil"/>
+              <w:left w:val="single" w:sz="32" w:color="FFB800"/>
+              <w:bottom w:val="nil"/>
+              <w:right w:val="nil"/>
+            </w:tcBorders>
+            <w:shd w:val="clear" w:color="auto" w:fill="EEEEEE"/>
             <w:tcMar>
               <w:top w:w="120" w:type="dxa"/>
-              <w:left w:w="200" w:type="dxa"/>
+              <w:left w:w="220" w:type="dxa"/>
               <w:bottom w:w="120" w:type="dxa"/>
               <w:right w:w="160" w:type="dxa"/>
             </w:tcMar>
           </w:tcPr>
           <w:p>
             <w:pPr>
-              <w:spacing w:after="40"/>
+              <w:spacing w:after="60" w:before="0" w:line="276" w:lineRule="auto"/>
+              <w:jc w:val="left"/>
             </w:pPr>
             <w:r>
               <w:rPr>
                 <w:rFonts w:ascii="Calibri" w:hAnsi="Calibri" w:eastAsia="Calibri"/>
                 <w:b/>
-                <w:color w:val="E4572E"/>
+                <w:color w:val="1A1A1A"/>
                 <w:sz w:val="21"/>
               </w:rPr>
-              <w:t>⚠ Una advertencia importante sobre los datos</w:t>
+              <w:t>Una advertencia importante sobre los datos</w:t>
             </w:r>
           </w:p>
           <w:p>
             <w:pPr>
-              <w:spacing w:after="40"/>
+              <w:spacing w:after="60" w:before="0" w:line="276" w:lineRule="auto"/>
+              <w:jc w:val="left"/>
             </w:pPr>
             <w:r>
               <w:rPr>
@@ -1025,7 +1444,8 @@
           </w:p>
           <w:p>
             <w:pPr>
-              <w:spacing w:after="40"/>
+              <w:spacing w:after="60" w:before="0" w:line="276" w:lineRule="auto"/>
+              <w:jc w:val="left"/>
             </w:pPr>
             <w:r>
               <w:rPr>
@@ -1085,16 +1505,36 @@
     </w:tbl>
     <w:p>
       <w:pPr>
-        <w:spacing w:after="40"/>
+        <w:spacing w:after="200" w:line="240" w:lineRule="auto"/>
       </w:pPr>
+      <w:r>
+        <w:rPr>
+          <w:sz w:val="8"/>
+        </w:rPr>
+        <w:t xml:space="preserve"> </w:t>
+      </w:r>
     </w:p>
     <w:p>
       <w:pPr>
         <w:pStyle w:val="Heading1"/>
         <w:pageBreakBefore/>
+        <w:pBdr>
+          <w:left w:val="single" w:sz="36" w:space="8" w:color="FFB800"/>
+        </w:pBdr>
       </w:pPr>
       <w:r>
-        <w:t>2. Comparación entre ambos enfoques</w:t>
+        <w:t>2. DESARROLLO</w:t>
+      </w:r>
+    </w:p>
+    <w:p>
+      <w:pPr>
+        <w:pStyle w:val="Heading2"/>
+        <w:pBdr>
+          <w:left w:val="single" w:sz="28" w:space="8" w:color="FFB800"/>
+        </w:pBdr>
+      </w:pPr>
+      <w:r>
+        <w:t>2.1 Comparación entre ambos enfoques</w:t>
       </w:r>
     </w:p>
     <w:p>
@@ -1133,24 +1573,23 @@
     </w:p>
     <w:tbl>
       <w:tblPr>
-        <w:tblW w:type="dxa" w:w="9412"/>
+        <w:tblW w:type="dxa" w:w="9355"/>
+        <w:jc w:val="center"/>
+        <w:tblBorders>
+          <w:top w:val="single" w:sz="4" w:space="0" w:color="CCCCCC"/>
+          <w:left w:val="single" w:sz="4" w:space="0" w:color="CCCCCC"/>
+          <w:bottom w:val="single" w:sz="4" w:space="0" w:color="CCCCCC"/>
+          <w:right w:val="single" w:sz="4" w:space="0" w:color="CCCCCC"/>
+          <w:insideH w:val="single" w:sz="4" w:space="0" w:color="CCCCCC"/>
+          <w:insideV w:val="single" w:sz="4" w:space="0" w:color="CCCCCC"/>
+        </w:tblBorders>
         <w:tblLayout w:type="fixed"/>
         <w:tblLook w:firstColumn="1" w:firstRow="1" w:lastColumn="0" w:lastRow="0" w:noHBand="0" w:noVBand="1" w:val="04A0"/>
-        <w:jc w:val="center"/>
-        <w:tblBorders>
-          <w:top w:val="single" w:sz="4" w:color="D5DAE3"/>
-          <w:left w:val="single" w:sz="4" w:color="D5DAE3"/>
-          <w:bottom w:val="single" w:sz="4" w:color="D5DAE3"/>
-          <w:right w:val="single" w:sz="4" w:color="D5DAE3"/>
-          <w:insideH w:val="single" w:sz="4" w:color="D5DAE3"/>
-          <w:insideV w:val="single" w:sz="4" w:color="D5DAE3"/>
-        </w:tblBorders>
-        <w:tblLayout w:type="fixed"/>
       </w:tblPr>
       <w:tblGrid>
-        <w:gridCol w:w="1814"/>
-        <w:gridCol w:w="3798"/>
-        <w:gridCol w:w="3798"/>
+        <w:gridCol w:w="1803"/>
+        <w:gridCol w:w="3776"/>
+        <w:gridCol w:w="3776"/>
       </w:tblGrid>
       <w:tr>
         <w:trPr>
@@ -1158,8 +1597,8 @@
         </w:trPr>
         <w:tc>
           <w:tcPr>
-            <w:tcW w:type="dxa" w:w="1814"/>
-            <w:shd w:val="clear" w:color="auto" w:fill="1B2A49"/>
+            <w:tcW w:type="dxa" w:w="1803"/>
+            <w:shd w:val="clear" w:color="auto" w:fill="1A1A1A"/>
             <w:tcMar>
               <w:top w:w="70" w:type="dxa"/>
               <w:left w:w="90" w:type="dxa"/>
@@ -1169,14 +1608,15 @@
           </w:tcPr>
           <w:p>
             <w:pPr>
-              <w:spacing w:after="0"/>
+              <w:spacing w:after="0" w:before="0" w:line="240" w:lineRule="auto"/>
+              <w:jc w:val="left"/>
             </w:pPr>
           </w:p>
         </w:tc>
         <w:tc>
           <w:tcPr>
-            <w:tcW w:type="dxa" w:w="3798"/>
-            <w:shd w:val="clear" w:color="auto" w:fill="1B2A49"/>
+            <w:tcW w:type="dxa" w:w="3776"/>
+            <w:shd w:val="clear" w:color="auto" w:fill="1A1A1A"/>
             <w:tcMar>
               <w:top w:w="70" w:type="dxa"/>
               <w:left w:w="90" w:type="dxa"/>
@@ -1186,7 +1626,8 @@
           </w:tcPr>
           <w:p>
             <w:pPr>
-              <w:spacing w:after="0"/>
+              <w:spacing w:after="0" w:before="0" w:line="240" w:lineRule="auto"/>
+              <w:jc w:val="left"/>
             </w:pPr>
             <w:r>
               <w:rPr>
@@ -1201,8 +1642,8 @@
         </w:tc>
         <w:tc>
           <w:tcPr>
-            <w:tcW w:type="dxa" w:w="3798"/>
-            <w:shd w:val="clear" w:color="auto" w:fill="1B2A49"/>
+            <w:tcW w:type="dxa" w:w="3776"/>
+            <w:shd w:val="clear" w:color="auto" w:fill="1A1A1A"/>
             <w:tcMar>
               <w:top w:w="70" w:type="dxa"/>
               <w:left w:w="90" w:type="dxa"/>
@@ -1212,7 +1653,8 @@
           </w:tcPr>
           <w:p>
             <w:pPr>
-              <w:spacing w:after="0"/>
+              <w:spacing w:after="0" w:before="0" w:line="240" w:lineRule="auto"/>
+              <w:jc w:val="left"/>
             </w:pPr>
             <w:r>
               <w:rPr>
@@ -1232,7 +1674,7 @@
         </w:trPr>
         <w:tc>
           <w:tcPr>
-            <w:tcW w:type="dxa" w:w="1814"/>
+            <w:tcW w:type="dxa" w:w="1803"/>
             <w:tcMar>
               <w:top w:w="60" w:type="dxa"/>
               <w:left w:w="90" w:type="dxa"/>
@@ -1243,7 +1685,8 @@
           </w:tcPr>
           <w:p>
             <w:pPr>
-              <w:spacing w:after="0"/>
+              <w:spacing w:after="0" w:before="0" w:line="240" w:lineRule="auto"/>
+              <w:jc w:val="left"/>
             </w:pPr>
             <w:r>
               <w:rPr>
@@ -1257,7 +1700,7 @@
         </w:tc>
         <w:tc>
           <w:tcPr>
-            <w:tcW w:type="dxa" w:w="3798"/>
+            <w:tcW w:type="dxa" w:w="3776"/>
             <w:tcMar>
               <w:top w:w="60" w:type="dxa"/>
               <w:left w:w="90" w:type="dxa"/>
@@ -1268,7 +1711,8 @@
           </w:tcPr>
           <w:p>
             <w:pPr>
-              <w:spacing w:after="0"/>
+              <w:spacing w:after="0" w:before="0" w:line="240" w:lineRule="auto"/>
+              <w:jc w:val="left"/>
             </w:pPr>
             <w:r>
               <w:rPr>
@@ -1281,7 +1725,7 @@
         </w:tc>
         <w:tc>
           <w:tcPr>
-            <w:tcW w:type="dxa" w:w="3798"/>
+            <w:tcW w:type="dxa" w:w="3776"/>
             <w:tcMar>
               <w:top w:w="60" w:type="dxa"/>
               <w:left w:w="90" w:type="dxa"/>
@@ -1292,7 +1736,8 @@
           </w:tcPr>
           <w:p>
             <w:pPr>
-              <w:spacing w:after="0"/>
+              <w:spacing w:after="0" w:before="0" w:line="240" w:lineRule="auto"/>
+              <w:jc w:val="left"/>
             </w:pPr>
             <w:r>
               <w:rPr>
@@ -1310,7 +1755,8 @@
         </w:trPr>
         <w:tc>
           <w:tcPr>
-            <w:tcW w:type="dxa" w:w="1814"/>
+            <w:tcW w:type="dxa" w:w="1803"/>
+            <w:shd w:val="clear" w:color="auto" w:fill="EEEEEE"/>
             <w:tcMar>
               <w:top w:w="60" w:type="dxa"/>
               <w:left w:w="90" w:type="dxa"/>
@@ -1318,11 +1764,11 @@
               <w:right w:w="90" w:type="dxa"/>
             </w:tcMar>
             <w:vAlign w:val="center"/>
-            <w:shd w:val="clear" w:color="auto" w:fill="F7F9FC"/>
           </w:tcPr>
           <w:p>
             <w:pPr>
-              <w:spacing w:after="0"/>
+              <w:spacing w:after="0" w:before="0" w:line="240" w:lineRule="auto"/>
+              <w:jc w:val="left"/>
             </w:pPr>
             <w:r>
               <w:rPr>
@@ -1336,7 +1782,8 @@
         </w:tc>
         <w:tc>
           <w:tcPr>
-            <w:tcW w:type="dxa" w:w="3798"/>
+            <w:tcW w:type="dxa" w:w="3776"/>
+            <w:shd w:val="clear" w:color="auto" w:fill="EEEEEE"/>
             <w:tcMar>
               <w:top w:w="60" w:type="dxa"/>
               <w:left w:w="90" w:type="dxa"/>
@@ -1344,11 +1791,11 @@
               <w:right w:w="90" w:type="dxa"/>
             </w:tcMar>
             <w:vAlign w:val="center"/>
-            <w:shd w:val="clear" w:color="auto" w:fill="F7F9FC"/>
           </w:tcPr>
           <w:p>
             <w:pPr>
-              <w:spacing w:after="0"/>
+              <w:spacing w:after="0" w:before="0" w:line="240" w:lineRule="auto"/>
+              <w:jc w:val="left"/>
             </w:pPr>
             <w:r>
               <w:rPr>
@@ -1361,7 +1808,8 @@
         </w:tc>
         <w:tc>
           <w:tcPr>
-            <w:tcW w:type="dxa" w:w="3798"/>
+            <w:tcW w:type="dxa" w:w="3776"/>
+            <w:shd w:val="clear" w:color="auto" w:fill="EEEEEE"/>
             <w:tcMar>
               <w:top w:w="60" w:type="dxa"/>
               <w:left w:w="90" w:type="dxa"/>
@@ -1369,11 +1817,11 @@
               <w:right w:w="90" w:type="dxa"/>
             </w:tcMar>
             <w:vAlign w:val="center"/>
-            <w:shd w:val="clear" w:color="auto" w:fill="F7F9FC"/>
           </w:tcPr>
           <w:p>
             <w:pPr>
-              <w:spacing w:after="0"/>
+              <w:spacing w:after="0" w:before="0" w:line="240" w:lineRule="auto"/>
+              <w:jc w:val="left"/>
             </w:pPr>
             <w:r>
               <w:rPr>
@@ -1391,7 +1839,7 @@
         </w:trPr>
         <w:tc>
           <w:tcPr>
-            <w:tcW w:type="dxa" w:w="1814"/>
+            <w:tcW w:type="dxa" w:w="1803"/>
             <w:tcMar>
               <w:top w:w="60" w:type="dxa"/>
               <w:left w:w="90" w:type="dxa"/>
@@ -1402,7 +1850,8 @@
           </w:tcPr>
           <w:p>
             <w:pPr>
-              <w:spacing w:after="0"/>
+              <w:spacing w:after="0" w:before="0" w:line="240" w:lineRule="auto"/>
+              <w:jc w:val="left"/>
             </w:pPr>
             <w:r>
               <w:rPr>
@@ -1416,7 +1865,7 @@
         </w:tc>
         <w:tc>
           <w:tcPr>
-            <w:tcW w:type="dxa" w:w="3798"/>
+            <w:tcW w:type="dxa" w:w="3776"/>
             <w:tcMar>
               <w:top w:w="60" w:type="dxa"/>
               <w:left w:w="90" w:type="dxa"/>
@@ -1427,7 +1876,8 @@
           </w:tcPr>
           <w:p>
             <w:pPr>
-              <w:spacing w:after="0"/>
+              <w:spacing w:after="0" w:before="0" w:line="240" w:lineRule="auto"/>
+              <w:jc w:val="left"/>
             </w:pPr>
             <w:r>
               <w:rPr>
@@ -1440,7 +1890,7 @@
         </w:tc>
         <w:tc>
           <w:tcPr>
-            <w:tcW w:type="dxa" w:w="3798"/>
+            <w:tcW w:type="dxa" w:w="3776"/>
             <w:tcMar>
               <w:top w:w="60" w:type="dxa"/>
               <w:left w:w="90" w:type="dxa"/>
@@ -1451,7 +1901,8 @@
           </w:tcPr>
           <w:p>
             <w:pPr>
-              <w:spacing w:after="0"/>
+              <w:spacing w:after="0" w:before="0" w:line="240" w:lineRule="auto"/>
+              <w:jc w:val="left"/>
             </w:pPr>
             <w:r>
               <w:rPr>
@@ -1469,7 +1920,8 @@
         </w:trPr>
         <w:tc>
           <w:tcPr>
-            <w:tcW w:type="dxa" w:w="1814"/>
+            <w:tcW w:type="dxa" w:w="1803"/>
+            <w:shd w:val="clear" w:color="auto" w:fill="EEEEEE"/>
             <w:tcMar>
               <w:top w:w="60" w:type="dxa"/>
               <w:left w:w="90" w:type="dxa"/>
@@ -1477,11 +1929,11 @@
               <w:right w:w="90" w:type="dxa"/>
             </w:tcMar>
             <w:vAlign w:val="center"/>
-            <w:shd w:val="clear" w:color="auto" w:fill="F7F9FC"/>
           </w:tcPr>
           <w:p>
             <w:pPr>
-              <w:spacing w:after="0"/>
+              <w:spacing w:after="0" w:before="0" w:line="240" w:lineRule="auto"/>
+              <w:jc w:val="left"/>
             </w:pPr>
             <w:r>
               <w:rPr>
@@ -1495,7 +1947,8 @@
         </w:tc>
         <w:tc>
           <w:tcPr>
-            <w:tcW w:type="dxa" w:w="3798"/>
+            <w:tcW w:type="dxa" w:w="3776"/>
+            <w:shd w:val="clear" w:color="auto" w:fill="EEEEEE"/>
             <w:tcMar>
               <w:top w:w="60" w:type="dxa"/>
               <w:left w:w="90" w:type="dxa"/>
@@ -1503,11 +1956,11 @@
               <w:right w:w="90" w:type="dxa"/>
             </w:tcMar>
             <w:vAlign w:val="center"/>
-            <w:shd w:val="clear" w:color="auto" w:fill="F7F9FC"/>
           </w:tcPr>
           <w:p>
             <w:pPr>
-              <w:spacing w:after="0"/>
+              <w:spacing w:after="0" w:before="0" w:line="240" w:lineRule="auto"/>
+              <w:jc w:val="left"/>
             </w:pPr>
             <w:r>
               <w:rPr>
@@ -1520,7 +1973,8 @@
         </w:tc>
         <w:tc>
           <w:tcPr>
-            <w:tcW w:type="dxa" w:w="3798"/>
+            <w:tcW w:type="dxa" w:w="3776"/>
+            <w:shd w:val="clear" w:color="auto" w:fill="EEEEEE"/>
             <w:tcMar>
               <w:top w:w="60" w:type="dxa"/>
               <w:left w:w="90" w:type="dxa"/>
@@ -1528,11 +1982,11 @@
               <w:right w:w="90" w:type="dxa"/>
             </w:tcMar>
             <w:vAlign w:val="center"/>
-            <w:shd w:val="clear" w:color="auto" w:fill="F7F9FC"/>
           </w:tcPr>
           <w:p>
             <w:pPr>
-              <w:spacing w:after="0"/>
+              <w:spacing w:after="0" w:before="0" w:line="240" w:lineRule="auto"/>
+              <w:jc w:val="left"/>
             </w:pPr>
             <w:r>
               <w:rPr>
@@ -1550,7 +2004,7 @@
         </w:trPr>
         <w:tc>
           <w:tcPr>
-            <w:tcW w:type="dxa" w:w="1814"/>
+            <w:tcW w:type="dxa" w:w="1803"/>
             <w:tcMar>
               <w:top w:w="60" w:type="dxa"/>
               <w:left w:w="90" w:type="dxa"/>
@@ -1561,7 +2015,8 @@
           </w:tcPr>
           <w:p>
             <w:pPr>
-              <w:spacing w:after="0"/>
+              <w:spacing w:after="0" w:before="0" w:line="240" w:lineRule="auto"/>
+              <w:jc w:val="left"/>
             </w:pPr>
             <w:r>
               <w:rPr>
@@ -1575,7 +2030,7 @@
         </w:tc>
         <w:tc>
           <w:tcPr>
-            <w:tcW w:type="dxa" w:w="3798"/>
+            <w:tcW w:type="dxa" w:w="3776"/>
             <w:tcMar>
               <w:top w:w="60" w:type="dxa"/>
               <w:left w:w="90" w:type="dxa"/>
@@ -1586,7 +2041,8 @@
           </w:tcPr>
           <w:p>
             <w:pPr>
-              <w:spacing w:after="0"/>
+              <w:spacing w:after="0" w:before="0" w:line="240" w:lineRule="auto"/>
+              <w:jc w:val="left"/>
             </w:pPr>
             <w:r>
               <w:rPr>
@@ -1599,7 +2055,7 @@
         </w:tc>
         <w:tc>
           <w:tcPr>
-            <w:tcW w:type="dxa" w:w="3798"/>
+            <w:tcW w:type="dxa" w:w="3776"/>
             <w:tcMar>
               <w:top w:w="60" w:type="dxa"/>
               <w:left w:w="90" w:type="dxa"/>
@@ -1610,7 +2066,8 @@
           </w:tcPr>
           <w:p>
             <w:pPr>
-              <w:spacing w:after="0"/>
+              <w:spacing w:after="0" w:before="0" w:line="240" w:lineRule="auto"/>
+              <w:jc w:val="left"/>
             </w:pPr>
             <w:r>
               <w:rPr>
@@ -1625,20 +2082,26 @@
     </w:tbl>
     <w:p>
       <w:pPr>
-        <w:spacing w:after="40"/>
+        <w:spacing w:after="240" w:line="240" w:lineRule="auto"/>
       </w:pPr>
+      <w:r>
+        <w:rPr>
+          <w:sz w:val="8"/>
+        </w:rPr>
+        <w:t xml:space="preserve"> </w:t>
+      </w:r>
     </w:p>
     <w:p>
       <w:pPr>
         <w:keepNext/>
-        <w:spacing w:after="40"/>
+        <w:spacing w:after="40" w:line="240" w:lineRule="auto"/>
         <w:jc w:val="center"/>
       </w:pPr>
       <w:r>
         <w:drawing>
           <wp:inline xmlns:a="http://schemas.openxmlformats.org/drawingml/2006/main" xmlns:pic="http://schemas.openxmlformats.org/drawingml/2006/picture">
-            <wp:extent cx="5832000" cy="2098115"/>
-            <wp:docPr id="2" name="Picture 2"/>
+            <wp:extent cx="5760000" cy="2072213"/>
+            <wp:docPr id="1" name="Picture 1"/>
             <wp:cNvGraphicFramePr>
               <a:graphicFrameLocks noChangeAspect="1"/>
             </wp:cNvGraphicFramePr>
@@ -1650,7 +2113,7 @@
                     <pic:cNvPicPr/>
                   </pic:nvPicPr>
                   <pic:blipFill>
-                    <a:blip r:embed="rId12"/>
+                    <a:blip r:embed="rId11"/>
                     <a:stretch>
                       <a:fillRect/>
                     </a:stretch>
@@ -1658,7 +2121,7 @@
                   <pic:spPr>
                     <a:xfrm>
                       <a:off x="0" y="0"/>
-                      <a:ext cx="5832000" cy="2098115"/>
+                      <a:ext cx="5760000" cy="2072213"/>
                     </a:xfrm>
                     <a:prstGeom prst="rect"/>
                   </pic:spPr>
@@ -1671,31 +2134,33 @@
     </w:p>
     <w:p>
       <w:pPr>
-        <w:spacing w:after="200"/>
+        <w:spacing w:after="240" w:line="276" w:lineRule="auto"/>
         <w:jc w:val="center"/>
       </w:pPr>
       <w:r>
         <w:rPr>
           <w:rFonts w:ascii="Calibri" w:hAnsi="Calibri" w:eastAsia="Calibri"/>
           <w:i/>
-          <w:color w:val="8892A6"/>
-          <w:sz w:val="17"/>
+          <w:color w:val="666666"/>
+          <w:sz w:val="18"/>
         </w:rPr>
         <w:t>Figura 1. Resultados de las seis hipótesis (síntesis del Informe B).</w:t>
       </w:r>
     </w:p>
     <w:p>
       <w:pPr>
-        <w:pStyle w:val="Heading1"/>
-        <w:pageBreakBefore/>
+        <w:pStyle w:val="Heading2"/>
+        <w:pBdr>
+          <w:left w:val="single" w:sz="28" w:space="8" w:color="FFB800"/>
+        </w:pBdr>
       </w:pPr>
       <w:r>
-        <w:t>3. Coincidencias y discrepancias</w:t>
+        <w:t>2.2 Coincidencias y discrepancias</w:t>
       </w:r>
     </w:p>
     <w:p>
       <w:pPr>
-        <w:pStyle w:val="Heading2"/>
+        <w:pStyle w:val="Heading3"/>
       </w:pPr>
       <w:r>
         <w:t>3.1 Donde ambos enfoques coinciden</w:t>
@@ -1703,25 +2168,24 @@
     </w:p>
     <w:tbl>
       <w:tblPr>
-        <w:tblW w:type="dxa" w:w="9412"/>
+        <w:tblW w:type="dxa" w:w="9355"/>
+        <w:jc w:val="center"/>
+        <w:tblBorders>
+          <w:top w:val="single" w:sz="4" w:space="0" w:color="CCCCCC"/>
+          <w:left w:val="single" w:sz="4" w:space="0" w:color="CCCCCC"/>
+          <w:bottom w:val="single" w:sz="4" w:space="0" w:color="CCCCCC"/>
+          <w:right w:val="single" w:sz="4" w:space="0" w:color="CCCCCC"/>
+          <w:insideH w:val="single" w:sz="4" w:space="0" w:color="CCCCCC"/>
+          <w:insideV w:val="single" w:sz="4" w:space="0" w:color="CCCCCC"/>
+        </w:tblBorders>
         <w:tblLayout w:type="fixed"/>
         <w:tblLook w:firstColumn="1" w:firstRow="1" w:lastColumn="0" w:lastRow="0" w:noHBand="0" w:noVBand="1" w:val="04A0"/>
-        <w:jc w:val="center"/>
-        <w:tblBorders>
-          <w:top w:val="single" w:sz="4" w:color="D5DAE3"/>
-          <w:left w:val="single" w:sz="4" w:color="D5DAE3"/>
-          <w:bottom w:val="single" w:sz="4" w:color="D5DAE3"/>
-          <w:right w:val="single" w:sz="4" w:color="D5DAE3"/>
-          <w:insideH w:val="single" w:sz="4" w:color="D5DAE3"/>
-          <w:insideV w:val="single" w:sz="4" w:color="D5DAE3"/>
-        </w:tblBorders>
-        <w:tblLayout w:type="fixed"/>
       </w:tblPr>
       <w:tblGrid>
-        <w:gridCol w:w="1927"/>
-        <w:gridCol w:w="2721"/>
-        <w:gridCol w:w="3061"/>
-        <w:gridCol w:w="1701"/>
+        <w:gridCol w:w="1916"/>
+        <w:gridCol w:w="2705"/>
+        <w:gridCol w:w="3043"/>
+        <w:gridCol w:w="1690"/>
       </w:tblGrid>
       <w:tr>
         <w:trPr>
@@ -1729,8 +2193,8 @@
         </w:trPr>
         <w:tc>
           <w:tcPr>
-            <w:tcW w:type="dxa" w:w="1928"/>
-            <w:shd w:val="clear" w:color="auto" w:fill="1B2A49"/>
+            <w:tcW w:type="dxa" w:w="1916"/>
+            <w:shd w:val="clear" w:color="auto" w:fill="1A1A1A"/>
             <w:tcMar>
               <w:top w:w="70" w:type="dxa"/>
               <w:left w:w="90" w:type="dxa"/>
@@ -1740,7 +2204,8 @@
           </w:tcPr>
           <w:p>
             <w:pPr>
-              <w:spacing w:after="0"/>
+              <w:spacing w:after="0" w:before="0" w:line="240" w:lineRule="auto"/>
+              <w:jc w:val="left"/>
             </w:pPr>
             <w:r>
               <w:rPr>
@@ -1755,8 +2220,8 @@
         </w:tc>
         <w:tc>
           <w:tcPr>
-            <w:tcW w:type="dxa" w:w="2721"/>
-            <w:shd w:val="clear" w:color="auto" w:fill="1B2A49"/>
+            <w:tcW w:type="dxa" w:w="2705"/>
+            <w:shd w:val="clear" w:color="auto" w:fill="1A1A1A"/>
             <w:tcMar>
               <w:top w:w="70" w:type="dxa"/>
               <w:left w:w="90" w:type="dxa"/>
@@ -1766,7 +2231,8 @@
           </w:tcPr>
           <w:p>
             <w:pPr>
-              <w:spacing w:after="0"/>
+              <w:spacing w:after="0" w:before="0" w:line="240" w:lineRule="auto"/>
+              <w:jc w:val="left"/>
             </w:pPr>
             <w:r>
               <w:rPr>
@@ -1781,8 +2247,8 @@
         </w:tc>
         <w:tc>
           <w:tcPr>
-            <w:tcW w:type="dxa" w:w="3061"/>
-            <w:shd w:val="clear" w:color="auto" w:fill="1B2A49"/>
+            <w:tcW w:type="dxa" w:w="3043"/>
+            <w:shd w:val="clear" w:color="auto" w:fill="1A1A1A"/>
             <w:tcMar>
               <w:top w:w="70" w:type="dxa"/>
               <w:left w:w="90" w:type="dxa"/>
@@ -1792,7 +2258,8 @@
           </w:tcPr>
           <w:p>
             <w:pPr>
-              <w:spacing w:after="0"/>
+              <w:spacing w:after="0" w:before="0" w:line="240" w:lineRule="auto"/>
+              <w:jc w:val="left"/>
             </w:pPr>
             <w:r>
               <w:rPr>
@@ -1807,8 +2274,8 @@
         </w:tc>
         <w:tc>
           <w:tcPr>
-            <w:tcW w:type="dxa" w:w="1701"/>
-            <w:shd w:val="clear" w:color="auto" w:fill="1B2A49"/>
+            <w:tcW w:type="dxa" w:w="1691"/>
+            <w:shd w:val="clear" w:color="auto" w:fill="1A1A1A"/>
             <w:tcMar>
               <w:top w:w="70" w:type="dxa"/>
               <w:left w:w="90" w:type="dxa"/>
@@ -1818,7 +2285,8 @@
           </w:tcPr>
           <w:p>
             <w:pPr>
-              <w:spacing w:after="0"/>
+              <w:spacing w:after="0" w:before="0" w:line="240" w:lineRule="auto"/>
+              <w:jc w:val="left"/>
             </w:pPr>
             <w:r>
               <w:rPr>
@@ -1838,7 +2306,7 @@
         </w:trPr>
         <w:tc>
           <w:tcPr>
-            <w:tcW w:type="dxa" w:w="1928"/>
+            <w:tcW w:type="dxa" w:w="1916"/>
             <w:tcMar>
               <w:top w:w="60" w:type="dxa"/>
               <w:left w:w="90" w:type="dxa"/>
@@ -1849,7 +2317,8 @@
           </w:tcPr>
           <w:p>
             <w:pPr>
-              <w:spacing w:after="0"/>
+              <w:spacing w:after="0" w:before="0" w:line="240" w:lineRule="auto"/>
+              <w:jc w:val="left"/>
             </w:pPr>
             <w:r>
               <w:rPr>
@@ -1863,7 +2332,7 @@
         </w:tc>
         <w:tc>
           <w:tcPr>
-            <w:tcW w:type="dxa" w:w="2721"/>
+            <w:tcW w:type="dxa" w:w="2705"/>
             <w:tcMar>
               <w:top w:w="60" w:type="dxa"/>
               <w:left w:w="90" w:type="dxa"/>
@@ -1874,7 +2343,8 @@
           </w:tcPr>
           <w:p>
             <w:pPr>
-              <w:spacing w:after="0"/>
+              <w:spacing w:after="0" w:before="0" w:line="240" w:lineRule="auto"/>
+              <w:jc w:val="left"/>
             </w:pPr>
             <w:r>
               <w:rPr>
@@ -1887,7 +2357,7 @@
         </w:tc>
         <w:tc>
           <w:tcPr>
-            <w:tcW w:type="dxa" w:w="3061"/>
+            <w:tcW w:type="dxa" w:w="3043"/>
             <w:tcMar>
               <w:top w:w="60" w:type="dxa"/>
               <w:left w:w="90" w:type="dxa"/>
@@ -1898,7 +2368,8 @@
           </w:tcPr>
           <w:p>
             <w:pPr>
-              <w:spacing w:after="0"/>
+              <w:spacing w:after="0" w:before="0" w:line="240" w:lineRule="auto"/>
+              <w:jc w:val="left"/>
             </w:pPr>
             <w:r>
               <w:rPr>
@@ -1911,7 +2382,8 @@
         </w:tc>
         <w:tc>
           <w:tcPr>
-            <w:tcW w:type="dxa" w:w="1701"/>
+            <w:tcW w:type="dxa" w:w="1691"/>
+            <w:shd w:val="clear" w:color="auto" w:fill="1A1A1A"/>
             <w:tcMar>
               <w:top w:w="60" w:type="dxa"/>
               <w:left w:w="90" w:type="dxa"/>
@@ -1919,11 +2391,11 @@
               <w:right w:w="90" w:type="dxa"/>
             </w:tcMar>
             <w:vAlign w:val="center"/>
-            <w:shd w:val="clear" w:color="auto" w:fill="1F8A8A"/>
           </w:tcPr>
           <w:p>
             <w:pPr>
-              <w:spacing w:after="0"/>
+              <w:spacing w:after="0" w:before="0" w:line="240" w:lineRule="auto"/>
+              <w:jc w:val="left"/>
             </w:pPr>
             <w:r>
               <w:rPr>
@@ -1943,7 +2415,8 @@
         </w:trPr>
         <w:tc>
           <w:tcPr>
-            <w:tcW w:type="dxa" w:w="1928"/>
+            <w:tcW w:type="dxa" w:w="1916"/>
+            <w:shd w:val="clear" w:color="auto" w:fill="EEEEEE"/>
             <w:tcMar>
               <w:top w:w="60" w:type="dxa"/>
               <w:left w:w="90" w:type="dxa"/>
@@ -1951,11 +2424,11 @@
               <w:right w:w="90" w:type="dxa"/>
             </w:tcMar>
             <w:vAlign w:val="center"/>
-            <w:shd w:val="clear" w:color="auto" w:fill="F7F9FC"/>
           </w:tcPr>
           <w:p>
             <w:pPr>
-              <w:spacing w:after="0"/>
+              <w:spacing w:after="0" w:before="0" w:line="240" w:lineRule="auto"/>
+              <w:jc w:val="left"/>
             </w:pPr>
             <w:r>
               <w:rPr>
@@ -1969,7 +2442,8 @@
         </w:tc>
         <w:tc>
           <w:tcPr>
-            <w:tcW w:type="dxa" w:w="2721"/>
+            <w:tcW w:type="dxa" w:w="2705"/>
+            <w:shd w:val="clear" w:color="auto" w:fill="EEEEEE"/>
             <w:tcMar>
               <w:top w:w="60" w:type="dxa"/>
               <w:left w:w="90" w:type="dxa"/>
@@ -1977,11 +2451,11 @@
               <w:right w:w="90" w:type="dxa"/>
             </w:tcMar>
             <w:vAlign w:val="center"/>
-            <w:shd w:val="clear" w:color="auto" w:fill="F7F9FC"/>
           </w:tcPr>
           <w:p>
             <w:pPr>
-              <w:spacing w:after="0"/>
+              <w:spacing w:after="0" w:before="0" w:line="240" w:lineRule="auto"/>
+              <w:jc w:val="left"/>
             </w:pPr>
             <w:r>
               <w:rPr>
@@ -1994,7 +2468,8 @@
         </w:tc>
         <w:tc>
           <w:tcPr>
-            <w:tcW w:type="dxa" w:w="3061"/>
+            <w:tcW w:type="dxa" w:w="3043"/>
+            <w:shd w:val="clear" w:color="auto" w:fill="EEEEEE"/>
             <w:tcMar>
               <w:top w:w="60" w:type="dxa"/>
               <w:left w:w="90" w:type="dxa"/>
@@ -2002,11 +2477,11 @@
               <w:right w:w="90" w:type="dxa"/>
             </w:tcMar>
             <w:vAlign w:val="center"/>
-            <w:shd w:val="clear" w:color="auto" w:fill="F7F9FC"/>
           </w:tcPr>
           <w:p>
             <w:pPr>
-              <w:spacing w:after="0"/>
+              <w:spacing w:after="0" w:before="0" w:line="240" w:lineRule="auto"/>
+              <w:jc w:val="left"/>
             </w:pPr>
             <w:r>
               <w:rPr>
@@ -2019,7 +2494,8 @@
         </w:tc>
         <w:tc>
           <w:tcPr>
-            <w:tcW w:type="dxa" w:w="1701"/>
+            <w:tcW w:type="dxa" w:w="1691"/>
+            <w:shd w:val="clear" w:color="auto" w:fill="1A1A1A"/>
             <w:tcMar>
               <w:top w:w="60" w:type="dxa"/>
               <w:left w:w="90" w:type="dxa"/>
@@ -2027,12 +2503,11 @@
               <w:right w:w="90" w:type="dxa"/>
             </w:tcMar>
             <w:vAlign w:val="center"/>
-            <w:shd w:val="clear" w:color="auto" w:fill="F7F9FC"/>
-            <w:shd w:val="clear" w:color="auto" w:fill="1F8A8A"/>
           </w:tcPr>
           <w:p>
             <w:pPr>
-              <w:spacing w:after="0"/>
+              <w:spacing w:after="0" w:before="0" w:line="240" w:lineRule="auto"/>
+              <w:jc w:val="left"/>
             </w:pPr>
             <w:r>
               <w:rPr>
@@ -2052,7 +2527,7 @@
         </w:trPr>
         <w:tc>
           <w:tcPr>
-            <w:tcW w:type="dxa" w:w="1928"/>
+            <w:tcW w:type="dxa" w:w="1916"/>
             <w:tcMar>
               <w:top w:w="60" w:type="dxa"/>
               <w:left w:w="90" w:type="dxa"/>
@@ -2063,7 +2538,8 @@
           </w:tcPr>
           <w:p>
             <w:pPr>
-              <w:spacing w:after="0"/>
+              <w:spacing w:after="0" w:before="0" w:line="240" w:lineRule="auto"/>
+              <w:jc w:val="left"/>
             </w:pPr>
             <w:r>
               <w:rPr>
@@ -2077,7 +2553,7 @@
         </w:tc>
         <w:tc>
           <w:tcPr>
-            <w:tcW w:type="dxa" w:w="2721"/>
+            <w:tcW w:type="dxa" w:w="2705"/>
             <w:tcMar>
               <w:top w:w="60" w:type="dxa"/>
               <w:left w:w="90" w:type="dxa"/>
@@ -2088,7 +2564,8 @@
           </w:tcPr>
           <w:p>
             <w:pPr>
-              <w:spacing w:after="0"/>
+              <w:spacing w:after="0" w:before="0" w:line="240" w:lineRule="auto"/>
+              <w:jc w:val="left"/>
             </w:pPr>
             <w:r>
               <w:rPr>
@@ -2101,7 +2578,7 @@
         </w:tc>
         <w:tc>
           <w:tcPr>
-            <w:tcW w:type="dxa" w:w="3061"/>
+            <w:tcW w:type="dxa" w:w="3043"/>
             <w:tcMar>
               <w:top w:w="60" w:type="dxa"/>
               <w:left w:w="90" w:type="dxa"/>
@@ -2112,7 +2589,8 @@
           </w:tcPr>
           <w:p>
             <w:pPr>
-              <w:spacing w:after="0"/>
+              <w:spacing w:after="0" w:before="0" w:line="240" w:lineRule="auto"/>
+              <w:jc w:val="left"/>
             </w:pPr>
             <w:r>
               <w:rPr>
@@ -2125,7 +2603,8 @@
         </w:tc>
         <w:tc>
           <w:tcPr>
-            <w:tcW w:type="dxa" w:w="1701"/>
+            <w:tcW w:type="dxa" w:w="1691"/>
+            <w:shd w:val="clear" w:color="auto" w:fill="666666"/>
             <w:tcMar>
               <w:top w:w="60" w:type="dxa"/>
               <w:left w:w="90" w:type="dxa"/>
@@ -2133,11 +2612,11 @@
               <w:right w:w="90" w:type="dxa"/>
             </w:tcMar>
             <w:vAlign w:val="center"/>
-            <w:shd w:val="clear" w:color="auto" w:fill="4C8BD6"/>
           </w:tcPr>
           <w:p>
             <w:pPr>
-              <w:spacing w:after="0"/>
+              <w:spacing w:after="0" w:before="0" w:line="240" w:lineRule="auto"/>
+              <w:jc w:val="left"/>
             </w:pPr>
             <w:r>
               <w:rPr>
@@ -2157,7 +2636,8 @@
         </w:trPr>
         <w:tc>
           <w:tcPr>
-            <w:tcW w:type="dxa" w:w="1928"/>
+            <w:tcW w:type="dxa" w:w="1916"/>
+            <w:shd w:val="clear" w:color="auto" w:fill="EEEEEE"/>
             <w:tcMar>
               <w:top w:w="60" w:type="dxa"/>
               <w:left w:w="90" w:type="dxa"/>
@@ -2165,11 +2645,11 @@
               <w:right w:w="90" w:type="dxa"/>
             </w:tcMar>
             <w:vAlign w:val="center"/>
-            <w:shd w:val="clear" w:color="auto" w:fill="F7F9FC"/>
           </w:tcPr>
           <w:p>
             <w:pPr>
-              <w:spacing w:after="0"/>
+              <w:spacing w:after="0" w:before="0" w:line="240" w:lineRule="auto"/>
+              <w:jc w:val="left"/>
             </w:pPr>
             <w:r>
               <w:rPr>
@@ -2183,7 +2663,8 @@
         </w:tc>
         <w:tc>
           <w:tcPr>
-            <w:tcW w:type="dxa" w:w="2721"/>
+            <w:tcW w:type="dxa" w:w="2705"/>
+            <w:shd w:val="clear" w:color="auto" w:fill="EEEEEE"/>
             <w:tcMar>
               <w:top w:w="60" w:type="dxa"/>
               <w:left w:w="90" w:type="dxa"/>
@@ -2191,11 +2672,11 @@
               <w:right w:w="90" w:type="dxa"/>
             </w:tcMar>
             <w:vAlign w:val="center"/>
-            <w:shd w:val="clear" w:color="auto" w:fill="F7F9FC"/>
           </w:tcPr>
           <w:p>
             <w:pPr>
-              <w:spacing w:after="0"/>
+              <w:spacing w:after="0" w:before="0" w:line="240" w:lineRule="auto"/>
+              <w:jc w:val="left"/>
             </w:pPr>
             <w:r>
               <w:rPr>
@@ -2208,7 +2689,8 @@
         </w:tc>
         <w:tc>
           <w:tcPr>
-            <w:tcW w:type="dxa" w:w="3061"/>
+            <w:tcW w:type="dxa" w:w="3043"/>
+            <w:shd w:val="clear" w:color="auto" w:fill="EEEEEE"/>
             <w:tcMar>
               <w:top w:w="60" w:type="dxa"/>
               <w:left w:w="90" w:type="dxa"/>
@@ -2216,11 +2698,11 @@
               <w:right w:w="90" w:type="dxa"/>
             </w:tcMar>
             <w:vAlign w:val="center"/>
-            <w:shd w:val="clear" w:color="auto" w:fill="F7F9FC"/>
           </w:tcPr>
           <w:p>
             <w:pPr>
-              <w:spacing w:after="0"/>
+              <w:spacing w:after="0" w:before="0" w:line="240" w:lineRule="auto"/>
+              <w:jc w:val="left"/>
             </w:pPr>
             <w:r>
               <w:rPr>
@@ -2233,7 +2715,8 @@
         </w:tc>
         <w:tc>
           <w:tcPr>
-            <w:tcW w:type="dxa" w:w="1701"/>
+            <w:tcW w:type="dxa" w:w="1691"/>
+            <w:shd w:val="clear" w:color="auto" w:fill="666666"/>
             <w:tcMar>
               <w:top w:w="60" w:type="dxa"/>
               <w:left w:w="90" w:type="dxa"/>
@@ -2241,12 +2724,11 @@
               <w:right w:w="90" w:type="dxa"/>
             </w:tcMar>
             <w:vAlign w:val="center"/>
-            <w:shd w:val="clear" w:color="auto" w:fill="F7F9FC"/>
-            <w:shd w:val="clear" w:color="auto" w:fill="4C8BD6"/>
           </w:tcPr>
           <w:p>
             <w:pPr>
-              <w:spacing w:after="0"/>
+              <w:spacing w:after="0" w:before="0" w:line="240" w:lineRule="auto"/>
+              <w:jc w:val="left"/>
             </w:pPr>
             <w:r>
               <w:rPr>
@@ -2266,7 +2748,7 @@
         </w:trPr>
         <w:tc>
           <w:tcPr>
-            <w:tcW w:type="dxa" w:w="1928"/>
+            <w:tcW w:type="dxa" w:w="1916"/>
             <w:tcMar>
               <w:top w:w="60" w:type="dxa"/>
               <w:left w:w="90" w:type="dxa"/>
@@ -2277,7 +2759,8 @@
           </w:tcPr>
           <w:p>
             <w:pPr>
-              <w:spacing w:after="0"/>
+              <w:spacing w:after="0" w:before="0" w:line="240" w:lineRule="auto"/>
+              <w:jc w:val="left"/>
             </w:pPr>
             <w:r>
               <w:rPr>
@@ -2291,7 +2774,7 @@
         </w:tc>
         <w:tc>
           <w:tcPr>
-            <w:tcW w:type="dxa" w:w="2721"/>
+            <w:tcW w:type="dxa" w:w="2705"/>
             <w:tcMar>
               <w:top w:w="60" w:type="dxa"/>
               <w:left w:w="90" w:type="dxa"/>
@@ -2302,7 +2785,8 @@
           </w:tcPr>
           <w:p>
             <w:pPr>
-              <w:spacing w:after="0"/>
+              <w:spacing w:after="0" w:before="0" w:line="240" w:lineRule="auto"/>
+              <w:jc w:val="left"/>
             </w:pPr>
             <w:r>
               <w:rPr>
@@ -2315,7 +2799,7 @@
         </w:tc>
         <w:tc>
           <w:tcPr>
-            <w:tcW w:type="dxa" w:w="3061"/>
+            <w:tcW w:type="dxa" w:w="3043"/>
             <w:tcMar>
               <w:top w:w="60" w:type="dxa"/>
               <w:left w:w="90" w:type="dxa"/>
@@ -2326,7 +2810,8 @@
           </w:tcPr>
           <w:p>
             <w:pPr>
-              <w:spacing w:after="0"/>
+              <w:spacing w:after="0" w:before="0" w:line="240" w:lineRule="auto"/>
+              <w:jc w:val="left"/>
             </w:pPr>
             <w:r>
               <w:rPr>
@@ -2339,7 +2824,8 @@
         </w:tc>
         <w:tc>
           <w:tcPr>
-            <w:tcW w:type="dxa" w:w="1701"/>
+            <w:tcW w:type="dxa" w:w="1691"/>
+            <w:shd w:val="clear" w:color="auto" w:fill="666666"/>
             <w:tcMar>
               <w:top w:w="60" w:type="dxa"/>
               <w:left w:w="90" w:type="dxa"/>
@@ -2347,11 +2833,11 @@
               <w:right w:w="90" w:type="dxa"/>
             </w:tcMar>
             <w:vAlign w:val="center"/>
-            <w:shd w:val="clear" w:color="auto" w:fill="4C8BD6"/>
           </w:tcPr>
           <w:p>
             <w:pPr>
-              <w:spacing w:after="0"/>
+              <w:spacing w:after="0" w:before="0" w:line="240" w:lineRule="auto"/>
+              <w:jc w:val="left"/>
             </w:pPr>
             <w:r>
               <w:rPr>
@@ -2368,12 +2854,18 @@
     </w:tbl>
     <w:p>
       <w:pPr>
-        <w:spacing w:after="40"/>
+        <w:spacing w:after="240" w:line="240" w:lineRule="auto"/>
       </w:pPr>
+      <w:r>
+        <w:rPr>
+          <w:sz w:val="8"/>
+        </w:rPr>
+        <w:t xml:space="preserve"> </w:t>
+      </w:r>
     </w:p>
     <w:p>
       <w:pPr>
-        <w:pStyle w:val="Heading2"/>
+        <w:pStyle w:val="Heading3"/>
       </w:pPr>
       <w:r>
         <w:t>3.2 Donde se separan (y cómo leerlo)</w:t>
@@ -2381,25 +2873,24 @@
     </w:p>
     <w:tbl>
       <w:tblPr>
-        <w:tblW w:type="dxa" w:w="9412"/>
+        <w:tblW w:type="dxa" w:w="9355"/>
+        <w:jc w:val="center"/>
+        <w:tblBorders>
+          <w:top w:val="single" w:sz="4" w:space="0" w:color="CCCCCC"/>
+          <w:left w:val="single" w:sz="4" w:space="0" w:color="CCCCCC"/>
+          <w:bottom w:val="single" w:sz="4" w:space="0" w:color="CCCCCC"/>
+          <w:right w:val="single" w:sz="4" w:space="0" w:color="CCCCCC"/>
+          <w:insideH w:val="single" w:sz="4" w:space="0" w:color="CCCCCC"/>
+          <w:insideV w:val="single" w:sz="4" w:space="0" w:color="CCCCCC"/>
+        </w:tblBorders>
         <w:tblLayout w:type="fixed"/>
         <w:tblLook w:firstColumn="1" w:firstRow="1" w:lastColumn="0" w:lastRow="0" w:noHBand="0" w:noVBand="1" w:val="04A0"/>
-        <w:jc w:val="center"/>
-        <w:tblBorders>
-          <w:top w:val="single" w:sz="4" w:color="D5DAE3"/>
-          <w:left w:val="single" w:sz="4" w:color="D5DAE3"/>
-          <w:bottom w:val="single" w:sz="4" w:color="D5DAE3"/>
-          <w:right w:val="single" w:sz="4" w:color="D5DAE3"/>
-          <w:insideH w:val="single" w:sz="4" w:color="D5DAE3"/>
-          <w:insideV w:val="single" w:sz="4" w:color="D5DAE3"/>
-        </w:tblBorders>
-        <w:tblLayout w:type="fixed"/>
       </w:tblPr>
       <w:tblGrid>
-        <w:gridCol w:w="1644"/>
-        <w:gridCol w:w="2494"/>
-        <w:gridCol w:w="2664"/>
-        <w:gridCol w:w="2608"/>
+        <w:gridCol w:w="1634"/>
+        <w:gridCol w:w="2479"/>
+        <w:gridCol w:w="2648"/>
+        <w:gridCol w:w="2592"/>
       </w:tblGrid>
       <w:tr>
         <w:trPr>
@@ -2407,8 +2898,8 @@
         </w:trPr>
         <w:tc>
           <w:tcPr>
-            <w:tcW w:type="dxa" w:w="1644"/>
-            <w:shd w:val="clear" w:color="auto" w:fill="1B2A49"/>
+            <w:tcW w:type="dxa" w:w="1634"/>
+            <w:shd w:val="clear" w:color="auto" w:fill="1A1A1A"/>
             <w:tcMar>
               <w:top w:w="70" w:type="dxa"/>
               <w:left w:w="90" w:type="dxa"/>
@@ -2418,7 +2909,8 @@
           </w:tcPr>
           <w:p>
             <w:pPr>
-              <w:spacing w:after="0"/>
+              <w:spacing w:after="0" w:before="0" w:line="240" w:lineRule="auto"/>
+              <w:jc w:val="left"/>
             </w:pPr>
             <w:r>
               <w:rPr>
@@ -2433,8 +2925,8 @@
         </w:tc>
         <w:tc>
           <w:tcPr>
-            <w:tcW w:type="dxa" w:w="2494"/>
-            <w:shd w:val="clear" w:color="auto" w:fill="1B2A49"/>
+            <w:tcW w:type="dxa" w:w="2479"/>
+            <w:shd w:val="clear" w:color="auto" w:fill="1A1A1A"/>
             <w:tcMar>
               <w:top w:w="70" w:type="dxa"/>
               <w:left w:w="90" w:type="dxa"/>
@@ -2444,7 +2936,8 @@
           </w:tcPr>
           <w:p>
             <w:pPr>
-              <w:spacing w:after="0"/>
+              <w:spacing w:after="0" w:before="0" w:line="240" w:lineRule="auto"/>
+              <w:jc w:val="left"/>
             </w:pPr>
             <w:r>
               <w:rPr>
@@ -2459,8 +2952,8 @@
         </w:tc>
         <w:tc>
           <w:tcPr>
-            <w:tcW w:type="dxa" w:w="2665"/>
-            <w:shd w:val="clear" w:color="auto" w:fill="1B2A49"/>
+            <w:tcW w:type="dxa" w:w="2649"/>
+            <w:shd w:val="clear" w:color="auto" w:fill="1A1A1A"/>
             <w:tcMar>
               <w:top w:w="70" w:type="dxa"/>
               <w:left w:w="90" w:type="dxa"/>
@@ -2470,7 +2963,8 @@
           </w:tcPr>
           <w:p>
             <w:pPr>
-              <w:spacing w:after="0"/>
+              <w:spacing w:after="0" w:before="0" w:line="240" w:lineRule="auto"/>
+              <w:jc w:val="left"/>
             </w:pPr>
             <w:r>
               <w:rPr>
@@ -2485,8 +2979,8 @@
         </w:tc>
         <w:tc>
           <w:tcPr>
-            <w:tcW w:type="dxa" w:w="2608"/>
-            <w:shd w:val="clear" w:color="auto" w:fill="1B2A49"/>
+            <w:tcW w:type="dxa" w:w="2592"/>
+            <w:shd w:val="clear" w:color="auto" w:fill="1A1A1A"/>
             <w:tcMar>
               <w:top w:w="70" w:type="dxa"/>
               <w:left w:w="90" w:type="dxa"/>
@@ -2496,7 +2990,8 @@
           </w:tcPr>
           <w:p>
             <w:pPr>
-              <w:spacing w:after="0"/>
+              <w:spacing w:after="0" w:before="0" w:line="240" w:lineRule="auto"/>
+              <w:jc w:val="left"/>
             </w:pPr>
             <w:r>
               <w:rPr>
@@ -2516,7 +3011,7 @@
         </w:trPr>
         <w:tc>
           <w:tcPr>
-            <w:tcW w:type="dxa" w:w="1644"/>
+            <w:tcW w:type="dxa" w:w="1634"/>
             <w:tcMar>
               <w:top w:w="60" w:type="dxa"/>
               <w:left w:w="90" w:type="dxa"/>
@@ -2527,7 +3022,8 @@
           </w:tcPr>
           <w:p>
             <w:pPr>
-              <w:spacing w:after="0"/>
+              <w:spacing w:after="0" w:before="0" w:line="240" w:lineRule="auto"/>
+              <w:jc w:val="left"/>
             </w:pPr>
             <w:r>
               <w:rPr>
@@ -2541,7 +3037,7 @@
         </w:tc>
         <w:tc>
           <w:tcPr>
-            <w:tcW w:type="dxa" w:w="2494"/>
+            <w:tcW w:type="dxa" w:w="2479"/>
             <w:tcMar>
               <w:top w:w="60" w:type="dxa"/>
               <w:left w:w="90" w:type="dxa"/>
@@ -2552,7 +3048,8 @@
           </w:tcPr>
           <w:p>
             <w:pPr>
-              <w:spacing w:after="0"/>
+              <w:spacing w:after="0" w:before="0" w:line="240" w:lineRule="auto"/>
+              <w:jc w:val="left"/>
             </w:pPr>
             <w:r>
               <w:rPr>
@@ -2565,7 +3062,7 @@
         </w:tc>
         <w:tc>
           <w:tcPr>
-            <w:tcW w:type="dxa" w:w="2665"/>
+            <w:tcW w:type="dxa" w:w="2649"/>
             <w:tcMar>
               <w:top w:w="60" w:type="dxa"/>
               <w:left w:w="90" w:type="dxa"/>
@@ -2576,7 +3073,8 @@
           </w:tcPr>
           <w:p>
             <w:pPr>
-              <w:spacing w:after="0"/>
+              <w:spacing w:after="0" w:before="0" w:line="240" w:lineRule="auto"/>
+              <w:jc w:val="left"/>
             </w:pPr>
             <w:r>
               <w:rPr>
@@ -2589,7 +3087,7 @@
         </w:tc>
         <w:tc>
           <w:tcPr>
-            <w:tcW w:type="dxa" w:w="2608"/>
+            <w:tcW w:type="dxa" w:w="2592"/>
             <w:tcMar>
               <w:top w:w="60" w:type="dxa"/>
               <w:left w:w="90" w:type="dxa"/>
@@ -2600,7 +3098,8 @@
           </w:tcPr>
           <w:p>
             <w:pPr>
-              <w:spacing w:after="0"/>
+              <w:spacing w:after="0" w:before="0" w:line="240" w:lineRule="auto"/>
+              <w:jc w:val="left"/>
             </w:pPr>
             <w:r>
               <w:rPr>
@@ -2633,7 +3132,8 @@
         </w:trPr>
         <w:tc>
           <w:tcPr>
-            <w:tcW w:type="dxa" w:w="1644"/>
+            <w:tcW w:type="dxa" w:w="1634"/>
+            <w:shd w:val="clear" w:color="auto" w:fill="EEEEEE"/>
             <w:tcMar>
               <w:top w:w="60" w:type="dxa"/>
               <w:left w:w="90" w:type="dxa"/>
@@ -2641,11 +3141,11 @@
               <w:right w:w="90" w:type="dxa"/>
             </w:tcMar>
             <w:vAlign w:val="center"/>
-            <w:shd w:val="clear" w:color="auto" w:fill="F7F9FC"/>
           </w:tcPr>
           <w:p>
             <w:pPr>
-              <w:spacing w:after="0"/>
+              <w:spacing w:after="0" w:before="0" w:line="240" w:lineRule="auto"/>
+              <w:jc w:val="left"/>
             </w:pPr>
             <w:r>
               <w:rPr>
@@ -2659,7 +3159,8 @@
         </w:tc>
         <w:tc>
           <w:tcPr>
-            <w:tcW w:type="dxa" w:w="2494"/>
+            <w:tcW w:type="dxa" w:w="2479"/>
+            <w:shd w:val="clear" w:color="auto" w:fill="EEEEEE"/>
             <w:tcMar>
               <w:top w:w="60" w:type="dxa"/>
               <w:left w:w="90" w:type="dxa"/>
@@ -2667,11 +3168,11 @@
               <w:right w:w="90" w:type="dxa"/>
             </w:tcMar>
             <w:vAlign w:val="center"/>
-            <w:shd w:val="clear" w:color="auto" w:fill="F7F9FC"/>
           </w:tcPr>
           <w:p>
             <w:pPr>
-              <w:spacing w:after="0"/>
+              <w:spacing w:after="0" w:before="0" w:line="240" w:lineRule="auto"/>
+              <w:jc w:val="left"/>
             </w:pPr>
             <w:r>
               <w:rPr>
@@ -2684,7 +3185,8 @@
         </w:tc>
         <w:tc>
           <w:tcPr>
-            <w:tcW w:type="dxa" w:w="2665"/>
+            <w:tcW w:type="dxa" w:w="2649"/>
+            <w:shd w:val="clear" w:color="auto" w:fill="EEEEEE"/>
             <w:tcMar>
               <w:top w:w="60" w:type="dxa"/>
               <w:left w:w="90" w:type="dxa"/>
@@ -2692,11 +3194,11 @@
               <w:right w:w="90" w:type="dxa"/>
             </w:tcMar>
             <w:vAlign w:val="center"/>
-            <w:shd w:val="clear" w:color="auto" w:fill="F7F9FC"/>
           </w:tcPr>
           <w:p>
             <w:pPr>
-              <w:spacing w:after="0"/>
+              <w:spacing w:after="0" w:before="0" w:line="240" w:lineRule="auto"/>
+              <w:jc w:val="left"/>
             </w:pPr>
             <w:r>
               <w:rPr>
@@ -2709,7 +3211,8 @@
         </w:tc>
         <w:tc>
           <w:tcPr>
-            <w:tcW w:type="dxa" w:w="2608"/>
+            <w:tcW w:type="dxa" w:w="2592"/>
+            <w:shd w:val="clear" w:color="auto" w:fill="EEEEEE"/>
             <w:tcMar>
               <w:top w:w="60" w:type="dxa"/>
               <w:left w:w="90" w:type="dxa"/>
@@ -2717,11 +3220,11 @@
               <w:right w:w="90" w:type="dxa"/>
             </w:tcMar>
             <w:vAlign w:val="center"/>
-            <w:shd w:val="clear" w:color="auto" w:fill="F7F9FC"/>
           </w:tcPr>
           <w:p>
             <w:pPr>
-              <w:spacing w:after="0"/>
+              <w:spacing w:after="0" w:before="0" w:line="240" w:lineRule="auto"/>
+              <w:jc w:val="left"/>
             </w:pPr>
             <w:r>
               <w:rPr>
@@ -2747,7 +3250,7 @@
         </w:trPr>
         <w:tc>
           <w:tcPr>
-            <w:tcW w:type="dxa" w:w="1644"/>
+            <w:tcW w:type="dxa" w:w="1634"/>
             <w:tcMar>
               <w:top w:w="60" w:type="dxa"/>
               <w:left w:w="90" w:type="dxa"/>
@@ -2758,7 +3261,8 @@
           </w:tcPr>
           <w:p>
             <w:pPr>
-              <w:spacing w:after="0"/>
+              <w:spacing w:after="0" w:before="0" w:line="240" w:lineRule="auto"/>
+              <w:jc w:val="left"/>
             </w:pPr>
             <w:r>
               <w:rPr>
@@ -2772,7 +3276,7 @@
         </w:tc>
         <w:tc>
           <w:tcPr>
-            <w:tcW w:type="dxa" w:w="2494"/>
+            <w:tcW w:type="dxa" w:w="2479"/>
             <w:tcMar>
               <w:top w:w="60" w:type="dxa"/>
               <w:left w:w="90" w:type="dxa"/>
@@ -2783,7 +3287,8 @@
           </w:tcPr>
           <w:p>
             <w:pPr>
-              <w:spacing w:after="0"/>
+              <w:spacing w:after="0" w:before="0" w:line="240" w:lineRule="auto"/>
+              <w:jc w:val="left"/>
             </w:pPr>
             <w:r>
               <w:rPr>
@@ -2796,7 +3301,7 @@
         </w:tc>
         <w:tc>
           <w:tcPr>
-            <w:tcW w:type="dxa" w:w="2665"/>
+            <w:tcW w:type="dxa" w:w="2649"/>
             <w:tcMar>
               <w:top w:w="60" w:type="dxa"/>
               <w:left w:w="90" w:type="dxa"/>
@@ -2807,7 +3312,8 @@
           </w:tcPr>
           <w:p>
             <w:pPr>
-              <w:spacing w:after="0"/>
+              <w:spacing w:after="0" w:before="0" w:line="240" w:lineRule="auto"/>
+              <w:jc w:val="left"/>
             </w:pPr>
             <w:r>
               <w:rPr>
@@ -2820,7 +3326,7 @@
         </w:tc>
         <w:tc>
           <w:tcPr>
-            <w:tcW w:type="dxa" w:w="2608"/>
+            <w:tcW w:type="dxa" w:w="2592"/>
             <w:tcMar>
               <w:top w:w="60" w:type="dxa"/>
               <w:left w:w="90" w:type="dxa"/>
@@ -2831,7 +3337,8 @@
           </w:tcPr>
           <w:p>
             <w:pPr>
-              <w:spacing w:after="0"/>
+              <w:spacing w:after="0" w:before="0" w:line="240" w:lineRule="auto"/>
+              <w:jc w:val="left"/>
             </w:pPr>
             <w:r>
               <w:rPr>
@@ -2864,7 +3371,8 @@
         </w:trPr>
         <w:tc>
           <w:tcPr>
-            <w:tcW w:type="dxa" w:w="1644"/>
+            <w:tcW w:type="dxa" w:w="1634"/>
+            <w:shd w:val="clear" w:color="auto" w:fill="EEEEEE"/>
             <w:tcMar>
               <w:top w:w="60" w:type="dxa"/>
               <w:left w:w="90" w:type="dxa"/>
@@ -2872,11 +3380,11 @@
               <w:right w:w="90" w:type="dxa"/>
             </w:tcMar>
             <w:vAlign w:val="center"/>
-            <w:shd w:val="clear" w:color="auto" w:fill="F7F9FC"/>
           </w:tcPr>
           <w:p>
             <w:pPr>
-              <w:spacing w:after="0"/>
+              <w:spacing w:after="0" w:before="0" w:line="240" w:lineRule="auto"/>
+              <w:jc w:val="left"/>
             </w:pPr>
             <w:r>
               <w:rPr>
@@ -2890,7 +3398,8 @@
         </w:tc>
         <w:tc>
           <w:tcPr>
-            <w:tcW w:type="dxa" w:w="2494"/>
+            <w:tcW w:type="dxa" w:w="2479"/>
+            <w:shd w:val="clear" w:color="auto" w:fill="EEEEEE"/>
             <w:tcMar>
               <w:top w:w="60" w:type="dxa"/>
               <w:left w:w="90" w:type="dxa"/>
@@ -2898,11 +3407,11 @@
               <w:right w:w="90" w:type="dxa"/>
             </w:tcMar>
             <w:vAlign w:val="center"/>
-            <w:shd w:val="clear" w:color="auto" w:fill="F7F9FC"/>
           </w:tcPr>
           <w:p>
             <w:pPr>
-              <w:spacing w:after="0"/>
+              <w:spacing w:after="0" w:before="0" w:line="240" w:lineRule="auto"/>
+              <w:jc w:val="left"/>
             </w:pPr>
             <w:r>
               <w:rPr>
@@ -2915,7 +3424,8 @@
         </w:tc>
         <w:tc>
           <w:tcPr>
-            <w:tcW w:type="dxa" w:w="2665"/>
+            <w:tcW w:type="dxa" w:w="2649"/>
+            <w:shd w:val="clear" w:color="auto" w:fill="EEEEEE"/>
             <w:tcMar>
               <w:top w:w="60" w:type="dxa"/>
               <w:left w:w="90" w:type="dxa"/>
@@ -2923,11 +3433,11 @@
               <w:right w:w="90" w:type="dxa"/>
             </w:tcMar>
             <w:vAlign w:val="center"/>
-            <w:shd w:val="clear" w:color="auto" w:fill="F7F9FC"/>
           </w:tcPr>
           <w:p>
             <w:pPr>
-              <w:spacing w:after="0"/>
+              <w:spacing w:after="0" w:before="0" w:line="240" w:lineRule="auto"/>
+              <w:jc w:val="left"/>
             </w:pPr>
             <w:r>
               <w:rPr>
@@ -2940,7 +3450,8 @@
         </w:tc>
         <w:tc>
           <w:tcPr>
-            <w:tcW w:type="dxa" w:w="2608"/>
+            <w:tcW w:type="dxa" w:w="2592"/>
+            <w:shd w:val="clear" w:color="auto" w:fill="EEEEEE"/>
             <w:tcMar>
               <w:top w:w="60" w:type="dxa"/>
               <w:left w:w="90" w:type="dxa"/>
@@ -2948,11 +3459,11 @@
               <w:right w:w="90" w:type="dxa"/>
             </w:tcMar>
             <w:vAlign w:val="center"/>
-            <w:shd w:val="clear" w:color="auto" w:fill="F7F9FC"/>
           </w:tcPr>
           <w:p>
             <w:pPr>
-              <w:spacing w:after="0"/>
+              <w:spacing w:after="0" w:before="0" w:line="240" w:lineRule="auto"/>
+              <w:jc w:val="left"/>
             </w:pPr>
             <w:r>
               <w:rPr>
@@ -2985,7 +3496,7 @@
         </w:trPr>
         <w:tc>
           <w:tcPr>
-            <w:tcW w:type="dxa" w:w="1644"/>
+            <w:tcW w:type="dxa" w:w="1634"/>
             <w:tcMar>
               <w:top w:w="60" w:type="dxa"/>
               <w:left w:w="90" w:type="dxa"/>
@@ -2996,7 +3507,8 @@
           </w:tcPr>
           <w:p>
             <w:pPr>
-              <w:spacing w:after="0"/>
+              <w:spacing w:after="0" w:before="0" w:line="240" w:lineRule="auto"/>
+              <w:jc w:val="left"/>
             </w:pPr>
             <w:r>
               <w:rPr>
@@ -3010,7 +3522,7 @@
         </w:tc>
         <w:tc>
           <w:tcPr>
-            <w:tcW w:type="dxa" w:w="2494"/>
+            <w:tcW w:type="dxa" w:w="2479"/>
             <w:tcMar>
               <w:top w:w="60" w:type="dxa"/>
               <w:left w:w="90" w:type="dxa"/>
@@ -3021,7 +3533,8 @@
           </w:tcPr>
           <w:p>
             <w:pPr>
-              <w:spacing w:after="0"/>
+              <w:spacing w:after="0" w:before="0" w:line="240" w:lineRule="auto"/>
+              <w:jc w:val="left"/>
             </w:pPr>
             <w:r>
               <w:rPr>
@@ -3034,7 +3547,7 @@
         </w:tc>
         <w:tc>
           <w:tcPr>
-            <w:tcW w:type="dxa" w:w="2665"/>
+            <w:tcW w:type="dxa" w:w="2649"/>
             <w:tcMar>
               <w:top w:w="60" w:type="dxa"/>
               <w:left w:w="90" w:type="dxa"/>
@@ -3045,7 +3558,8 @@
           </w:tcPr>
           <w:p>
             <w:pPr>
-              <w:spacing w:after="0"/>
+              <w:spacing w:after="0" w:before="0" w:line="240" w:lineRule="auto"/>
+              <w:jc w:val="left"/>
             </w:pPr>
             <w:r>
               <w:rPr>
@@ -3058,7 +3572,7 @@
         </w:tc>
         <w:tc>
           <w:tcPr>
-            <w:tcW w:type="dxa" w:w="2608"/>
+            <w:tcW w:type="dxa" w:w="2592"/>
             <w:tcMar>
               <w:top w:w="60" w:type="dxa"/>
               <w:left w:w="90" w:type="dxa"/>
@@ -3069,7 +3583,8 @@
           </w:tcPr>
           <w:p>
             <w:pPr>
-              <w:spacing w:after="0"/>
+              <w:spacing w:after="0" w:before="0" w:line="240" w:lineRule="auto"/>
+              <w:jc w:val="left"/>
             </w:pPr>
             <w:r>
               <w:rPr>
@@ -3099,27 +3614,31 @@
     </w:tbl>
     <w:p>
       <w:pPr>
-        <w:spacing w:after="40"/>
+        <w:spacing w:after="240" w:line="240" w:lineRule="auto"/>
       </w:pPr>
+      <w:r>
+        <w:rPr>
+          <w:sz w:val="8"/>
+        </w:rPr>
+        <w:t xml:space="preserve"> </w:t>
+      </w:r>
     </w:p>
     <w:tbl>
       <w:tblPr>
-        <w:tblW w:type="dxa" w:w="9412"/>
+        <w:tblW w:type="dxa" w:w="9355"/>
+        <w:tblBorders>
+          <w:top w:val="nil"/>
+          <w:left w:val="nil"/>
+          <w:bottom w:val="nil"/>
+          <w:right w:val="nil"/>
+          <w:insideH w:val="nil"/>
+          <w:insideV w:val="nil"/>
+        </w:tblBorders>
         <w:tblLayout w:type="fixed"/>
         <w:tblLook w:firstColumn="1" w:firstRow="1" w:lastColumn="0" w:lastRow="0" w:noHBand="0" w:noVBand="1" w:val="04A0"/>
-        <w:tblBorders>
-          <w:top w:val="nil"/>
-          <w:left w:val="nil"/>
-          <w:bottom w:val="nil"/>
-          <w:right w:val="nil"/>
-          <w:insideH w:val="nil"/>
-          <w:insideV w:val="nil"/>
-        </w:tblBorders>
-        <w:tblLayout w:type="fixed"/>
       </w:tblPr>
       <w:tblGrid>
-        <w:gridCol w:w="198"/>
-        <w:gridCol w:w="9213"/>
+        <w:gridCol w:w="9355"/>
       </w:tblGrid>
       <w:tr>
         <w:trPr>
@@ -3127,37 +3646,31 @@
         </w:trPr>
         <w:tc>
           <w:tcPr>
-            <w:tcW w:type="dxa" w:w="198"/>
-            <w:shd w:val="clear" w:color="auto" w:fill="1F8A8A"/>
-            <w:tcMar>
-              <w:top w:w="0" w:type="dxa"/>
-              <w:left w:w="0" w:type="dxa"/>
-              <w:bottom w:w="0" w:type="dxa"/>
-              <w:right w:w="0" w:type="dxa"/>
-            </w:tcMar>
-          </w:tcPr>
-          <w:p/>
-        </w:tc>
-        <w:tc>
-          <w:tcPr>
-            <w:tcW w:type="dxa" w:w="9213"/>
-            <w:shd w:val="clear" w:color="auto" w:fill="F3F6FA"/>
+            <w:tcW w:type="dxa" w:w="9354"/>
+            <w:tcBorders>
+              <w:top w:val="nil"/>
+              <w:left w:val="single" w:sz="32" w:color="FFB800"/>
+              <w:bottom w:val="nil"/>
+              <w:right w:val="nil"/>
+            </w:tcBorders>
+            <w:shd w:val="clear" w:color="auto" w:fill="EEEEEE"/>
             <w:tcMar>
               <w:top w:w="120" w:type="dxa"/>
-              <w:left w:w="200" w:type="dxa"/>
+              <w:left w:w="220" w:type="dxa"/>
               <w:bottom w:w="120" w:type="dxa"/>
               <w:right w:w="160" w:type="dxa"/>
             </w:tcMar>
           </w:tcPr>
           <w:p>
             <w:pPr>
-              <w:spacing w:after="40"/>
+              <w:spacing w:after="60" w:before="0" w:line="276" w:lineRule="auto"/>
+              <w:jc w:val="left"/>
             </w:pPr>
             <w:r>
               <w:rPr>
                 <w:rFonts w:ascii="Calibri" w:hAnsi="Calibri" w:eastAsia="Calibri"/>
                 <w:b/>
-                <w:color w:val="1F8A8A"/>
+                <w:color w:val="1A1A1A"/>
                 <w:sz w:val="21"/>
               </w:rPr>
               <w:t>Una convergencia con consecuencias</w:t>
@@ -3165,7 +3678,8 @@
           </w:p>
           <w:p>
             <w:pPr>
-              <w:spacing w:after="40"/>
+              <w:spacing w:after="60" w:before="0" w:line="276" w:lineRule="auto"/>
+              <w:jc w:val="left"/>
             </w:pPr>
             <w:r>
               <w:rPr>
@@ -3195,16 +3709,24 @@
     </w:tbl>
     <w:p>
       <w:pPr>
-        <w:spacing w:after="40"/>
+        <w:spacing w:after="200" w:line="240" w:lineRule="auto"/>
       </w:pPr>
+      <w:r>
+        <w:rPr>
+          <w:sz w:val="8"/>
+        </w:rPr>
+        <w:t xml:space="preserve"> </w:t>
+      </w:r>
     </w:p>
     <w:p>
       <w:pPr>
-        <w:pStyle w:val="Heading1"/>
-        <w:pageBreakBefore/>
+        <w:pStyle w:val="Heading2"/>
+        <w:pBdr>
+          <w:left w:val="single" w:sz="28" w:space="8" w:color="FFB800"/>
+        </w:pBdr>
       </w:pPr>
       <w:r>
-        <w:t>4. Factores críticos</w:t>
+        <w:t>2.3 Factores críticos</w:t>
       </w:r>
     </w:p>
     <w:p>
@@ -3256,26 +3778,25 @@
     </w:p>
     <w:tbl>
       <w:tblPr>
-        <w:tblW w:type="dxa" w:w="9412"/>
+        <w:tblW w:type="dxa" w:w="9355"/>
+        <w:jc w:val="center"/>
+        <w:tblBorders>
+          <w:top w:val="single" w:sz="4" w:space="0" w:color="CCCCCC"/>
+          <w:left w:val="single" w:sz="4" w:space="0" w:color="CCCCCC"/>
+          <w:bottom w:val="single" w:sz="4" w:space="0" w:color="CCCCCC"/>
+          <w:right w:val="single" w:sz="4" w:space="0" w:color="CCCCCC"/>
+          <w:insideH w:val="single" w:sz="4" w:space="0" w:color="CCCCCC"/>
+          <w:insideV w:val="single" w:sz="4" w:space="0" w:color="CCCCCC"/>
+        </w:tblBorders>
         <w:tblLayout w:type="fixed"/>
         <w:tblLook w:firstColumn="1" w:firstRow="1" w:lastColumn="0" w:lastRow="0" w:noHBand="0" w:noVBand="1" w:val="04A0"/>
-        <w:jc w:val="center"/>
-        <w:tblBorders>
-          <w:top w:val="single" w:sz="4" w:color="D5DAE3"/>
-          <w:left w:val="single" w:sz="4" w:color="D5DAE3"/>
-          <w:bottom w:val="single" w:sz="4" w:color="D5DAE3"/>
-          <w:right w:val="single" w:sz="4" w:color="D5DAE3"/>
-          <w:insideH w:val="single" w:sz="4" w:color="D5DAE3"/>
-          <w:insideV w:val="single" w:sz="4" w:color="D5DAE3"/>
-        </w:tblBorders>
-        <w:tblLayout w:type="fixed"/>
       </w:tblPr>
       <w:tblGrid>
-        <w:gridCol w:w="453"/>
-        <w:gridCol w:w="2041"/>
-        <w:gridCol w:w="2608"/>
-        <w:gridCol w:w="2608"/>
-        <w:gridCol w:w="1701"/>
+        <w:gridCol w:w="450"/>
+        <w:gridCol w:w="2028"/>
+        <w:gridCol w:w="2592"/>
+        <w:gridCol w:w="2592"/>
+        <w:gridCol w:w="1690"/>
       </w:tblGrid>
       <w:tr>
         <w:trPr>
@@ -3283,8 +3804,8 @@
         </w:trPr>
         <w:tc>
           <w:tcPr>
-            <w:tcW w:type="dxa" w:w="454"/>
-            <w:shd w:val="clear" w:color="auto" w:fill="1B2A49"/>
+            <w:tcW w:type="dxa" w:w="451"/>
+            <w:shd w:val="clear" w:color="auto" w:fill="1A1A1A"/>
             <w:tcMar>
               <w:top w:w="70" w:type="dxa"/>
               <w:left w:w="90" w:type="dxa"/>
@@ -3294,7 +3815,8 @@
           </w:tcPr>
           <w:p>
             <w:pPr>
-              <w:spacing w:after="0"/>
+              <w:spacing w:after="0" w:before="0" w:line="240" w:lineRule="auto"/>
+              <w:jc w:val="left"/>
             </w:pPr>
             <w:r>
               <w:rPr>
@@ -3309,8 +3831,8 @@
         </w:tc>
         <w:tc>
           <w:tcPr>
-            <w:tcW w:type="dxa" w:w="2041"/>
-            <w:shd w:val="clear" w:color="auto" w:fill="1B2A49"/>
+            <w:tcW w:type="dxa" w:w="2029"/>
+            <w:shd w:val="clear" w:color="auto" w:fill="1A1A1A"/>
             <w:tcMar>
               <w:top w:w="70" w:type="dxa"/>
               <w:left w:w="90" w:type="dxa"/>
@@ -3320,7 +3842,8 @@
           </w:tcPr>
           <w:p>
             <w:pPr>
-              <w:spacing w:after="0"/>
+              <w:spacing w:after="0" w:before="0" w:line="240" w:lineRule="auto"/>
+              <w:jc w:val="left"/>
             </w:pPr>
             <w:r>
               <w:rPr>
@@ -3335,8 +3858,8 @@
         </w:tc>
         <w:tc>
           <w:tcPr>
-            <w:tcW w:type="dxa" w:w="2608"/>
-            <w:shd w:val="clear" w:color="auto" w:fill="1B2A49"/>
+            <w:tcW w:type="dxa" w:w="2592"/>
+            <w:shd w:val="clear" w:color="auto" w:fill="1A1A1A"/>
             <w:tcMar>
               <w:top w:w="70" w:type="dxa"/>
               <w:left w:w="90" w:type="dxa"/>
@@ -3346,7 +3869,8 @@
           </w:tcPr>
           <w:p>
             <w:pPr>
-              <w:spacing w:after="0"/>
+              <w:spacing w:after="0" w:before="0" w:line="240" w:lineRule="auto"/>
+              <w:jc w:val="left"/>
             </w:pPr>
             <w:r>
               <w:rPr>
@@ -3361,8 +3885,8 @@
         </w:tc>
         <w:tc>
           <w:tcPr>
-            <w:tcW w:type="dxa" w:w="2608"/>
-            <w:shd w:val="clear" w:color="auto" w:fill="1B2A49"/>
+            <w:tcW w:type="dxa" w:w="2592"/>
+            <w:shd w:val="clear" w:color="auto" w:fill="1A1A1A"/>
             <w:tcMar>
               <w:top w:w="70" w:type="dxa"/>
               <w:left w:w="90" w:type="dxa"/>
@@ -3372,7 +3896,8 @@
           </w:tcPr>
           <w:p>
             <w:pPr>
-              <w:spacing w:after="0"/>
+              <w:spacing w:after="0" w:before="0" w:line="240" w:lineRule="auto"/>
+              <w:jc w:val="left"/>
             </w:pPr>
             <w:r>
               <w:rPr>
@@ -3387,8 +3912,8 @@
         </w:tc>
         <w:tc>
           <w:tcPr>
-            <w:tcW w:type="dxa" w:w="1701"/>
-            <w:shd w:val="clear" w:color="auto" w:fill="1B2A49"/>
+            <w:tcW w:type="dxa" w:w="1691"/>
+            <w:shd w:val="clear" w:color="auto" w:fill="1A1A1A"/>
             <w:tcMar>
               <w:top w:w="70" w:type="dxa"/>
               <w:left w:w="90" w:type="dxa"/>
@@ -3398,7 +3923,8 @@
           </w:tcPr>
           <w:p>
             <w:pPr>
-              <w:spacing w:after="0"/>
+              <w:spacing w:after="0" w:before="0" w:line="240" w:lineRule="auto"/>
+              <w:jc w:val="left"/>
             </w:pPr>
             <w:r>
               <w:rPr>
@@ -3418,7 +3944,7 @@
         </w:trPr>
         <w:tc>
           <w:tcPr>
-            <w:tcW w:type="dxa" w:w="454"/>
+            <w:tcW w:type="dxa" w:w="451"/>
             <w:tcMar>
               <w:top w:w="60" w:type="dxa"/>
               <w:left w:w="90" w:type="dxa"/>
@@ -3429,7 +3955,7 @@
           </w:tcPr>
           <w:p>
             <w:pPr>
-              <w:spacing w:after="0"/>
+              <w:spacing w:after="0" w:before="0" w:line="240" w:lineRule="auto"/>
               <w:jc w:val="center"/>
             </w:pPr>
             <w:r>
@@ -3443,7 +3969,7 @@
         </w:tc>
         <w:tc>
           <w:tcPr>
-            <w:tcW w:type="dxa" w:w="2041"/>
+            <w:tcW w:type="dxa" w:w="2029"/>
             <w:tcMar>
               <w:top w:w="60" w:type="dxa"/>
               <w:left w:w="90" w:type="dxa"/>
@@ -3454,7 +3980,8 @@
           </w:tcPr>
           <w:p>
             <w:pPr>
-              <w:spacing w:after="0"/>
+              <w:spacing w:after="0" w:before="0" w:line="240" w:lineRule="auto"/>
+              <w:jc w:val="left"/>
             </w:pPr>
             <w:r>
               <w:rPr>
@@ -3475,7 +4002,7 @@
         </w:tc>
         <w:tc>
           <w:tcPr>
-            <w:tcW w:type="dxa" w:w="2608"/>
+            <w:tcW w:type="dxa" w:w="2592"/>
             <w:tcMar>
               <w:top w:w="60" w:type="dxa"/>
               <w:left w:w="90" w:type="dxa"/>
@@ -3486,7 +4013,8 @@
           </w:tcPr>
           <w:p>
             <w:pPr>
-              <w:spacing w:after="0"/>
+              <w:spacing w:after="0" w:before="0" w:line="240" w:lineRule="auto"/>
+              <w:jc w:val="left"/>
             </w:pPr>
             <w:r>
               <w:rPr>
@@ -3499,7 +4027,7 @@
         </w:tc>
         <w:tc>
           <w:tcPr>
-            <w:tcW w:type="dxa" w:w="2608"/>
+            <w:tcW w:type="dxa" w:w="2592"/>
             <w:tcMar>
               <w:top w:w="60" w:type="dxa"/>
               <w:left w:w="90" w:type="dxa"/>
@@ -3510,7 +4038,8 @@
           </w:tcPr>
           <w:p>
             <w:pPr>
-              <w:spacing w:after="0"/>
+              <w:spacing w:after="0" w:before="0" w:line="240" w:lineRule="auto"/>
+              <w:jc w:val="left"/>
             </w:pPr>
             <w:r>
               <w:rPr>
@@ -3523,7 +4052,7 @@
         </w:tc>
         <w:tc>
           <w:tcPr>
-            <w:tcW w:type="dxa" w:w="1701"/>
+            <w:tcW w:type="dxa" w:w="1691"/>
             <w:tcMar>
               <w:top w:w="60" w:type="dxa"/>
               <w:left w:w="90" w:type="dxa"/>
@@ -3534,7 +4063,8 @@
           </w:tcPr>
           <w:p>
             <w:pPr>
-              <w:spacing w:after="0"/>
+              <w:spacing w:after="0" w:before="0" w:line="240" w:lineRule="auto"/>
+              <w:jc w:val="left"/>
             </w:pPr>
             <w:r>
               <w:rPr>
@@ -3552,7 +4082,8 @@
         </w:trPr>
         <w:tc>
           <w:tcPr>
-            <w:tcW w:type="dxa" w:w="454"/>
+            <w:tcW w:type="dxa" w:w="451"/>
+            <w:shd w:val="clear" w:color="auto" w:fill="EEEEEE"/>
             <w:tcMar>
               <w:top w:w="60" w:type="dxa"/>
               <w:left w:w="90" w:type="dxa"/>
@@ -3560,11 +4091,10 @@
               <w:right w:w="90" w:type="dxa"/>
             </w:tcMar>
             <w:vAlign w:val="center"/>
-            <w:shd w:val="clear" w:color="auto" w:fill="F7F9FC"/>
           </w:tcPr>
           <w:p>
             <w:pPr>
-              <w:spacing w:after="0"/>
+              <w:spacing w:after="0" w:before="0" w:line="240" w:lineRule="auto"/>
               <w:jc w:val="center"/>
             </w:pPr>
             <w:r>
@@ -3578,7 +4108,8 @@
         </w:tc>
         <w:tc>
           <w:tcPr>
-            <w:tcW w:type="dxa" w:w="2041"/>
+            <w:tcW w:type="dxa" w:w="2029"/>
+            <w:shd w:val="clear" w:color="auto" w:fill="EEEEEE"/>
             <w:tcMar>
               <w:top w:w="60" w:type="dxa"/>
               <w:left w:w="90" w:type="dxa"/>
@@ -3586,11 +4117,11 @@
               <w:right w:w="90" w:type="dxa"/>
             </w:tcMar>
             <w:vAlign w:val="center"/>
-            <w:shd w:val="clear" w:color="auto" w:fill="F7F9FC"/>
           </w:tcPr>
           <w:p>
             <w:pPr>
-              <w:spacing w:after="0"/>
+              <w:spacing w:after="0" w:before="0" w:line="240" w:lineRule="auto"/>
+              <w:jc w:val="left"/>
             </w:pPr>
             <w:r>
               <w:rPr>
@@ -3611,7 +4142,8 @@
         </w:tc>
         <w:tc>
           <w:tcPr>
-            <w:tcW w:type="dxa" w:w="2608"/>
+            <w:tcW w:type="dxa" w:w="2592"/>
+            <w:shd w:val="clear" w:color="auto" w:fill="EEEEEE"/>
             <w:tcMar>
               <w:top w:w="60" w:type="dxa"/>
               <w:left w:w="90" w:type="dxa"/>
@@ -3619,11 +4151,11 @@
               <w:right w:w="90" w:type="dxa"/>
             </w:tcMar>
             <w:vAlign w:val="center"/>
-            <w:shd w:val="clear" w:color="auto" w:fill="F7F9FC"/>
           </w:tcPr>
           <w:p>
             <w:pPr>
-              <w:spacing w:after="0"/>
+              <w:spacing w:after="0" w:before="0" w:line="240" w:lineRule="auto"/>
+              <w:jc w:val="left"/>
             </w:pPr>
             <w:r>
               <w:rPr>
@@ -3636,7 +4168,8 @@
         </w:tc>
         <w:tc>
           <w:tcPr>
-            <w:tcW w:type="dxa" w:w="2608"/>
+            <w:tcW w:type="dxa" w:w="2592"/>
+            <w:shd w:val="clear" w:color="auto" w:fill="EEEEEE"/>
             <w:tcMar>
               <w:top w:w="60" w:type="dxa"/>
               <w:left w:w="90" w:type="dxa"/>
@@ -3644,11 +4177,11 @@
               <w:right w:w="90" w:type="dxa"/>
             </w:tcMar>
             <w:vAlign w:val="center"/>
-            <w:shd w:val="clear" w:color="auto" w:fill="F7F9FC"/>
           </w:tcPr>
           <w:p>
             <w:pPr>
-              <w:spacing w:after="0"/>
+              <w:spacing w:after="0" w:before="0" w:line="240" w:lineRule="auto"/>
+              <w:jc w:val="left"/>
             </w:pPr>
             <w:r>
               <w:rPr>
@@ -3661,7 +4194,8 @@
         </w:tc>
         <w:tc>
           <w:tcPr>
-            <w:tcW w:type="dxa" w:w="1701"/>
+            <w:tcW w:type="dxa" w:w="1691"/>
+            <w:shd w:val="clear" w:color="auto" w:fill="EEEEEE"/>
             <w:tcMar>
               <w:top w:w="60" w:type="dxa"/>
               <w:left w:w="90" w:type="dxa"/>
@@ -3669,11 +4203,11 @@
               <w:right w:w="90" w:type="dxa"/>
             </w:tcMar>
             <w:vAlign w:val="center"/>
-            <w:shd w:val="clear" w:color="auto" w:fill="F7F9FC"/>
           </w:tcPr>
           <w:p>
             <w:pPr>
-              <w:spacing w:after="0"/>
+              <w:spacing w:after="0" w:before="0" w:line="240" w:lineRule="auto"/>
+              <w:jc w:val="left"/>
             </w:pPr>
             <w:r>
               <w:rPr>
@@ -3691,7 +4225,7 @@
         </w:trPr>
         <w:tc>
           <w:tcPr>
-            <w:tcW w:type="dxa" w:w="454"/>
+            <w:tcW w:type="dxa" w:w="451"/>
             <w:tcMar>
               <w:top w:w="60" w:type="dxa"/>
               <w:left w:w="90" w:type="dxa"/>
@@ -3702,7 +4236,7 @@
           </w:tcPr>
           <w:p>
             <w:pPr>
-              <w:spacing w:after="0"/>
+              <w:spacing w:after="0" w:before="0" w:line="240" w:lineRule="auto"/>
               <w:jc w:val="center"/>
             </w:pPr>
             <w:r>
@@ -3716,7 +4250,7 @@
         </w:tc>
         <w:tc>
           <w:tcPr>
-            <w:tcW w:type="dxa" w:w="2041"/>
+            <w:tcW w:type="dxa" w:w="2029"/>
             <w:tcMar>
               <w:top w:w="60" w:type="dxa"/>
               <w:left w:w="90" w:type="dxa"/>
@@ -3727,7 +4261,8 @@
           </w:tcPr>
           <w:p>
             <w:pPr>
-              <w:spacing w:after="0"/>
+              <w:spacing w:after="0" w:before="0" w:line="240" w:lineRule="auto"/>
+              <w:jc w:val="left"/>
             </w:pPr>
             <w:r>
               <w:rPr>
@@ -3741,7 +4276,7 @@
         </w:tc>
         <w:tc>
           <w:tcPr>
-            <w:tcW w:type="dxa" w:w="2608"/>
+            <w:tcW w:type="dxa" w:w="2592"/>
             <w:tcMar>
               <w:top w:w="60" w:type="dxa"/>
               <w:left w:w="90" w:type="dxa"/>
@@ -3752,7 +4287,8 @@
           </w:tcPr>
           <w:p>
             <w:pPr>
-              <w:spacing w:after="0"/>
+              <w:spacing w:after="0" w:before="0" w:line="240" w:lineRule="auto"/>
+              <w:jc w:val="left"/>
             </w:pPr>
             <w:r>
               <w:rPr>
@@ -3765,7 +4301,7 @@
         </w:tc>
         <w:tc>
           <w:tcPr>
-            <w:tcW w:type="dxa" w:w="2608"/>
+            <w:tcW w:type="dxa" w:w="2592"/>
             <w:tcMar>
               <w:top w:w="60" w:type="dxa"/>
               <w:left w:w="90" w:type="dxa"/>
@@ -3776,7 +4312,8 @@
           </w:tcPr>
           <w:p>
             <w:pPr>
-              <w:spacing w:after="0"/>
+              <w:spacing w:after="0" w:before="0" w:line="240" w:lineRule="auto"/>
+              <w:jc w:val="left"/>
             </w:pPr>
             <w:r>
               <w:rPr>
@@ -3789,7 +4326,7 @@
         </w:tc>
         <w:tc>
           <w:tcPr>
-            <w:tcW w:type="dxa" w:w="1701"/>
+            <w:tcW w:type="dxa" w:w="1691"/>
             <w:tcMar>
               <w:top w:w="60" w:type="dxa"/>
               <w:left w:w="90" w:type="dxa"/>
@@ -3800,7 +4337,8 @@
           </w:tcPr>
           <w:p>
             <w:pPr>
-              <w:spacing w:after="0"/>
+              <w:spacing w:after="0" w:before="0" w:line="240" w:lineRule="auto"/>
+              <w:jc w:val="left"/>
             </w:pPr>
             <w:r>
               <w:rPr>
@@ -3818,7 +4356,8 @@
         </w:trPr>
         <w:tc>
           <w:tcPr>
-            <w:tcW w:type="dxa" w:w="454"/>
+            <w:tcW w:type="dxa" w:w="451"/>
+            <w:shd w:val="clear" w:color="auto" w:fill="EEEEEE"/>
             <w:tcMar>
               <w:top w:w="60" w:type="dxa"/>
               <w:left w:w="90" w:type="dxa"/>
@@ -3826,11 +4365,10 @@
               <w:right w:w="90" w:type="dxa"/>
             </w:tcMar>
             <w:vAlign w:val="center"/>
-            <w:shd w:val="clear" w:color="auto" w:fill="F7F9FC"/>
           </w:tcPr>
           <w:p>
             <w:pPr>
-              <w:spacing w:after="0"/>
+              <w:spacing w:after="0" w:before="0" w:line="240" w:lineRule="auto"/>
               <w:jc w:val="center"/>
             </w:pPr>
             <w:r>
@@ -3844,7 +4382,8 @@
         </w:tc>
         <w:tc>
           <w:tcPr>
-            <w:tcW w:type="dxa" w:w="2041"/>
+            <w:tcW w:type="dxa" w:w="2029"/>
+            <w:shd w:val="clear" w:color="auto" w:fill="EEEEEE"/>
             <w:tcMar>
               <w:top w:w="60" w:type="dxa"/>
               <w:left w:w="90" w:type="dxa"/>
@@ -3852,11 +4391,11 @@
               <w:right w:w="90" w:type="dxa"/>
             </w:tcMar>
             <w:vAlign w:val="center"/>
-            <w:shd w:val="clear" w:color="auto" w:fill="F7F9FC"/>
           </w:tcPr>
           <w:p>
             <w:pPr>
-              <w:spacing w:after="0"/>
+              <w:spacing w:after="0" w:before="0" w:line="240" w:lineRule="auto"/>
+              <w:jc w:val="left"/>
             </w:pPr>
             <w:r>
               <w:rPr>
@@ -3870,7 +4409,8 @@
         </w:tc>
         <w:tc>
           <w:tcPr>
-            <w:tcW w:type="dxa" w:w="2608"/>
+            <w:tcW w:type="dxa" w:w="2592"/>
+            <w:shd w:val="clear" w:color="auto" w:fill="EEEEEE"/>
             <w:tcMar>
               <w:top w:w="60" w:type="dxa"/>
               <w:left w:w="90" w:type="dxa"/>
@@ -3878,11 +4418,11 @@
               <w:right w:w="90" w:type="dxa"/>
             </w:tcMar>
             <w:vAlign w:val="center"/>
-            <w:shd w:val="clear" w:color="auto" w:fill="F7F9FC"/>
           </w:tcPr>
           <w:p>
             <w:pPr>
-              <w:spacing w:after="0"/>
+              <w:spacing w:after="0" w:before="0" w:line="240" w:lineRule="auto"/>
+              <w:jc w:val="left"/>
             </w:pPr>
             <w:r>
               <w:rPr>
@@ -3895,7 +4435,8 @@
         </w:tc>
         <w:tc>
           <w:tcPr>
-            <w:tcW w:type="dxa" w:w="2608"/>
+            <w:tcW w:type="dxa" w:w="2592"/>
+            <w:shd w:val="clear" w:color="auto" w:fill="EEEEEE"/>
             <w:tcMar>
               <w:top w:w="60" w:type="dxa"/>
               <w:left w:w="90" w:type="dxa"/>
@@ -3903,11 +4444,11 @@
               <w:right w:w="90" w:type="dxa"/>
             </w:tcMar>
             <w:vAlign w:val="center"/>
-            <w:shd w:val="clear" w:color="auto" w:fill="F7F9FC"/>
           </w:tcPr>
           <w:p>
             <w:pPr>
-              <w:spacing w:after="0"/>
+              <w:spacing w:after="0" w:before="0" w:line="240" w:lineRule="auto"/>
+              <w:jc w:val="left"/>
             </w:pPr>
             <w:r>
               <w:rPr>
@@ -3920,7 +4461,8 @@
         </w:tc>
         <w:tc>
           <w:tcPr>
-            <w:tcW w:type="dxa" w:w="1701"/>
+            <w:tcW w:type="dxa" w:w="1691"/>
+            <w:shd w:val="clear" w:color="auto" w:fill="EEEEEE"/>
             <w:tcMar>
               <w:top w:w="60" w:type="dxa"/>
               <w:left w:w="90" w:type="dxa"/>
@@ -3928,11 +4470,11 @@
               <w:right w:w="90" w:type="dxa"/>
             </w:tcMar>
             <w:vAlign w:val="center"/>
-            <w:shd w:val="clear" w:color="auto" w:fill="F7F9FC"/>
           </w:tcPr>
           <w:p>
             <w:pPr>
-              <w:spacing w:after="0"/>
+              <w:spacing w:after="0" w:before="0" w:line="240" w:lineRule="auto"/>
+              <w:jc w:val="left"/>
             </w:pPr>
             <w:r>
               <w:rPr>
@@ -3950,7 +4492,7 @@
         </w:trPr>
         <w:tc>
           <w:tcPr>
-            <w:tcW w:type="dxa" w:w="454"/>
+            <w:tcW w:type="dxa" w:w="451"/>
             <w:tcMar>
               <w:top w:w="60" w:type="dxa"/>
               <w:left w:w="90" w:type="dxa"/>
@@ -3961,7 +4503,7 @@
           </w:tcPr>
           <w:p>
             <w:pPr>
-              <w:spacing w:after="0"/>
+              <w:spacing w:after="0" w:before="0" w:line="240" w:lineRule="auto"/>
               <w:jc w:val="center"/>
             </w:pPr>
             <w:r>
@@ -3975,7 +4517,7 @@
         </w:tc>
         <w:tc>
           <w:tcPr>
-            <w:tcW w:type="dxa" w:w="2041"/>
+            <w:tcW w:type="dxa" w:w="2029"/>
             <w:tcMar>
               <w:top w:w="60" w:type="dxa"/>
               <w:left w:w="90" w:type="dxa"/>
@@ -3986,7 +4528,8 @@
           </w:tcPr>
           <w:p>
             <w:pPr>
-              <w:spacing w:after="0"/>
+              <w:spacing w:after="0" w:before="0" w:line="240" w:lineRule="auto"/>
+              <w:jc w:val="left"/>
             </w:pPr>
             <w:r>
               <w:rPr>
@@ -4007,7 +4550,7 @@
         </w:tc>
         <w:tc>
           <w:tcPr>
-            <w:tcW w:type="dxa" w:w="2608"/>
+            <w:tcW w:type="dxa" w:w="2592"/>
             <w:tcMar>
               <w:top w:w="60" w:type="dxa"/>
               <w:left w:w="90" w:type="dxa"/>
@@ -4018,7 +4561,8 @@
           </w:tcPr>
           <w:p>
             <w:pPr>
-              <w:spacing w:after="0"/>
+              <w:spacing w:after="0" w:before="0" w:line="240" w:lineRule="auto"/>
+              <w:jc w:val="left"/>
             </w:pPr>
             <w:r>
               <w:rPr>
@@ -4031,7 +4575,7 @@
         </w:tc>
         <w:tc>
           <w:tcPr>
-            <w:tcW w:type="dxa" w:w="2608"/>
+            <w:tcW w:type="dxa" w:w="2592"/>
             <w:tcMar>
               <w:top w:w="60" w:type="dxa"/>
               <w:left w:w="90" w:type="dxa"/>
@@ -4042,7 +4586,8 @@
           </w:tcPr>
           <w:p>
             <w:pPr>
-              <w:spacing w:after="0"/>
+              <w:spacing w:after="0" w:before="0" w:line="240" w:lineRule="auto"/>
+              <w:jc w:val="left"/>
             </w:pPr>
             <w:r>
               <w:rPr>
@@ -4055,7 +4600,7 @@
         </w:tc>
         <w:tc>
           <w:tcPr>
-            <w:tcW w:type="dxa" w:w="1701"/>
+            <w:tcW w:type="dxa" w:w="1691"/>
             <w:tcMar>
               <w:top w:w="60" w:type="dxa"/>
               <w:left w:w="90" w:type="dxa"/>
@@ -4066,7 +4611,8 @@
           </w:tcPr>
           <w:p>
             <w:pPr>
-              <w:spacing w:after="0"/>
+              <w:spacing w:after="0" w:before="0" w:line="240" w:lineRule="auto"/>
+              <w:jc w:val="left"/>
             </w:pPr>
             <w:r>
               <w:rPr>
@@ -4084,7 +4630,8 @@
         </w:trPr>
         <w:tc>
           <w:tcPr>
-            <w:tcW w:type="dxa" w:w="454"/>
+            <w:tcW w:type="dxa" w:w="451"/>
+            <w:shd w:val="clear" w:color="auto" w:fill="EEEEEE"/>
             <w:tcMar>
               <w:top w:w="60" w:type="dxa"/>
               <w:left w:w="90" w:type="dxa"/>
@@ -4092,11 +4639,10 @@
               <w:right w:w="90" w:type="dxa"/>
             </w:tcMar>
             <w:vAlign w:val="center"/>
-            <w:shd w:val="clear" w:color="auto" w:fill="F7F9FC"/>
           </w:tcPr>
           <w:p>
             <w:pPr>
-              <w:spacing w:after="0"/>
+              <w:spacing w:after="0" w:before="0" w:line="240" w:lineRule="auto"/>
               <w:jc w:val="center"/>
             </w:pPr>
             <w:r>
@@ -4110,7 +4656,8 @@
         </w:tc>
         <w:tc>
           <w:tcPr>
-            <w:tcW w:type="dxa" w:w="2041"/>
+            <w:tcW w:type="dxa" w:w="2029"/>
+            <w:shd w:val="clear" w:color="auto" w:fill="EEEEEE"/>
             <w:tcMar>
               <w:top w:w="60" w:type="dxa"/>
               <w:left w:w="90" w:type="dxa"/>
@@ -4118,11 +4665,11 @@
               <w:right w:w="90" w:type="dxa"/>
             </w:tcMar>
             <w:vAlign w:val="center"/>
-            <w:shd w:val="clear" w:color="auto" w:fill="F7F9FC"/>
           </w:tcPr>
           <w:p>
             <w:pPr>
-              <w:spacing w:after="0"/>
+              <w:spacing w:after="0" w:before="0" w:line="240" w:lineRule="auto"/>
+              <w:jc w:val="left"/>
             </w:pPr>
             <w:r>
               <w:rPr>
@@ -4136,7 +4683,8 @@
         </w:tc>
         <w:tc>
           <w:tcPr>
-            <w:tcW w:type="dxa" w:w="2608"/>
+            <w:tcW w:type="dxa" w:w="2592"/>
+            <w:shd w:val="clear" w:color="auto" w:fill="EEEEEE"/>
             <w:tcMar>
               <w:top w:w="60" w:type="dxa"/>
               <w:left w:w="90" w:type="dxa"/>
@@ -4144,11 +4692,11 @@
               <w:right w:w="90" w:type="dxa"/>
             </w:tcMar>
             <w:vAlign w:val="center"/>
-            <w:shd w:val="clear" w:color="auto" w:fill="F7F9FC"/>
           </w:tcPr>
           <w:p>
             <w:pPr>
-              <w:spacing w:after="0"/>
+              <w:spacing w:after="0" w:before="0" w:line="240" w:lineRule="auto"/>
+              <w:jc w:val="left"/>
             </w:pPr>
             <w:r>
               <w:rPr>
@@ -4161,7 +4709,8 @@
         </w:tc>
         <w:tc>
           <w:tcPr>
-            <w:tcW w:type="dxa" w:w="2608"/>
+            <w:tcW w:type="dxa" w:w="2592"/>
+            <w:shd w:val="clear" w:color="auto" w:fill="EEEEEE"/>
             <w:tcMar>
               <w:top w:w="60" w:type="dxa"/>
               <w:left w:w="90" w:type="dxa"/>
@@ -4169,11 +4718,11 @@
               <w:right w:w="90" w:type="dxa"/>
             </w:tcMar>
             <w:vAlign w:val="center"/>
-            <w:shd w:val="clear" w:color="auto" w:fill="F7F9FC"/>
           </w:tcPr>
           <w:p>
             <w:pPr>
-              <w:spacing w:after="0"/>
+              <w:spacing w:after="0" w:before="0" w:line="240" w:lineRule="auto"/>
+              <w:jc w:val="left"/>
             </w:pPr>
             <w:r>
               <w:rPr>
@@ -4186,7 +4735,8 @@
         </w:tc>
         <w:tc>
           <w:tcPr>
-            <w:tcW w:type="dxa" w:w="1701"/>
+            <w:tcW w:type="dxa" w:w="1691"/>
+            <w:shd w:val="clear" w:color="auto" w:fill="EEEEEE"/>
             <w:tcMar>
               <w:top w:w="60" w:type="dxa"/>
               <w:left w:w="90" w:type="dxa"/>
@@ -4194,11 +4744,11 @@
               <w:right w:w="90" w:type="dxa"/>
             </w:tcMar>
             <w:vAlign w:val="center"/>
-            <w:shd w:val="clear" w:color="auto" w:fill="F7F9FC"/>
           </w:tcPr>
           <w:p>
             <w:pPr>
-              <w:spacing w:after="0"/>
+              <w:spacing w:after="0" w:before="0" w:line="240" w:lineRule="auto"/>
+              <w:jc w:val="left"/>
             </w:pPr>
             <w:r>
               <w:rPr>
@@ -4213,29 +4763,37 @@
     </w:tbl>
     <w:p>
       <w:pPr>
-        <w:spacing w:after="40"/>
+        <w:spacing w:after="240" w:line="240" w:lineRule="auto"/>
       </w:pPr>
+      <w:r>
+        <w:rPr>
+          <w:sz w:val="8"/>
+        </w:rPr>
+        <w:t xml:space="preserve"> </w:t>
+      </w:r>
     </w:p>
     <w:p>
       <w:pPr>
-        <w:pStyle w:val="Heading1"/>
-        <w:pageBreakBefore/>
+        <w:pStyle w:val="Heading2"/>
+        <w:pBdr>
+          <w:left w:val="single" w:sz="28" w:space="8" w:color="FFB800"/>
+        </w:pBdr>
       </w:pPr>
       <w:r>
-        <w:t>5. Oportunidades de mejora</w:t>
+        <w:t>2.4 Oportunidades de mejora</w:t>
       </w:r>
     </w:p>
     <w:p>
       <w:pPr>
         <w:keepNext/>
-        <w:spacing w:after="40"/>
+        <w:spacing w:after="40" w:line="240" w:lineRule="auto"/>
         <w:jc w:val="center"/>
       </w:pPr>
       <w:r>
         <w:drawing>
           <wp:inline xmlns:a="http://schemas.openxmlformats.org/drawingml/2006/main" xmlns:pic="http://schemas.openxmlformats.org/drawingml/2006/picture">
-            <wp:extent cx="5832000" cy="2337128"/>
-            <wp:docPr id="3" name="Picture 3"/>
+            <wp:extent cx="5760000" cy="2308275"/>
+            <wp:docPr id="2" name="Picture 2"/>
             <wp:cNvGraphicFramePr>
               <a:graphicFrameLocks noChangeAspect="1"/>
             </wp:cNvGraphicFramePr>
@@ -4247,7 +4805,7 @@
                     <pic:cNvPicPr/>
                   </pic:nvPicPr>
                   <pic:blipFill>
-                    <a:blip r:embed="rId13"/>
+                    <a:blip r:embed="rId12"/>
                     <a:stretch>
                       <a:fillRect/>
                     </a:stretch>
@@ -4255,7 +4813,7 @@
                   <pic:spPr>
                     <a:xfrm>
                       <a:off x="0" y="0"/>
-                      <a:ext cx="5832000" cy="2337128"/>
+                      <a:ext cx="5760000" cy="2308275"/>
                     </a:xfrm>
                     <a:prstGeom prst="rect"/>
                   </pic:spPr>
@@ -4268,15 +4826,15 @@
     </w:p>
     <w:p>
       <w:pPr>
-        <w:spacing w:after="200"/>
+        <w:spacing w:after="240" w:line="276" w:lineRule="auto"/>
         <w:jc w:val="center"/>
       </w:pPr>
       <w:r>
         <w:rPr>
           <w:rFonts w:ascii="Calibri" w:hAnsi="Calibri" w:eastAsia="Calibri"/>
           <w:i/>
-          <w:color w:val="8892A6"/>
-          <w:sz w:val="17"/>
+          <w:color w:val="666666"/>
+          <w:sz w:val="18"/>
         </w:rPr>
         <w:t>Figura 2. Las ocho afirmaciones con mayor distancia a la meta de 70 %.</w:t>
       </w:r>
@@ -4378,24 +4936,26 @@
     </w:p>
     <w:p>
       <w:pPr>
-        <w:pStyle w:val="Heading1"/>
-        <w:pageBreakBefore/>
+        <w:pStyle w:val="Heading2"/>
+        <w:pBdr>
+          <w:left w:val="single" w:sz="28" w:space="8" w:color="FFB800"/>
+        </w:pBdr>
       </w:pPr>
       <w:r>
-        <w:t>6. Recomendaciones estratégicas priorizadas</w:t>
+        <w:t>2.5 Recomendaciones estratégicas priorizadas</w:t>
       </w:r>
     </w:p>
     <w:p>
       <w:pPr>
         <w:keepNext/>
-        <w:spacing w:after="40"/>
+        <w:spacing w:after="40" w:line="240" w:lineRule="auto"/>
         <w:jc w:val="center"/>
       </w:pPr>
       <w:r>
         <w:drawing>
           <wp:inline xmlns:a="http://schemas.openxmlformats.org/drawingml/2006/main" xmlns:pic="http://schemas.openxmlformats.org/drawingml/2006/picture">
             <wp:extent cx="5040000" cy="3516755"/>
-            <wp:docPr id="4" name="Picture 4"/>
+            <wp:docPr id="3" name="Picture 3"/>
             <wp:cNvGraphicFramePr>
               <a:graphicFrameLocks noChangeAspect="1"/>
             </wp:cNvGraphicFramePr>
@@ -4407,7 +4967,7 @@
                     <pic:cNvPicPr/>
                   </pic:nvPicPr>
                   <pic:blipFill>
-                    <a:blip r:embed="rId14"/>
+                    <a:blip r:embed="rId13"/>
                     <a:stretch>
                       <a:fillRect/>
                     </a:stretch>
@@ -4428,41 +4988,40 @@
     </w:p>
     <w:p>
       <w:pPr>
-        <w:spacing w:after="200"/>
+        <w:spacing w:after="240" w:line="276" w:lineRule="auto"/>
         <w:jc w:val="center"/>
       </w:pPr>
       <w:r>
         <w:rPr>
           <w:rFonts w:ascii="Calibri" w:hAnsi="Calibri" w:eastAsia="Calibri"/>
           <w:i/>
-          <w:color w:val="8892A6"/>
-          <w:sz w:val="17"/>
+          <w:color w:val="666666"/>
+          <w:sz w:val="18"/>
         </w:rPr>
         <w:t>Figura 3. Matriz impacto–esfuerzo de las recomendaciones.</w:t>
       </w:r>
     </w:p>
     <w:tbl>
       <w:tblPr>
-        <w:tblW w:type="dxa" w:w="9412"/>
+        <w:tblW w:type="dxa" w:w="9355"/>
+        <w:jc w:val="center"/>
+        <w:tblBorders>
+          <w:top w:val="single" w:sz="4" w:space="0" w:color="CCCCCC"/>
+          <w:left w:val="single" w:sz="4" w:space="0" w:color="CCCCCC"/>
+          <w:bottom w:val="single" w:sz="4" w:space="0" w:color="CCCCCC"/>
+          <w:right w:val="single" w:sz="4" w:space="0" w:color="CCCCCC"/>
+          <w:insideH w:val="single" w:sz="4" w:space="0" w:color="CCCCCC"/>
+          <w:insideV w:val="single" w:sz="4" w:space="0" w:color="CCCCCC"/>
+        </w:tblBorders>
         <w:tblLayout w:type="fixed"/>
         <w:tblLook w:firstColumn="1" w:firstRow="1" w:lastColumn="0" w:lastRow="0" w:noHBand="0" w:noVBand="1" w:val="04A0"/>
-        <w:jc w:val="center"/>
-        <w:tblBorders>
-          <w:top w:val="single" w:sz="4" w:color="D5DAE3"/>
-          <w:left w:val="single" w:sz="4" w:color="D5DAE3"/>
-          <w:bottom w:val="single" w:sz="4" w:color="D5DAE3"/>
-          <w:right w:val="single" w:sz="4" w:color="D5DAE3"/>
-          <w:insideH w:val="single" w:sz="4" w:color="D5DAE3"/>
-          <w:insideV w:val="single" w:sz="4" w:color="D5DAE3"/>
-        </w:tblBorders>
-        <w:tblLayout w:type="fixed"/>
       </w:tblPr>
       <w:tblGrid>
-        <w:gridCol w:w="1304"/>
-        <w:gridCol w:w="3061"/>
-        <w:gridCol w:w="1871"/>
-        <w:gridCol w:w="2154"/>
-        <w:gridCol w:w="1020"/>
+        <w:gridCol w:w="1296"/>
+        <w:gridCol w:w="3043"/>
+        <w:gridCol w:w="1859"/>
+        <w:gridCol w:w="2141"/>
+        <w:gridCol w:w="1014"/>
       </w:tblGrid>
       <w:tr>
         <w:trPr>
@@ -4470,8 +5029,8 @@
         </w:trPr>
         <w:tc>
           <w:tcPr>
-            <w:tcW w:type="dxa" w:w="1304"/>
-            <w:shd w:val="clear" w:color="auto" w:fill="1B2A49"/>
+            <w:tcW w:type="dxa" w:w="1296"/>
+            <w:shd w:val="clear" w:color="auto" w:fill="1A1A1A"/>
             <w:tcMar>
               <w:top w:w="70" w:type="dxa"/>
               <w:left w:w="90" w:type="dxa"/>
@@ -4481,7 +5040,8 @@
           </w:tcPr>
           <w:p>
             <w:pPr>
-              <w:spacing w:after="0"/>
+              <w:spacing w:after="0" w:before="0" w:line="240" w:lineRule="auto"/>
+              <w:jc w:val="left"/>
             </w:pPr>
             <w:r>
               <w:rPr>
@@ -4496,8 +5056,8 @@
         </w:tc>
         <w:tc>
           <w:tcPr>
-            <w:tcW w:type="dxa" w:w="3061"/>
-            <w:shd w:val="clear" w:color="auto" w:fill="1B2A49"/>
+            <w:tcW w:type="dxa" w:w="3043"/>
+            <w:shd w:val="clear" w:color="auto" w:fill="1A1A1A"/>
             <w:tcMar>
               <w:top w:w="70" w:type="dxa"/>
               <w:left w:w="90" w:type="dxa"/>
@@ -4507,7 +5067,8 @@
           </w:tcPr>
           <w:p>
             <w:pPr>
-              <w:spacing w:after="0"/>
+              <w:spacing w:after="0" w:before="0" w:line="240" w:lineRule="auto"/>
+              <w:jc w:val="left"/>
             </w:pPr>
             <w:r>
               <w:rPr>
@@ -4522,8 +5083,8 @@
         </w:tc>
         <w:tc>
           <w:tcPr>
-            <w:tcW w:type="dxa" w:w="1871"/>
-            <w:shd w:val="clear" w:color="auto" w:fill="1B2A49"/>
+            <w:tcW w:type="dxa" w:w="1860"/>
+            <w:shd w:val="clear" w:color="auto" w:fill="1A1A1A"/>
             <w:tcMar>
               <w:top w:w="70" w:type="dxa"/>
               <w:left w:w="90" w:type="dxa"/>
@@ -4533,7 +5094,8 @@
           </w:tcPr>
           <w:p>
             <w:pPr>
-              <w:spacing w:after="0"/>
+              <w:spacing w:after="0" w:before="0" w:line="240" w:lineRule="auto"/>
+              <w:jc w:val="left"/>
             </w:pPr>
             <w:r>
               <w:rPr>
@@ -4548,8 +5110,8 @@
         </w:tc>
         <w:tc>
           <w:tcPr>
-            <w:tcW w:type="dxa" w:w="2154"/>
-            <w:shd w:val="clear" w:color="auto" w:fill="1B2A49"/>
+            <w:tcW w:type="dxa" w:w="2141"/>
+            <w:shd w:val="clear" w:color="auto" w:fill="1A1A1A"/>
             <w:tcMar>
               <w:top w:w="70" w:type="dxa"/>
               <w:left w:w="90" w:type="dxa"/>
@@ -4559,7 +5121,8 @@
           </w:tcPr>
           <w:p>
             <w:pPr>
-              <w:spacing w:after="0"/>
+              <w:spacing w:after="0" w:before="0" w:line="240" w:lineRule="auto"/>
+              <w:jc w:val="left"/>
             </w:pPr>
             <w:r>
               <w:rPr>
@@ -4574,8 +5137,8 @@
         </w:tc>
         <w:tc>
           <w:tcPr>
-            <w:tcW w:type="dxa" w:w="1020"/>
-            <w:shd w:val="clear" w:color="auto" w:fill="1B2A49"/>
+            <w:tcW w:type="dxa" w:w="1014"/>
+            <w:shd w:val="clear" w:color="auto" w:fill="1A1A1A"/>
             <w:tcMar>
               <w:top w:w="70" w:type="dxa"/>
               <w:left w:w="90" w:type="dxa"/>
@@ -4585,7 +5148,8 @@
           </w:tcPr>
           <w:p>
             <w:pPr>
-              <w:spacing w:after="0"/>
+              <w:spacing w:after="0" w:before="0" w:line="240" w:lineRule="auto"/>
+              <w:jc w:val="left"/>
             </w:pPr>
             <w:r>
               <w:rPr>
@@ -4605,7 +5169,7 @@
         </w:trPr>
         <w:tc>
           <w:tcPr>
-            <w:tcW w:type="dxa" w:w="1304"/>
+            <w:tcW w:type="dxa" w:w="1296"/>
             <w:tcMar>
               <w:top w:w="60" w:type="dxa"/>
               <w:left w:w="90" w:type="dxa"/>
@@ -4616,7 +5180,8 @@
           </w:tcPr>
           <w:p>
             <w:pPr>
-              <w:spacing w:after="0"/>
+              <w:spacing w:after="0" w:before="0" w:line="240" w:lineRule="auto"/>
+              <w:jc w:val="left"/>
             </w:pPr>
             <w:r>
               <w:rPr>
@@ -4638,7 +5203,7 @@
         </w:tc>
         <w:tc>
           <w:tcPr>
-            <w:tcW w:type="dxa" w:w="3061"/>
+            <w:tcW w:type="dxa" w:w="3043"/>
             <w:tcMar>
               <w:top w:w="60" w:type="dxa"/>
               <w:left w:w="90" w:type="dxa"/>
@@ -4649,7 +5214,8 @@
           </w:tcPr>
           <w:p>
             <w:pPr>
-              <w:spacing w:after="0"/>
+              <w:spacing w:after="0" w:before="0" w:line="240" w:lineRule="auto"/>
+              <w:jc w:val="left"/>
             </w:pPr>
             <w:r>
               <w:rPr>
@@ -4670,7 +5236,7 @@
         </w:tc>
         <w:tc>
           <w:tcPr>
-            <w:tcW w:type="dxa" w:w="1871"/>
+            <w:tcW w:type="dxa" w:w="1860"/>
             <w:tcMar>
               <w:top w:w="60" w:type="dxa"/>
               <w:left w:w="90" w:type="dxa"/>
@@ -4681,7 +5247,8 @@
           </w:tcPr>
           <w:p>
             <w:pPr>
-              <w:spacing w:after="0"/>
+              <w:spacing w:after="0" w:before="0" w:line="240" w:lineRule="auto"/>
+              <w:jc w:val="left"/>
             </w:pPr>
             <w:r>
               <w:rPr>
@@ -4694,7 +5261,7 @@
         </w:tc>
         <w:tc>
           <w:tcPr>
-            <w:tcW w:type="dxa" w:w="2154"/>
+            <w:tcW w:type="dxa" w:w="2141"/>
             <w:tcMar>
               <w:top w:w="60" w:type="dxa"/>
               <w:left w:w="90" w:type="dxa"/>
@@ -4705,7 +5272,8 @@
           </w:tcPr>
           <w:p>
             <w:pPr>
-              <w:spacing w:after="0"/>
+              <w:spacing w:after="0" w:before="0" w:line="240" w:lineRule="auto"/>
+              <w:jc w:val="left"/>
             </w:pPr>
             <w:r>
               <w:rPr>
@@ -4718,7 +5286,7 @@
         </w:tc>
         <w:tc>
           <w:tcPr>
-            <w:tcW w:type="dxa" w:w="1020"/>
+            <w:tcW w:type="dxa" w:w="1014"/>
             <w:tcMar>
               <w:top w:w="60" w:type="dxa"/>
               <w:left w:w="90" w:type="dxa"/>
@@ -4729,7 +5297,8 @@
           </w:tcPr>
           <w:p>
             <w:pPr>
-              <w:spacing w:after="0"/>
+              <w:spacing w:after="0" w:before="0" w:line="240" w:lineRule="auto"/>
+              <w:jc w:val="left"/>
             </w:pPr>
             <w:r>
               <w:rPr>
@@ -4747,7 +5316,8 @@
         </w:trPr>
         <w:tc>
           <w:tcPr>
-            <w:tcW w:type="dxa" w:w="1304"/>
+            <w:tcW w:type="dxa" w:w="1296"/>
+            <w:shd w:val="clear" w:color="auto" w:fill="EEEEEE"/>
             <w:tcMar>
               <w:top w:w="60" w:type="dxa"/>
               <w:left w:w="90" w:type="dxa"/>
@@ -4755,11 +5325,11 @@
               <w:right w:w="90" w:type="dxa"/>
             </w:tcMar>
             <w:vAlign w:val="center"/>
-            <w:shd w:val="clear" w:color="auto" w:fill="F7F9FC"/>
           </w:tcPr>
           <w:p>
             <w:pPr>
-              <w:spacing w:after="0"/>
+              <w:spacing w:after="0" w:before="0" w:line="240" w:lineRule="auto"/>
+              <w:jc w:val="left"/>
             </w:pPr>
             <w:r>
               <w:rPr>
@@ -4781,7 +5351,8 @@
         </w:tc>
         <w:tc>
           <w:tcPr>
-            <w:tcW w:type="dxa" w:w="3061"/>
+            <w:tcW w:type="dxa" w:w="3043"/>
+            <w:shd w:val="clear" w:color="auto" w:fill="EEEEEE"/>
             <w:tcMar>
               <w:top w:w="60" w:type="dxa"/>
               <w:left w:w="90" w:type="dxa"/>
@@ -4789,11 +5360,11 @@
               <w:right w:w="90" w:type="dxa"/>
             </w:tcMar>
             <w:vAlign w:val="center"/>
-            <w:shd w:val="clear" w:color="auto" w:fill="F7F9FC"/>
           </w:tcPr>
           <w:p>
             <w:pPr>
-              <w:spacing w:after="0"/>
+              <w:spacing w:after="0" w:before="0" w:line="240" w:lineRule="auto"/>
+              <w:jc w:val="left"/>
             </w:pPr>
             <w:r>
               <w:rPr>
@@ -4814,7 +5385,8 @@
         </w:tc>
         <w:tc>
           <w:tcPr>
-            <w:tcW w:type="dxa" w:w="1871"/>
+            <w:tcW w:type="dxa" w:w="1860"/>
+            <w:shd w:val="clear" w:color="auto" w:fill="EEEEEE"/>
             <w:tcMar>
               <w:top w:w="60" w:type="dxa"/>
               <w:left w:w="90" w:type="dxa"/>
@@ -4822,11 +5394,11 @@
               <w:right w:w="90" w:type="dxa"/>
             </w:tcMar>
             <w:vAlign w:val="center"/>
-            <w:shd w:val="clear" w:color="auto" w:fill="F7F9FC"/>
           </w:tcPr>
           <w:p>
             <w:pPr>
-              <w:spacing w:after="0"/>
+              <w:spacing w:after="0" w:before="0" w:line="240" w:lineRule="auto"/>
+              <w:jc w:val="left"/>
             </w:pPr>
             <w:r>
               <w:rPr>
@@ -4839,7 +5411,8 @@
         </w:tc>
         <w:tc>
           <w:tcPr>
-            <w:tcW w:type="dxa" w:w="2154"/>
+            <w:tcW w:type="dxa" w:w="2141"/>
+            <w:shd w:val="clear" w:color="auto" w:fill="EEEEEE"/>
             <w:tcMar>
               <w:top w:w="60" w:type="dxa"/>
               <w:left w:w="90" w:type="dxa"/>
@@ -4847,11 +5420,11 @@
               <w:right w:w="90" w:type="dxa"/>
             </w:tcMar>
             <w:vAlign w:val="center"/>
-            <w:shd w:val="clear" w:color="auto" w:fill="F7F9FC"/>
           </w:tcPr>
           <w:p>
             <w:pPr>
-              <w:spacing w:after="0"/>
+              <w:spacing w:after="0" w:before="0" w:line="240" w:lineRule="auto"/>
+              <w:jc w:val="left"/>
             </w:pPr>
             <w:r>
               <w:rPr>
@@ -4864,7 +5437,8 @@
         </w:tc>
         <w:tc>
           <w:tcPr>
-            <w:tcW w:type="dxa" w:w="1020"/>
+            <w:tcW w:type="dxa" w:w="1014"/>
+            <w:shd w:val="clear" w:color="auto" w:fill="EEEEEE"/>
             <w:tcMar>
               <w:top w:w="60" w:type="dxa"/>
               <w:left w:w="90" w:type="dxa"/>
@@ -4872,11 +5446,11 @@
               <w:right w:w="90" w:type="dxa"/>
             </w:tcMar>
             <w:vAlign w:val="center"/>
-            <w:shd w:val="clear" w:color="auto" w:fill="F7F9FC"/>
           </w:tcPr>
           <w:p>
             <w:pPr>
-              <w:spacing w:after="0"/>
+              <w:spacing w:after="0" w:before="0" w:line="240" w:lineRule="auto"/>
+              <w:jc w:val="left"/>
             </w:pPr>
             <w:r>
               <w:rPr>
@@ -4894,7 +5468,7 @@
         </w:trPr>
         <w:tc>
           <w:tcPr>
-            <w:tcW w:type="dxa" w:w="1304"/>
+            <w:tcW w:type="dxa" w:w="1296"/>
             <w:tcMar>
               <w:top w:w="60" w:type="dxa"/>
               <w:left w:w="90" w:type="dxa"/>
@@ -4905,7 +5479,8 @@
           </w:tcPr>
           <w:p>
             <w:pPr>
-              <w:spacing w:after="0"/>
+              <w:spacing w:after="0" w:before="0" w:line="240" w:lineRule="auto"/>
+              <w:jc w:val="left"/>
             </w:pPr>
             <w:r>
               <w:rPr>
@@ -4927,7 +5502,7 @@
         </w:tc>
         <w:tc>
           <w:tcPr>
-            <w:tcW w:type="dxa" w:w="3061"/>
+            <w:tcW w:type="dxa" w:w="3043"/>
             <w:tcMar>
               <w:top w:w="60" w:type="dxa"/>
               <w:left w:w="90" w:type="dxa"/>
@@ -4938,7 +5513,8 @@
           </w:tcPr>
           <w:p>
             <w:pPr>
-              <w:spacing w:after="0"/>
+              <w:spacing w:after="0" w:before="0" w:line="240" w:lineRule="auto"/>
+              <w:jc w:val="left"/>
             </w:pPr>
             <w:r>
               <w:rPr>
@@ -4959,7 +5535,7 @@
         </w:tc>
         <w:tc>
           <w:tcPr>
-            <w:tcW w:type="dxa" w:w="1871"/>
+            <w:tcW w:type="dxa" w:w="1860"/>
             <w:tcMar>
               <w:top w:w="60" w:type="dxa"/>
               <w:left w:w="90" w:type="dxa"/>
@@ -4970,7 +5546,8 @@
           </w:tcPr>
           <w:p>
             <w:pPr>
-              <w:spacing w:after="0"/>
+              <w:spacing w:after="0" w:before="0" w:line="240" w:lineRule="auto"/>
+              <w:jc w:val="left"/>
             </w:pPr>
             <w:r>
               <w:rPr>
@@ -4983,7 +5560,7 @@
         </w:tc>
         <w:tc>
           <w:tcPr>
-            <w:tcW w:type="dxa" w:w="2154"/>
+            <w:tcW w:type="dxa" w:w="2141"/>
             <w:tcMar>
               <w:top w:w="60" w:type="dxa"/>
               <w:left w:w="90" w:type="dxa"/>
@@ -4994,7 +5571,8 @@
           </w:tcPr>
           <w:p>
             <w:pPr>
-              <w:spacing w:after="0"/>
+              <w:spacing w:after="0" w:before="0" w:line="240" w:lineRule="auto"/>
+              <w:jc w:val="left"/>
             </w:pPr>
             <w:r>
               <w:rPr>
@@ -5007,7 +5585,7 @@
         </w:tc>
         <w:tc>
           <w:tcPr>
-            <w:tcW w:type="dxa" w:w="1020"/>
+            <w:tcW w:type="dxa" w:w="1014"/>
             <w:tcMar>
               <w:top w:w="60" w:type="dxa"/>
               <w:left w:w="90" w:type="dxa"/>
@@ -5018,7 +5596,8 @@
           </w:tcPr>
           <w:p>
             <w:pPr>
-              <w:spacing w:after="0"/>
+              <w:spacing w:after="0" w:before="0" w:line="240" w:lineRule="auto"/>
+              <w:jc w:val="left"/>
             </w:pPr>
             <w:r>
               <w:rPr>
@@ -5036,7 +5615,8 @@
         </w:trPr>
         <w:tc>
           <w:tcPr>
-            <w:tcW w:type="dxa" w:w="1304"/>
+            <w:tcW w:type="dxa" w:w="1296"/>
+            <w:shd w:val="clear" w:color="auto" w:fill="EEEEEE"/>
             <w:tcMar>
               <w:top w:w="60" w:type="dxa"/>
               <w:left w:w="90" w:type="dxa"/>
@@ -5044,11 +5624,11 @@
               <w:right w:w="90" w:type="dxa"/>
             </w:tcMar>
             <w:vAlign w:val="center"/>
-            <w:shd w:val="clear" w:color="auto" w:fill="F7F9FC"/>
           </w:tcPr>
           <w:p>
             <w:pPr>
-              <w:spacing w:after="0"/>
+              <w:spacing w:after="0" w:before="0" w:line="240" w:lineRule="auto"/>
+              <w:jc w:val="left"/>
             </w:pPr>
             <w:r>
               <w:rPr>
@@ -5070,7 +5650,8 @@
         </w:tc>
         <w:tc>
           <w:tcPr>
-            <w:tcW w:type="dxa" w:w="3061"/>
+            <w:tcW w:type="dxa" w:w="3043"/>
+            <w:shd w:val="clear" w:color="auto" w:fill="EEEEEE"/>
             <w:tcMar>
               <w:top w:w="60" w:type="dxa"/>
               <w:left w:w="90" w:type="dxa"/>
@@ -5078,11 +5659,11 @@
               <w:right w:w="90" w:type="dxa"/>
             </w:tcMar>
             <w:vAlign w:val="center"/>
-            <w:shd w:val="clear" w:color="auto" w:fill="F7F9FC"/>
           </w:tcPr>
           <w:p>
             <w:pPr>
-              <w:spacing w:after="0"/>
+              <w:spacing w:after="0" w:before="0" w:line="240" w:lineRule="auto"/>
+              <w:jc w:val="left"/>
             </w:pPr>
             <w:r>
               <w:rPr>
@@ -5103,7 +5684,8 @@
         </w:tc>
         <w:tc>
           <w:tcPr>
-            <w:tcW w:type="dxa" w:w="1871"/>
+            <w:tcW w:type="dxa" w:w="1860"/>
+            <w:shd w:val="clear" w:color="auto" w:fill="EEEEEE"/>
             <w:tcMar>
               <w:top w:w="60" w:type="dxa"/>
               <w:left w:w="90" w:type="dxa"/>
@@ -5111,11 +5693,11 @@
               <w:right w:w="90" w:type="dxa"/>
             </w:tcMar>
             <w:vAlign w:val="center"/>
-            <w:shd w:val="clear" w:color="auto" w:fill="F7F9FC"/>
           </w:tcPr>
           <w:p>
             <w:pPr>
-              <w:spacing w:after="0"/>
+              <w:spacing w:after="0" w:before="0" w:line="240" w:lineRule="auto"/>
+              <w:jc w:val="left"/>
             </w:pPr>
             <w:r>
               <w:rPr>
@@ -5128,7 +5710,8 @@
         </w:tc>
         <w:tc>
           <w:tcPr>
-            <w:tcW w:type="dxa" w:w="2154"/>
+            <w:tcW w:type="dxa" w:w="2141"/>
+            <w:shd w:val="clear" w:color="auto" w:fill="EEEEEE"/>
             <w:tcMar>
               <w:top w:w="60" w:type="dxa"/>
               <w:left w:w="90" w:type="dxa"/>
@@ -5136,11 +5719,11 @@
               <w:right w:w="90" w:type="dxa"/>
             </w:tcMar>
             <w:vAlign w:val="center"/>
-            <w:shd w:val="clear" w:color="auto" w:fill="F7F9FC"/>
           </w:tcPr>
           <w:p>
             <w:pPr>
-              <w:spacing w:after="0"/>
+              <w:spacing w:after="0" w:before="0" w:line="240" w:lineRule="auto"/>
+              <w:jc w:val="left"/>
             </w:pPr>
             <w:r>
               <w:rPr>
@@ -5153,7 +5736,8 @@
         </w:tc>
         <w:tc>
           <w:tcPr>
-            <w:tcW w:type="dxa" w:w="1020"/>
+            <w:tcW w:type="dxa" w:w="1014"/>
+            <w:shd w:val="clear" w:color="auto" w:fill="EEEEEE"/>
             <w:tcMar>
               <w:top w:w="60" w:type="dxa"/>
               <w:left w:w="90" w:type="dxa"/>
@@ -5161,11 +5745,11 @@
               <w:right w:w="90" w:type="dxa"/>
             </w:tcMar>
             <w:vAlign w:val="center"/>
-            <w:shd w:val="clear" w:color="auto" w:fill="F7F9FC"/>
           </w:tcPr>
           <w:p>
             <w:pPr>
-              <w:spacing w:after="0"/>
+              <w:spacing w:after="0" w:before="0" w:line="240" w:lineRule="auto"/>
+              <w:jc w:val="left"/>
             </w:pPr>
             <w:r>
               <w:rPr>
@@ -5183,7 +5767,7 @@
         </w:trPr>
         <w:tc>
           <w:tcPr>
-            <w:tcW w:type="dxa" w:w="1304"/>
+            <w:tcW w:type="dxa" w:w="1296"/>
             <w:tcMar>
               <w:top w:w="60" w:type="dxa"/>
               <w:left w:w="90" w:type="dxa"/>
@@ -5194,7 +5778,8 @@
           </w:tcPr>
           <w:p>
             <w:pPr>
-              <w:spacing w:after="0"/>
+              <w:spacing w:after="0" w:before="0" w:line="240" w:lineRule="auto"/>
+              <w:jc w:val="left"/>
             </w:pPr>
             <w:r>
               <w:rPr>
@@ -5216,7 +5801,7 @@
         </w:tc>
         <w:tc>
           <w:tcPr>
-            <w:tcW w:type="dxa" w:w="3061"/>
+            <w:tcW w:type="dxa" w:w="3043"/>
             <w:tcMar>
               <w:top w:w="60" w:type="dxa"/>
               <w:left w:w="90" w:type="dxa"/>
@@ -5227,7 +5812,8 @@
           </w:tcPr>
           <w:p>
             <w:pPr>
-              <w:spacing w:after="0"/>
+              <w:spacing w:after="0" w:before="0" w:line="240" w:lineRule="auto"/>
+              <w:jc w:val="left"/>
             </w:pPr>
             <w:r>
               <w:rPr>
@@ -5248,7 +5834,7 @@
         </w:tc>
         <w:tc>
           <w:tcPr>
-            <w:tcW w:type="dxa" w:w="1871"/>
+            <w:tcW w:type="dxa" w:w="1860"/>
             <w:tcMar>
               <w:top w:w="60" w:type="dxa"/>
               <w:left w:w="90" w:type="dxa"/>
@@ -5259,7 +5845,8 @@
           </w:tcPr>
           <w:p>
             <w:pPr>
-              <w:spacing w:after="0"/>
+              <w:spacing w:after="0" w:before="0" w:line="240" w:lineRule="auto"/>
+              <w:jc w:val="left"/>
             </w:pPr>
             <w:r>
               <w:rPr>
@@ -5272,7 +5859,7 @@
         </w:tc>
         <w:tc>
           <w:tcPr>
-            <w:tcW w:type="dxa" w:w="2154"/>
+            <w:tcW w:type="dxa" w:w="2141"/>
             <w:tcMar>
               <w:top w:w="60" w:type="dxa"/>
               <w:left w:w="90" w:type="dxa"/>
@@ -5283,7 +5870,8 @@
           </w:tcPr>
           <w:p>
             <w:pPr>
-              <w:spacing w:after="0"/>
+              <w:spacing w:after="0" w:before="0" w:line="240" w:lineRule="auto"/>
+              <w:jc w:val="left"/>
             </w:pPr>
             <w:r>
               <w:rPr>
@@ -5296,7 +5884,7 @@
         </w:tc>
         <w:tc>
           <w:tcPr>
-            <w:tcW w:type="dxa" w:w="1020"/>
+            <w:tcW w:type="dxa" w:w="1014"/>
             <w:tcMar>
               <w:top w:w="60" w:type="dxa"/>
               <w:left w:w="90" w:type="dxa"/>
@@ -5307,7 +5895,8 @@
           </w:tcPr>
           <w:p>
             <w:pPr>
-              <w:spacing w:after="0"/>
+              <w:spacing w:after="0" w:before="0" w:line="240" w:lineRule="auto"/>
+              <w:jc w:val="left"/>
             </w:pPr>
             <w:r>
               <w:rPr>
@@ -5325,7 +5914,8 @@
         </w:trPr>
         <w:tc>
           <w:tcPr>
-            <w:tcW w:type="dxa" w:w="1304"/>
+            <w:tcW w:type="dxa" w:w="1296"/>
+            <w:shd w:val="clear" w:color="auto" w:fill="EEEEEE"/>
             <w:tcMar>
               <w:top w:w="60" w:type="dxa"/>
               <w:left w:w="90" w:type="dxa"/>
@@ -5333,11 +5923,11 @@
               <w:right w:w="90" w:type="dxa"/>
             </w:tcMar>
             <w:vAlign w:val="center"/>
-            <w:shd w:val="clear" w:color="auto" w:fill="F7F9FC"/>
           </w:tcPr>
           <w:p>
             <w:pPr>
-              <w:spacing w:after="0"/>
+              <w:spacing w:after="0" w:before="0" w:line="240" w:lineRule="auto"/>
+              <w:jc w:val="left"/>
             </w:pPr>
             <w:r>
               <w:rPr>
@@ -5359,7 +5949,8 @@
         </w:tc>
         <w:tc>
           <w:tcPr>
-            <w:tcW w:type="dxa" w:w="3061"/>
+            <w:tcW w:type="dxa" w:w="3043"/>
+            <w:shd w:val="clear" w:color="auto" w:fill="EEEEEE"/>
             <w:tcMar>
               <w:top w:w="60" w:type="dxa"/>
               <w:left w:w="90" w:type="dxa"/>
@@ -5367,11 +5958,11 @@
               <w:right w:w="90" w:type="dxa"/>
             </w:tcMar>
             <w:vAlign w:val="center"/>
-            <w:shd w:val="clear" w:color="auto" w:fill="F7F9FC"/>
           </w:tcPr>
           <w:p>
             <w:pPr>
-              <w:spacing w:after="0"/>
+              <w:spacing w:after="0" w:before="0" w:line="240" w:lineRule="auto"/>
+              <w:jc w:val="left"/>
             </w:pPr>
             <w:r>
               <w:rPr>
@@ -5392,7 +5983,8 @@
         </w:tc>
         <w:tc>
           <w:tcPr>
-            <w:tcW w:type="dxa" w:w="1871"/>
+            <w:tcW w:type="dxa" w:w="1860"/>
+            <w:shd w:val="clear" w:color="auto" w:fill="EEEEEE"/>
             <w:tcMar>
               <w:top w:w="60" w:type="dxa"/>
               <w:left w:w="90" w:type="dxa"/>
@@ -5400,11 +5992,11 @@
               <w:right w:w="90" w:type="dxa"/>
             </w:tcMar>
             <w:vAlign w:val="center"/>
-            <w:shd w:val="clear" w:color="auto" w:fill="F7F9FC"/>
           </w:tcPr>
           <w:p>
             <w:pPr>
-              <w:spacing w:after="0"/>
+              <w:spacing w:after="0" w:before="0" w:line="240" w:lineRule="auto"/>
+              <w:jc w:val="left"/>
             </w:pPr>
             <w:r>
               <w:rPr>
@@ -5417,7 +6009,8 @@
         </w:tc>
         <w:tc>
           <w:tcPr>
-            <w:tcW w:type="dxa" w:w="2154"/>
+            <w:tcW w:type="dxa" w:w="2141"/>
+            <w:shd w:val="clear" w:color="auto" w:fill="EEEEEE"/>
             <w:tcMar>
               <w:top w:w="60" w:type="dxa"/>
               <w:left w:w="90" w:type="dxa"/>
@@ -5425,11 +6018,11 @@
               <w:right w:w="90" w:type="dxa"/>
             </w:tcMar>
             <w:vAlign w:val="center"/>
-            <w:shd w:val="clear" w:color="auto" w:fill="F7F9FC"/>
           </w:tcPr>
           <w:p>
             <w:pPr>
-              <w:spacing w:after="0"/>
+              <w:spacing w:after="0" w:before="0" w:line="240" w:lineRule="auto"/>
+              <w:jc w:val="left"/>
             </w:pPr>
             <w:r>
               <w:rPr>
@@ -5442,7 +6035,8 @@
         </w:tc>
         <w:tc>
           <w:tcPr>
-            <w:tcW w:type="dxa" w:w="1020"/>
+            <w:tcW w:type="dxa" w:w="1014"/>
+            <w:shd w:val="clear" w:color="auto" w:fill="EEEEEE"/>
             <w:tcMar>
               <w:top w:w="60" w:type="dxa"/>
               <w:left w:w="90" w:type="dxa"/>
@@ -5450,11 +6044,11 @@
               <w:right w:w="90" w:type="dxa"/>
             </w:tcMar>
             <w:vAlign w:val="center"/>
-            <w:shd w:val="clear" w:color="auto" w:fill="F7F9FC"/>
           </w:tcPr>
           <w:p>
             <w:pPr>
-              <w:spacing w:after="0"/>
+              <w:spacing w:after="0" w:before="0" w:line="240" w:lineRule="auto"/>
+              <w:jc w:val="left"/>
             </w:pPr>
             <w:r>
               <w:rPr>
@@ -5472,7 +6066,7 @@
         </w:trPr>
         <w:tc>
           <w:tcPr>
-            <w:tcW w:type="dxa" w:w="1304"/>
+            <w:tcW w:type="dxa" w:w="1296"/>
             <w:tcMar>
               <w:top w:w="60" w:type="dxa"/>
               <w:left w:w="90" w:type="dxa"/>
@@ -5483,7 +6077,8 @@
           </w:tcPr>
           <w:p>
             <w:pPr>
-              <w:spacing w:after="0"/>
+              <w:spacing w:after="0" w:before="0" w:line="240" w:lineRule="auto"/>
+              <w:jc w:val="left"/>
             </w:pPr>
             <w:r>
               <w:rPr>
@@ -5505,7 +6100,7 @@
         </w:tc>
         <w:tc>
           <w:tcPr>
-            <w:tcW w:type="dxa" w:w="3061"/>
+            <w:tcW w:type="dxa" w:w="3043"/>
             <w:tcMar>
               <w:top w:w="60" w:type="dxa"/>
               <w:left w:w="90" w:type="dxa"/>
@@ -5516,7 +6111,8 @@
           </w:tcPr>
           <w:p>
             <w:pPr>
-              <w:spacing w:after="0"/>
+              <w:spacing w:after="0" w:before="0" w:line="240" w:lineRule="auto"/>
+              <w:jc w:val="left"/>
             </w:pPr>
             <w:r>
               <w:rPr>
@@ -5530,7 +6126,7 @@
         </w:tc>
         <w:tc>
           <w:tcPr>
-            <w:tcW w:type="dxa" w:w="1871"/>
+            <w:tcW w:type="dxa" w:w="1860"/>
             <w:tcMar>
               <w:top w:w="60" w:type="dxa"/>
               <w:left w:w="90" w:type="dxa"/>
@@ -5541,7 +6137,8 @@
           </w:tcPr>
           <w:p>
             <w:pPr>
-              <w:spacing w:after="0"/>
+              <w:spacing w:after="0" w:before="0" w:line="240" w:lineRule="auto"/>
+              <w:jc w:val="left"/>
             </w:pPr>
             <w:r>
               <w:rPr>
@@ -5554,7 +6151,7 @@
         </w:tc>
         <w:tc>
           <w:tcPr>
-            <w:tcW w:type="dxa" w:w="2154"/>
+            <w:tcW w:type="dxa" w:w="2141"/>
             <w:tcMar>
               <w:top w:w="60" w:type="dxa"/>
               <w:left w:w="90" w:type="dxa"/>
@@ -5565,7 +6162,8 @@
           </w:tcPr>
           <w:p>
             <w:pPr>
-              <w:spacing w:after="0"/>
+              <w:spacing w:after="0" w:before="0" w:line="240" w:lineRule="auto"/>
+              <w:jc w:val="left"/>
             </w:pPr>
             <w:r>
               <w:rPr>
@@ -5578,7 +6176,7 @@
         </w:tc>
         <w:tc>
           <w:tcPr>
-            <w:tcW w:type="dxa" w:w="1020"/>
+            <w:tcW w:type="dxa" w:w="1014"/>
             <w:tcMar>
               <w:top w:w="60" w:type="dxa"/>
               <w:left w:w="90" w:type="dxa"/>
@@ -5589,7 +6187,8 @@
           </w:tcPr>
           <w:p>
             <w:pPr>
-              <w:spacing w:after="0"/>
+              <w:spacing w:after="0" w:before="0" w:line="240" w:lineRule="auto"/>
+              <w:jc w:val="left"/>
             </w:pPr>
             <w:r>
               <w:rPr>
@@ -5607,7 +6206,8 @@
         </w:trPr>
         <w:tc>
           <w:tcPr>
-            <w:tcW w:type="dxa" w:w="1304"/>
+            <w:tcW w:type="dxa" w:w="1296"/>
+            <w:shd w:val="clear" w:color="auto" w:fill="EEEEEE"/>
             <w:tcMar>
               <w:top w:w="60" w:type="dxa"/>
               <w:left w:w="90" w:type="dxa"/>
@@ -5615,11 +6215,11 @@
               <w:right w:w="90" w:type="dxa"/>
             </w:tcMar>
             <w:vAlign w:val="center"/>
-            <w:shd w:val="clear" w:color="auto" w:fill="F7F9FC"/>
           </w:tcPr>
           <w:p>
             <w:pPr>
-              <w:spacing w:after="0"/>
+              <w:spacing w:after="0" w:before="0" w:line="240" w:lineRule="auto"/>
+              <w:jc w:val="left"/>
             </w:pPr>
             <w:r>
               <w:rPr>
@@ -5641,7 +6241,8 @@
         </w:tc>
         <w:tc>
           <w:tcPr>
-            <w:tcW w:type="dxa" w:w="3061"/>
+            <w:tcW w:type="dxa" w:w="3043"/>
+            <w:shd w:val="clear" w:color="auto" w:fill="EEEEEE"/>
             <w:tcMar>
               <w:top w:w="60" w:type="dxa"/>
               <w:left w:w="90" w:type="dxa"/>
@@ -5649,11 +6250,11 @@
               <w:right w:w="90" w:type="dxa"/>
             </w:tcMar>
             <w:vAlign w:val="center"/>
-            <w:shd w:val="clear" w:color="auto" w:fill="F7F9FC"/>
           </w:tcPr>
           <w:p>
             <w:pPr>
-              <w:spacing w:after="0"/>
+              <w:spacing w:after="0" w:before="0" w:line="240" w:lineRule="auto"/>
+              <w:jc w:val="left"/>
             </w:pPr>
             <w:r>
               <w:rPr>
@@ -5674,7 +6275,8 @@
         </w:tc>
         <w:tc>
           <w:tcPr>
-            <w:tcW w:type="dxa" w:w="1871"/>
+            <w:tcW w:type="dxa" w:w="1860"/>
+            <w:shd w:val="clear" w:color="auto" w:fill="EEEEEE"/>
             <w:tcMar>
               <w:top w:w="60" w:type="dxa"/>
               <w:left w:w="90" w:type="dxa"/>
@@ -5682,11 +6284,11 @@
               <w:right w:w="90" w:type="dxa"/>
             </w:tcMar>
             <w:vAlign w:val="center"/>
-            <w:shd w:val="clear" w:color="auto" w:fill="F7F9FC"/>
           </w:tcPr>
           <w:p>
             <w:pPr>
-              <w:spacing w:after="0"/>
+              <w:spacing w:after="0" w:before="0" w:line="240" w:lineRule="auto"/>
+              <w:jc w:val="left"/>
             </w:pPr>
             <w:r>
               <w:rPr>
@@ -5699,7 +6301,8 @@
         </w:tc>
         <w:tc>
           <w:tcPr>
-            <w:tcW w:type="dxa" w:w="2154"/>
+            <w:tcW w:type="dxa" w:w="2141"/>
+            <w:shd w:val="clear" w:color="auto" w:fill="EEEEEE"/>
             <w:tcMar>
               <w:top w:w="60" w:type="dxa"/>
               <w:left w:w="90" w:type="dxa"/>
@@ -5707,11 +6310,11 @@
               <w:right w:w="90" w:type="dxa"/>
             </w:tcMar>
             <w:vAlign w:val="center"/>
-            <w:shd w:val="clear" w:color="auto" w:fill="F7F9FC"/>
           </w:tcPr>
           <w:p>
             <w:pPr>
-              <w:spacing w:after="0"/>
+              <w:spacing w:after="0" w:before="0" w:line="240" w:lineRule="auto"/>
+              <w:jc w:val="left"/>
             </w:pPr>
             <w:r>
               <w:rPr>
@@ -5724,7 +6327,8 @@
         </w:tc>
         <w:tc>
           <w:tcPr>
-            <w:tcW w:type="dxa" w:w="1020"/>
+            <w:tcW w:type="dxa" w:w="1014"/>
+            <w:shd w:val="clear" w:color="auto" w:fill="EEEEEE"/>
             <w:tcMar>
               <w:top w:w="60" w:type="dxa"/>
               <w:left w:w="90" w:type="dxa"/>
@@ -5732,11 +6336,11 @@
               <w:right w:w="90" w:type="dxa"/>
             </w:tcMar>
             <w:vAlign w:val="center"/>
-            <w:shd w:val="clear" w:color="auto" w:fill="F7F9FC"/>
           </w:tcPr>
           <w:p>
             <w:pPr>
-              <w:spacing w:after="0"/>
+              <w:spacing w:after="0" w:before="0" w:line="240" w:lineRule="auto"/>
+              <w:jc w:val="left"/>
             </w:pPr>
             <w:r>
               <w:rPr>
@@ -5751,27 +6355,31 @@
     </w:tbl>
     <w:p>
       <w:pPr>
-        <w:spacing w:after="40"/>
+        <w:spacing w:after="240" w:line="240" w:lineRule="auto"/>
       </w:pPr>
+      <w:r>
+        <w:rPr>
+          <w:sz w:val="8"/>
+        </w:rPr>
+        <w:t xml:space="preserve"> </w:t>
+      </w:r>
     </w:p>
     <w:tbl>
       <w:tblPr>
-        <w:tblW w:type="dxa" w:w="9412"/>
+        <w:tblW w:type="dxa" w:w="9355"/>
+        <w:tblBorders>
+          <w:top w:val="nil"/>
+          <w:left w:val="nil"/>
+          <w:bottom w:val="nil"/>
+          <w:right w:val="nil"/>
+          <w:insideH w:val="nil"/>
+          <w:insideV w:val="nil"/>
+        </w:tblBorders>
         <w:tblLayout w:type="fixed"/>
         <w:tblLook w:firstColumn="1" w:firstRow="1" w:lastColumn="0" w:lastRow="0" w:noHBand="0" w:noVBand="1" w:val="04A0"/>
-        <w:tblBorders>
-          <w:top w:val="nil"/>
-          <w:left w:val="nil"/>
-          <w:bottom w:val="nil"/>
-          <w:right w:val="nil"/>
-          <w:insideH w:val="nil"/>
-          <w:insideV w:val="nil"/>
-        </w:tblBorders>
-        <w:tblLayout w:type="fixed"/>
       </w:tblPr>
       <w:tblGrid>
-        <w:gridCol w:w="198"/>
-        <w:gridCol w:w="9213"/>
+        <w:gridCol w:w="9355"/>
       </w:tblGrid>
       <w:tr>
         <w:trPr>
@@ -5779,37 +6387,31 @@
         </w:trPr>
         <w:tc>
           <w:tcPr>
-            <w:tcW w:type="dxa" w:w="198"/>
-            <w:shd w:val="clear" w:color="auto" w:fill="F2A900"/>
-            <w:tcMar>
-              <w:top w:w="0" w:type="dxa"/>
-              <w:left w:w="0" w:type="dxa"/>
-              <w:bottom w:w="0" w:type="dxa"/>
-              <w:right w:w="0" w:type="dxa"/>
-            </w:tcMar>
-          </w:tcPr>
-          <w:p/>
-        </w:tc>
-        <w:tc>
-          <w:tcPr>
-            <w:tcW w:type="dxa" w:w="9213"/>
-            <w:shd w:val="clear" w:color="auto" w:fill="FFF7E0"/>
+            <w:tcW w:type="dxa" w:w="9354"/>
+            <w:tcBorders>
+              <w:top w:val="nil"/>
+              <w:left w:val="single" w:sz="32" w:color="FFB800"/>
+              <w:bottom w:val="nil"/>
+              <w:right w:val="nil"/>
+            </w:tcBorders>
+            <w:shd w:val="clear" w:color="auto" w:fill="EEEEEE"/>
             <w:tcMar>
               <w:top w:w="120" w:type="dxa"/>
-              <w:left w:w="200" w:type="dxa"/>
+              <w:left w:w="220" w:type="dxa"/>
               <w:bottom w:w="120" w:type="dxa"/>
               <w:right w:w="160" w:type="dxa"/>
             </w:tcMar>
           </w:tcPr>
           <w:p>
             <w:pPr>
-              <w:spacing w:after="40"/>
+              <w:spacing w:after="60" w:before="0" w:line="276" w:lineRule="auto"/>
+              <w:jc w:val="left"/>
             </w:pPr>
             <w:r>
               <w:rPr>
                 <w:rFonts w:ascii="Calibri" w:hAnsi="Calibri" w:eastAsia="Calibri"/>
                 <w:b/>
-                <w:color w:val="F2A900"/>
+                <w:color w:val="1A1A1A"/>
                 <w:sz w:val="21"/>
               </w:rPr>
               <w:t>Un criterio para escalar</w:t>
@@ -5817,7 +6419,8 @@
           </w:p>
           <w:p>
             <w:pPr>
-              <w:spacing w:after="40"/>
+              <w:spacing w:after="60" w:before="0" w:line="276" w:lineRule="auto"/>
+              <w:jc w:val="left"/>
             </w:pPr>
             <w:r>
               <w:rPr>
@@ -5862,16 +6465,36 @@
     </w:tbl>
     <w:p>
       <w:pPr>
-        <w:spacing w:after="40"/>
+        <w:spacing w:after="200" w:line="240" w:lineRule="auto"/>
       </w:pPr>
+      <w:r>
+        <w:rPr>
+          <w:sz w:val="8"/>
+        </w:rPr>
+        <w:t xml:space="preserve"> </w:t>
+      </w:r>
     </w:p>
     <w:p>
       <w:pPr>
         <w:pStyle w:val="Heading1"/>
         <w:pageBreakBefore/>
+        <w:pBdr>
+          <w:left w:val="single" w:sz="36" w:space="8" w:color="FFB800"/>
+        </w:pBdr>
       </w:pPr>
       <w:r>
-        <w:t>7. Conclusiones generales</w:t>
+        <w:t>3. CONCLUSIÓN</w:t>
+      </w:r>
+    </w:p>
+    <w:p>
+      <w:pPr>
+        <w:pStyle w:val="Heading2"/>
+        <w:pBdr>
+          <w:left w:val="single" w:sz="28" w:space="8" w:color="FFB800"/>
+        </w:pBdr>
+      </w:pPr>
+      <w:r>
+        <w:t>3.1 Conclusiones generales</w:t>
       </w:r>
     </w:p>
     <w:p>
@@ -6070,31 +6693,734 @@
       <w:pPr>
         <w:pStyle w:val="Heading1"/>
         <w:pageBreakBefore/>
+        <w:pBdr>
+          <w:left w:val="single" w:sz="36" w:space="8" w:color="FFB800"/>
+        </w:pBdr>
       </w:pPr>
       <w:r>
-        <w:t>Anexo: trazabilidad y declaración de uso de IA</w:t>
+        <w:t>4. REFERENCIAS</w:t>
+      </w:r>
+    </w:p>
+    <w:p>
+      <w:r>
+        <w:rPr>
+          <w:rFonts w:ascii="Calibri" w:hAnsi="Calibri" w:eastAsia="Calibri"/>
+          <w:color w:val="666666"/>
+          <w:sz w:val="20"/>
+        </w:rPr>
+        <w:t xml:space="preserve">Referencias en formato APA 7, ordenadas alfabéticamente. Las dos últimas son documentos internos del proyecto. Las referencias académicas fueron seleccionadas por la herramienta de IA a partir de su conocimiento de la literatura y </w:t>
+      </w:r>
+      <w:r>
+        <w:rPr>
+          <w:rFonts w:ascii="Calibri" w:hAnsi="Calibri" w:eastAsia="Calibri"/>
+          <w:b/>
+          <w:color w:val="666666"/>
+          <w:sz w:val="20"/>
+        </w:rPr>
+        <w:t>no se verificaron en línea durante esta sesión</w:t>
+      </w:r>
+      <w:r>
+        <w:rPr>
+          <w:rFonts w:ascii="Calibri" w:hAnsi="Calibri" w:eastAsia="Calibri"/>
+          <w:color w:val="666666"/>
+          <w:sz w:val="20"/>
+        </w:rPr>
+        <w:t>: conviene confirmar volumen, páginas y DOI antes de una publicación formal.</w:t>
+      </w:r>
+    </w:p>
+    <w:p>
+      <w:pPr>
+        <w:spacing w:after="100" w:line="276" w:lineRule="auto"/>
+        <w:ind w:left="567" w:hanging="567"/>
+        <w:jc w:val="left"/>
+      </w:pPr>
+      <w:r>
+        <w:rPr>
+          <w:rFonts w:ascii="Calibri" w:hAnsi="Calibri"/>
+          <w:i w:val="0"/>
+          <w:sz w:val="21"/>
+        </w:rPr>
+        <w:t xml:space="preserve">Bandura, A. (1997). </w:t>
+      </w:r>
+      <w:r>
+        <w:rPr>
+          <w:rFonts w:ascii="Calibri" w:hAnsi="Calibri"/>
+          <w:i/>
+          <w:sz w:val="21"/>
+        </w:rPr>
+        <w:t>Self-efficacy: The exercise of control</w:t>
+      </w:r>
+      <w:r>
+        <w:rPr>
+          <w:rFonts w:ascii="Calibri" w:hAnsi="Calibri"/>
+          <w:i w:val="0"/>
+          <w:sz w:val="21"/>
+        </w:rPr>
+        <w:t>. W. H. Freeman.</w:t>
+      </w:r>
+    </w:p>
+    <w:p>
+      <w:pPr>
+        <w:spacing w:after="100" w:line="276" w:lineRule="auto"/>
+        <w:ind w:left="567" w:hanging="567"/>
+        <w:jc w:val="left"/>
+      </w:pPr>
+      <w:r>
+        <w:rPr>
+          <w:rFonts w:ascii="Calibri" w:hAnsi="Calibri"/>
+          <w:i w:val="0"/>
+          <w:sz w:val="21"/>
+        </w:rPr>
+        <w:t xml:space="preserve">Braun, V., &amp; Clarke, V. (2006). Using thematic analysis in psychology. </w:t>
+      </w:r>
+      <w:r>
+        <w:rPr>
+          <w:rFonts w:ascii="Calibri" w:hAnsi="Calibri"/>
+          <w:i/>
+          <w:sz w:val="21"/>
+        </w:rPr>
+        <w:t>Qualitative Research in Psychology, 3</w:t>
+      </w:r>
+      <w:r>
+        <w:rPr>
+          <w:rFonts w:ascii="Calibri" w:hAnsi="Calibri"/>
+          <w:i w:val="0"/>
+          <w:sz w:val="21"/>
+        </w:rPr>
+        <w:t>(2), 77–101.</w:t>
+      </w:r>
+    </w:p>
+    <w:p>
+      <w:pPr>
+        <w:spacing w:after="100" w:line="276" w:lineRule="auto"/>
+        <w:ind w:left="567" w:hanging="567"/>
+        <w:jc w:val="left"/>
+      </w:pPr>
+      <w:r>
+        <w:rPr>
+          <w:rFonts w:ascii="Calibri" w:hAnsi="Calibri"/>
+          <w:i w:val="0"/>
+          <w:sz w:val="21"/>
+        </w:rPr>
+        <w:t xml:space="preserve">Campbell, D. T., &amp; Stanley, J. C. (1963). </w:t>
+      </w:r>
+      <w:r>
+        <w:rPr>
+          <w:rFonts w:ascii="Calibri" w:hAnsi="Calibri"/>
+          <w:i/>
+          <w:sz w:val="21"/>
+        </w:rPr>
+        <w:t>Experimental and quasi-experimental designs for research</w:t>
+      </w:r>
+      <w:r>
+        <w:rPr>
+          <w:rFonts w:ascii="Calibri" w:hAnsi="Calibri"/>
+          <w:i w:val="0"/>
+          <w:sz w:val="21"/>
+        </w:rPr>
+        <w:t>. Rand McNally.</w:t>
+      </w:r>
+    </w:p>
+    <w:p>
+      <w:pPr>
+        <w:spacing w:after="100" w:line="276" w:lineRule="auto"/>
+        <w:ind w:left="567" w:hanging="567"/>
+        <w:jc w:val="left"/>
+      </w:pPr>
+      <w:r>
+        <w:rPr>
+          <w:rFonts w:ascii="Calibri" w:hAnsi="Calibri"/>
+          <w:i w:val="0"/>
+          <w:sz w:val="21"/>
+        </w:rPr>
+        <w:t xml:space="preserve">Cliff, N. (1993). Dominance statistics: Ordinal analyses to answer ordinal questions. </w:t>
+      </w:r>
+      <w:r>
+        <w:rPr>
+          <w:rFonts w:ascii="Calibri" w:hAnsi="Calibri"/>
+          <w:i/>
+          <w:sz w:val="21"/>
+        </w:rPr>
+        <w:t>Psychological Bulletin, 114</w:t>
+      </w:r>
+      <w:r>
+        <w:rPr>
+          <w:rFonts w:ascii="Calibri" w:hAnsi="Calibri"/>
+          <w:i w:val="0"/>
+          <w:sz w:val="21"/>
+        </w:rPr>
+        <w:t>(3), 494–509.</w:t>
+      </w:r>
+    </w:p>
+    <w:p>
+      <w:pPr>
+        <w:spacing w:after="100" w:line="276" w:lineRule="auto"/>
+        <w:ind w:left="567" w:hanging="567"/>
+        <w:jc w:val="left"/>
+      </w:pPr>
+      <w:r>
+        <w:rPr>
+          <w:rFonts w:ascii="Calibri" w:hAnsi="Calibri"/>
+          <w:i w:val="0"/>
+          <w:sz w:val="21"/>
+        </w:rPr>
+        <w:t xml:space="preserve">Cohen, J. (1988). </w:t>
+      </w:r>
+      <w:r>
+        <w:rPr>
+          <w:rFonts w:ascii="Calibri" w:hAnsi="Calibri"/>
+          <w:i/>
+          <w:sz w:val="21"/>
+        </w:rPr>
+        <w:t>Statistical power analysis for the behavioral sciences</w:t>
+      </w:r>
+      <w:r>
+        <w:rPr>
+          <w:rFonts w:ascii="Calibri" w:hAnsi="Calibri"/>
+          <w:i w:val="0"/>
+          <w:sz w:val="21"/>
+        </w:rPr>
+        <w:t xml:space="preserve"> (2.ª ed.). Lawrence Erlbaum.</w:t>
+      </w:r>
+    </w:p>
+    <w:p>
+      <w:pPr>
+        <w:spacing w:after="100" w:line="276" w:lineRule="auto"/>
+        <w:ind w:left="567" w:hanging="567"/>
+        <w:jc w:val="left"/>
+      </w:pPr>
+      <w:r>
+        <w:rPr>
+          <w:rFonts w:ascii="Calibri" w:hAnsi="Calibri"/>
+          <w:i w:val="0"/>
+          <w:sz w:val="21"/>
+        </w:rPr>
+        <w:t xml:space="preserve">Cronbach, L. J. (1951). Coefficient alpha and the internal structure of tests. </w:t>
+      </w:r>
+      <w:r>
+        <w:rPr>
+          <w:rFonts w:ascii="Calibri" w:hAnsi="Calibri"/>
+          <w:i/>
+          <w:sz w:val="21"/>
+        </w:rPr>
+        <w:t>Psychometrika, 16</w:t>
+      </w:r>
+      <w:r>
+        <w:rPr>
+          <w:rFonts w:ascii="Calibri" w:hAnsi="Calibri"/>
+          <w:i w:val="0"/>
+          <w:sz w:val="21"/>
+        </w:rPr>
+        <w:t>(3), 297–334.</w:t>
+      </w:r>
+    </w:p>
+    <w:p>
+      <w:pPr>
+        <w:spacing w:after="100" w:line="276" w:lineRule="auto"/>
+        <w:ind w:left="567" w:hanging="567"/>
+        <w:jc w:val="left"/>
+      </w:pPr>
+      <w:r>
+        <w:rPr>
+          <w:rFonts w:ascii="Calibri" w:hAnsi="Calibri"/>
+          <w:i w:val="0"/>
+          <w:sz w:val="21"/>
+        </w:rPr>
+        <w:t xml:space="preserve">Dweck, C. S. (2006). </w:t>
+      </w:r>
+      <w:r>
+        <w:rPr>
+          <w:rFonts w:ascii="Calibri" w:hAnsi="Calibri"/>
+          <w:i/>
+          <w:sz w:val="21"/>
+        </w:rPr>
+        <w:t>Mindset: The new psychology of success</w:t>
+      </w:r>
+      <w:r>
+        <w:rPr>
+          <w:rFonts w:ascii="Calibri" w:hAnsi="Calibri"/>
+          <w:i w:val="0"/>
+          <w:sz w:val="21"/>
+        </w:rPr>
+        <w:t>. Random House.</w:t>
+      </w:r>
+    </w:p>
+    <w:p>
+      <w:pPr>
+        <w:spacing w:after="100" w:line="276" w:lineRule="auto"/>
+        <w:ind w:left="567" w:hanging="567"/>
+        <w:jc w:val="left"/>
+      </w:pPr>
+      <w:r>
+        <w:rPr>
+          <w:rFonts w:ascii="Calibri" w:hAnsi="Calibri"/>
+          <w:i w:val="0"/>
+          <w:sz w:val="21"/>
+        </w:rPr>
+        <w:t xml:space="preserve">Granovetter, M. S. (1973). The strength of weak ties. </w:t>
+      </w:r>
+      <w:r>
+        <w:rPr>
+          <w:rFonts w:ascii="Calibri" w:hAnsi="Calibri"/>
+          <w:i/>
+          <w:sz w:val="21"/>
+        </w:rPr>
+        <w:t>American Journal of Sociology, 78</w:t>
+      </w:r>
+      <w:r>
+        <w:rPr>
+          <w:rFonts w:ascii="Calibri" w:hAnsi="Calibri"/>
+          <w:i w:val="0"/>
+          <w:sz w:val="21"/>
+        </w:rPr>
+        <w:t>(6), 1360–1380.</w:t>
+      </w:r>
+    </w:p>
+    <w:p>
+      <w:pPr>
+        <w:spacing w:after="100" w:line="276" w:lineRule="auto"/>
+        <w:ind w:left="567" w:hanging="567"/>
+        <w:jc w:val="left"/>
+      </w:pPr>
+      <w:r>
+        <w:rPr>
+          <w:rFonts w:ascii="Calibri" w:hAnsi="Calibri"/>
+          <w:i w:val="0"/>
+          <w:sz w:val="21"/>
+        </w:rPr>
+        <w:t xml:space="preserve">Holm, S. (1979). A simple sequentially rejective multiple test procedure. </w:t>
+      </w:r>
+      <w:r>
+        <w:rPr>
+          <w:rFonts w:ascii="Calibri" w:hAnsi="Calibri"/>
+          <w:i/>
+          <w:sz w:val="21"/>
+        </w:rPr>
+        <w:t>Scandinavian Journal of Statistics, 6</w:t>
+      </w:r>
+      <w:r>
+        <w:rPr>
+          <w:rFonts w:ascii="Calibri" w:hAnsi="Calibri"/>
+          <w:i w:val="0"/>
+          <w:sz w:val="21"/>
+        </w:rPr>
+        <w:t>(2), 65–70.</w:t>
+      </w:r>
+    </w:p>
+    <w:p>
+      <w:pPr>
+        <w:spacing w:after="100" w:line="276" w:lineRule="auto"/>
+        <w:ind w:left="567" w:hanging="567"/>
+        <w:jc w:val="left"/>
+      </w:pPr>
+      <w:r>
+        <w:rPr>
+          <w:rFonts w:ascii="Calibri" w:hAnsi="Calibri"/>
+          <w:i w:val="0"/>
+          <w:sz w:val="21"/>
+        </w:rPr>
+        <w:t xml:space="preserve">Kolb, D. A. (1984). </w:t>
+      </w:r>
+      <w:r>
+        <w:rPr>
+          <w:rFonts w:ascii="Calibri" w:hAnsi="Calibri"/>
+          <w:i/>
+          <w:sz w:val="21"/>
+        </w:rPr>
+        <w:t>Experiential learning: Experience as the source of learning and development</w:t>
+      </w:r>
+      <w:r>
+        <w:rPr>
+          <w:rFonts w:ascii="Calibri" w:hAnsi="Calibri"/>
+          <w:i w:val="0"/>
+          <w:sz w:val="21"/>
+        </w:rPr>
+        <w:t>. Prentice-Hall.</w:t>
+      </w:r>
+    </w:p>
+    <w:p>
+      <w:pPr>
+        <w:spacing w:after="100" w:line="276" w:lineRule="auto"/>
+        <w:ind w:left="567" w:hanging="567"/>
+        <w:jc w:val="left"/>
+      </w:pPr>
+      <w:r>
+        <w:rPr>
+          <w:rFonts w:ascii="Calibri" w:hAnsi="Calibri"/>
+          <w:i w:val="0"/>
+          <w:sz w:val="21"/>
+        </w:rPr>
+        <w:t xml:space="preserve">Kruskal, W. H., &amp; Wallis, W. A. (1952). Use of ranks in one-criterion variance analysis. </w:t>
+      </w:r>
+      <w:r>
+        <w:rPr>
+          <w:rFonts w:ascii="Calibri" w:hAnsi="Calibri"/>
+          <w:i/>
+          <w:sz w:val="21"/>
+        </w:rPr>
+        <w:t>Journal of the American Statistical Association, 47</w:t>
+      </w:r>
+      <w:r>
+        <w:rPr>
+          <w:rFonts w:ascii="Calibri" w:hAnsi="Calibri"/>
+          <w:i w:val="0"/>
+          <w:sz w:val="21"/>
+        </w:rPr>
+        <w:t>(260), 583–621.</w:t>
+      </w:r>
+    </w:p>
+    <w:p>
+      <w:pPr>
+        <w:spacing w:after="100" w:line="276" w:lineRule="auto"/>
+        <w:ind w:left="567" w:hanging="567"/>
+        <w:jc w:val="left"/>
+      </w:pPr>
+      <w:r>
+        <w:rPr>
+          <w:rFonts w:ascii="Calibri" w:hAnsi="Calibri"/>
+          <w:i w:val="0"/>
+          <w:sz w:val="21"/>
+        </w:rPr>
+        <w:t xml:space="preserve">Lent, R. W., Brown, S. D., &amp; Hackett, G. (1994). Toward a unifying social cognitive theory of career and academic interest, choice, and performance. </w:t>
+      </w:r>
+      <w:r>
+        <w:rPr>
+          <w:rFonts w:ascii="Calibri" w:hAnsi="Calibri"/>
+          <w:i/>
+          <w:sz w:val="21"/>
+        </w:rPr>
+        <w:t>Journal of Vocational Behavior, 45</w:t>
+      </w:r>
+      <w:r>
+        <w:rPr>
+          <w:rFonts w:ascii="Calibri" w:hAnsi="Calibri"/>
+          <w:i w:val="0"/>
+          <w:sz w:val="21"/>
+        </w:rPr>
+        <w:t>(1), 79–122.</w:t>
+      </w:r>
+    </w:p>
+    <w:p>
+      <w:pPr>
+        <w:spacing w:after="100" w:line="276" w:lineRule="auto"/>
+        <w:ind w:left="567" w:hanging="567"/>
+        <w:jc w:val="left"/>
+      </w:pPr>
+      <w:r>
+        <w:rPr>
+          <w:rFonts w:ascii="Calibri" w:hAnsi="Calibri"/>
+          <w:i w:val="0"/>
+          <w:sz w:val="21"/>
+        </w:rPr>
+        <w:t xml:space="preserve">Mann, H. B., &amp; Whitney, D. R. (1947). On a test of whether one of two random variables is stochastically larger than the other. </w:t>
+      </w:r>
+      <w:r>
+        <w:rPr>
+          <w:rFonts w:ascii="Calibri" w:hAnsi="Calibri"/>
+          <w:i/>
+          <w:sz w:val="21"/>
+        </w:rPr>
+        <w:t>Annals of Mathematical Statistics, 18</w:t>
+      </w:r>
+      <w:r>
+        <w:rPr>
+          <w:rFonts w:ascii="Calibri" w:hAnsi="Calibri"/>
+          <w:i w:val="0"/>
+          <w:sz w:val="21"/>
+        </w:rPr>
+        <w:t>(1), 50–60.</w:t>
+      </w:r>
+    </w:p>
+    <w:p>
+      <w:pPr>
+        <w:spacing w:after="100" w:line="276" w:lineRule="auto"/>
+        <w:ind w:left="567" w:hanging="567"/>
+        <w:jc w:val="left"/>
+      </w:pPr>
+      <w:r>
+        <w:rPr>
+          <w:rFonts w:ascii="Calibri" w:hAnsi="Calibri"/>
+          <w:i w:val="0"/>
+          <w:sz w:val="21"/>
+        </w:rPr>
+        <w:t xml:space="preserve">Norman, G. (2010). Likert scales, levels of measurement and the “laws” of statistics. </w:t>
+      </w:r>
+      <w:r>
+        <w:rPr>
+          <w:rFonts w:ascii="Calibri" w:hAnsi="Calibri"/>
+          <w:i/>
+          <w:sz w:val="21"/>
+        </w:rPr>
+        <w:t>Advances in Health Sciences Education, 15</w:t>
+      </w:r>
+      <w:r>
+        <w:rPr>
+          <w:rFonts w:ascii="Calibri" w:hAnsi="Calibri"/>
+          <w:i w:val="0"/>
+          <w:sz w:val="21"/>
+        </w:rPr>
+        <w:t>(5), 625–632.</w:t>
+      </w:r>
+    </w:p>
+    <w:p>
+      <w:pPr>
+        <w:spacing w:after="100" w:line="276" w:lineRule="auto"/>
+        <w:ind w:left="567" w:hanging="567"/>
+        <w:jc w:val="left"/>
+      </w:pPr>
+      <w:r>
+        <w:rPr>
+          <w:rFonts w:ascii="Calibri" w:hAnsi="Calibri"/>
+          <w:i w:val="0"/>
+          <w:sz w:val="21"/>
+        </w:rPr>
+        <w:t xml:space="preserve">Podsakoff, P. M., MacKenzie, S. B., Lee, J.-Y., &amp; Podsakoff, N. P. (2003). Common method biases in behavioral research. </w:t>
+      </w:r>
+      <w:r>
+        <w:rPr>
+          <w:rFonts w:ascii="Calibri" w:hAnsi="Calibri"/>
+          <w:i/>
+          <w:sz w:val="21"/>
+        </w:rPr>
+        <w:t>Journal of Applied Psychology, 88</w:t>
+      </w:r>
+      <w:r>
+        <w:rPr>
+          <w:rFonts w:ascii="Calibri" w:hAnsi="Calibri"/>
+          <w:i w:val="0"/>
+          <w:sz w:val="21"/>
+        </w:rPr>
+        <w:t>(5), 879–903.</w:t>
+      </w:r>
+    </w:p>
+    <w:p>
+      <w:pPr>
+        <w:spacing w:after="100" w:line="276" w:lineRule="auto"/>
+        <w:ind w:left="567" w:hanging="567"/>
+        <w:jc w:val="left"/>
+      </w:pPr>
+      <w:r>
+        <w:rPr>
+          <w:rFonts w:ascii="Calibri" w:hAnsi="Calibri"/>
+          <w:i w:val="0"/>
+          <w:sz w:val="21"/>
+        </w:rPr>
+        <w:t xml:space="preserve">Sullivan, G. M., &amp; Artino, A. R. (2013). Analyzing and interpreting data from Likert-type scales. </w:t>
+      </w:r>
+      <w:r>
+        <w:rPr>
+          <w:rFonts w:ascii="Calibri" w:hAnsi="Calibri"/>
+          <w:i/>
+          <w:sz w:val="21"/>
+        </w:rPr>
+        <w:t>Journal of Graduate Medical Education, 5</w:t>
+      </w:r>
+      <w:r>
+        <w:rPr>
+          <w:rFonts w:ascii="Calibri" w:hAnsi="Calibri"/>
+          <w:i w:val="0"/>
+          <w:sz w:val="21"/>
+        </w:rPr>
+        <w:t>(4), 541–542.</w:t>
+      </w:r>
+    </w:p>
+    <w:p>
+      <w:pPr>
+        <w:spacing w:after="100" w:line="276" w:lineRule="auto"/>
+        <w:ind w:left="567" w:hanging="567"/>
+        <w:jc w:val="left"/>
+      </w:pPr>
+      <w:r>
+        <w:rPr>
+          <w:rFonts w:ascii="Calibri" w:hAnsi="Calibri"/>
+          <w:i w:val="0"/>
+          <w:sz w:val="21"/>
+        </w:rPr>
+        <w:t xml:space="preserve">Tomlinson, M. (2017). Forms of graduate capital and their relationship to graduate employability. </w:t>
+      </w:r>
+      <w:r>
+        <w:rPr>
+          <w:rFonts w:ascii="Calibri" w:hAnsi="Calibri"/>
+          <w:i/>
+          <w:sz w:val="21"/>
+        </w:rPr>
+        <w:t>Education + Training, 59</w:t>
+      </w:r>
+      <w:r>
+        <w:rPr>
+          <w:rFonts w:ascii="Calibri" w:hAnsi="Calibri"/>
+          <w:i w:val="0"/>
+          <w:sz w:val="21"/>
+        </w:rPr>
+        <w:t>(4), 338–352.</w:t>
+      </w:r>
+    </w:p>
+    <w:p>
+      <w:pPr>
+        <w:spacing w:after="100" w:line="276" w:lineRule="auto"/>
+        <w:ind w:left="567" w:hanging="567"/>
+        <w:jc w:val="left"/>
+      </w:pPr>
+      <w:r>
+        <w:rPr>
+          <w:rFonts w:ascii="Calibri" w:hAnsi="Calibri"/>
+          <w:i w:val="0"/>
+          <w:sz w:val="21"/>
+        </w:rPr>
+        <w:t xml:space="preserve">Vargha, A., &amp; Delaney, H. D. (2000). A critique and improvement of the CL common language effect size statistics of McGraw and Wong. </w:t>
+      </w:r>
+      <w:r>
+        <w:rPr>
+          <w:rFonts w:ascii="Calibri" w:hAnsi="Calibri"/>
+          <w:i/>
+          <w:sz w:val="21"/>
+        </w:rPr>
+        <w:t>Journal of Educational and Behavioral Statistics, 25</w:t>
+      </w:r>
+      <w:r>
+        <w:rPr>
+          <w:rFonts w:ascii="Calibri" w:hAnsi="Calibri"/>
+          <w:i w:val="0"/>
+          <w:sz w:val="21"/>
+        </w:rPr>
+        <w:t>(2), 101–132.</w:t>
+      </w:r>
+    </w:p>
+    <w:p>
+      <w:pPr>
+        <w:spacing w:after="100" w:line="276" w:lineRule="auto"/>
+        <w:ind w:left="567" w:hanging="567"/>
+        <w:jc w:val="left"/>
+      </w:pPr>
+      <w:r>
+        <w:rPr>
+          <w:rFonts w:ascii="Calibri" w:hAnsi="Calibri"/>
+          <w:i w:val="0"/>
+          <w:sz w:val="21"/>
+        </w:rPr>
+        <w:t xml:space="preserve">Yorke, M. (2006). </w:t>
+      </w:r>
+      <w:r>
+        <w:rPr>
+          <w:rFonts w:ascii="Calibri" w:hAnsi="Calibri"/>
+          <w:i/>
+          <w:sz w:val="21"/>
+        </w:rPr>
+        <w:t>Employability in higher education: What it is – what it is not</w:t>
+      </w:r>
+      <w:r>
+        <w:rPr>
+          <w:rFonts w:ascii="Calibri" w:hAnsi="Calibri"/>
+          <w:i w:val="0"/>
+          <w:sz w:val="21"/>
+        </w:rPr>
+        <w:t>. Higher Education Academy.</w:t>
+      </w:r>
+    </w:p>
+    <w:p>
+      <w:pPr>
+        <w:spacing w:after="100" w:line="276" w:lineRule="auto"/>
+        <w:ind w:left="567" w:hanging="567"/>
+        <w:jc w:val="left"/>
+      </w:pPr>
+      <w:r>
+        <w:rPr>
+          <w:rFonts w:ascii="Calibri" w:hAnsi="Calibri"/>
+          <w:i w:val="0"/>
+          <w:sz w:val="21"/>
+        </w:rPr>
+        <w:t xml:space="preserve">Duoc UC, Escuela de Administración y Negocios, Sede San Bernardo (2026). </w:t>
+      </w:r>
+      <w:r>
+        <w:rPr>
+          <w:rFonts w:ascii="Calibri" w:hAnsi="Calibri"/>
+          <w:i/>
+          <w:sz w:val="21"/>
+        </w:rPr>
+        <w:t>Proyecto La Puerta: Informe metodológico y análisis prospectivo de brechas en habilidades blandas para la práctica profesional</w:t>
+      </w:r>
+      <w:r>
+        <w:rPr>
+          <w:rFonts w:ascii="Calibri" w:hAnsi="Calibri"/>
+          <w:i w:val="0"/>
+          <w:sz w:val="21"/>
+        </w:rPr>
+        <w:t xml:space="preserve"> [documento interno].</w:t>
+      </w:r>
+    </w:p>
+    <w:p>
+      <w:pPr>
+        <w:spacing w:after="100" w:line="276" w:lineRule="auto"/>
+        <w:ind w:left="567" w:hanging="567"/>
+        <w:jc w:val="left"/>
+      </w:pPr>
+      <w:r>
+        <w:rPr>
+          <w:rFonts w:ascii="Calibri" w:hAnsi="Calibri"/>
+          <w:i w:val="0"/>
+          <w:sz w:val="21"/>
+        </w:rPr>
+        <w:t xml:space="preserve">Duoc UC (2026). </w:t>
+      </w:r>
+      <w:r>
+        <w:rPr>
+          <w:rFonts w:ascii="Calibri" w:hAnsi="Calibri"/>
+          <w:i/>
+          <w:sz w:val="21"/>
+        </w:rPr>
+        <w:t>Proyecto La Puerta: Base de datos y matriz de análisis (20261009_1658)</w:t>
+      </w:r>
+      <w:r>
+        <w:rPr>
+          <w:rFonts w:ascii="Calibri" w:hAnsi="Calibri"/>
+          <w:i w:val="0"/>
+          <w:sz w:val="21"/>
+        </w:rPr>
+        <w:t xml:space="preserve"> [base de datos interna, no publicada].</w:t>
+      </w:r>
+    </w:p>
+    <w:p>
+      <w:pPr>
+        <w:pStyle w:val="Heading1"/>
+        <w:pageBreakBefore/>
+        <w:pBdr>
+          <w:left w:val="single" w:sz="36" w:space="8" w:color="FFB800"/>
+        </w:pBdr>
+      </w:pPr>
+      <w:r>
+        <w:t>5. ANEXOS</w:t>
+      </w:r>
+    </w:p>
+    <w:p>
+      <w:pPr>
+        <w:pStyle w:val="Heading2"/>
+        <w:pBdr>
+          <w:left w:val="single" w:sz="28" w:space="8" w:color="FFB800"/>
+        </w:pBdr>
+      </w:pPr>
+      <w:r>
+        <w:t>5.1 Trazabilidad de las cifras clave</w:t>
       </w:r>
     </w:p>
     <w:tbl>
       <w:tblPr>
-        <w:tblW w:type="dxa" w:w="9412"/>
+        <w:tblW w:type="dxa" w:w="9355"/>
+        <w:jc w:val="center"/>
+        <w:tblBorders>
+          <w:top w:val="single" w:sz="4" w:space="0" w:color="CCCCCC"/>
+          <w:left w:val="single" w:sz="4" w:space="0" w:color="CCCCCC"/>
+          <w:bottom w:val="single" w:sz="4" w:space="0" w:color="CCCCCC"/>
+          <w:right w:val="single" w:sz="4" w:space="0" w:color="CCCCCC"/>
+          <w:insideH w:val="single" w:sz="4" w:space="0" w:color="CCCCCC"/>
+          <w:insideV w:val="single" w:sz="4" w:space="0" w:color="CCCCCC"/>
+        </w:tblBorders>
         <w:tblLayout w:type="fixed"/>
         <w:tblLook w:firstColumn="1" w:firstRow="1" w:lastColumn="0" w:lastRow="0" w:noHBand="0" w:noVBand="1" w:val="04A0"/>
-        <w:jc w:val="center"/>
-        <w:tblBorders>
-          <w:top w:val="single" w:sz="4" w:color="D5DAE3"/>
-          <w:left w:val="single" w:sz="4" w:color="D5DAE3"/>
-          <w:bottom w:val="single" w:sz="4" w:color="D5DAE3"/>
-          <w:right w:val="single" w:sz="4" w:color="D5DAE3"/>
-          <w:insideH w:val="single" w:sz="4" w:color="D5DAE3"/>
-          <w:insideV w:val="single" w:sz="4" w:color="D5DAE3"/>
-        </w:tblBorders>
-        <w:tblLayout w:type="fixed"/>
       </w:tblPr>
       <w:tblGrid>
-        <w:gridCol w:w="3628"/>
-        <w:gridCol w:w="2608"/>
-        <w:gridCol w:w="3175"/>
+        <w:gridCol w:w="3606"/>
+        <w:gridCol w:w="2592"/>
+        <w:gridCol w:w="3156"/>
       </w:tblGrid>
       <w:tr>
         <w:trPr>
@@ -6102,8 +7428,8 @@
         </w:trPr>
         <w:tc>
           <w:tcPr>
-            <w:tcW w:type="dxa" w:w="3628"/>
-            <w:shd w:val="clear" w:color="auto" w:fill="1B2A49"/>
+            <w:tcW w:type="dxa" w:w="3606"/>
+            <w:shd w:val="clear" w:color="auto" w:fill="1A1A1A"/>
             <w:tcMar>
               <w:top w:w="70" w:type="dxa"/>
               <w:left w:w="90" w:type="dxa"/>
@@ -6113,7 +7439,8 @@
           </w:tcPr>
           <w:p>
             <w:pPr>
-              <w:spacing w:after="0"/>
+              <w:spacing w:after="0" w:before="0" w:line="240" w:lineRule="auto"/>
+              <w:jc w:val="left"/>
             </w:pPr>
             <w:r>
               <w:rPr>
@@ -6128,8 +7455,8 @@
         </w:tc>
         <w:tc>
           <w:tcPr>
-            <w:tcW w:type="dxa" w:w="2608"/>
-            <w:shd w:val="clear" w:color="auto" w:fill="1B2A49"/>
+            <w:tcW w:type="dxa" w:w="2592"/>
+            <w:shd w:val="clear" w:color="auto" w:fill="1A1A1A"/>
             <w:tcMar>
               <w:top w:w="70" w:type="dxa"/>
               <w:left w:w="90" w:type="dxa"/>
@@ -6139,7 +7466,8 @@
           </w:tcPr>
           <w:p>
             <w:pPr>
-              <w:spacing w:after="0"/>
+              <w:spacing w:after="0" w:before="0" w:line="240" w:lineRule="auto"/>
+              <w:jc w:val="left"/>
             </w:pPr>
             <w:r>
               <w:rPr>
@@ -6154,8 +7482,8 @@
         </w:tc>
         <w:tc>
           <w:tcPr>
-            <w:tcW w:type="dxa" w:w="3175"/>
-            <w:shd w:val="clear" w:color="auto" w:fill="1B2A49"/>
+            <w:tcW w:type="dxa" w:w="3156"/>
+            <w:shd w:val="clear" w:color="auto" w:fill="1A1A1A"/>
             <w:tcMar>
               <w:top w:w="70" w:type="dxa"/>
               <w:left w:w="90" w:type="dxa"/>
@@ -6165,7 +7493,8 @@
           </w:tcPr>
           <w:p>
             <w:pPr>
-              <w:spacing w:after="0"/>
+              <w:spacing w:after="0" w:before="0" w:line="240" w:lineRule="auto"/>
+              <w:jc w:val="left"/>
             </w:pPr>
             <w:r>
               <w:rPr>
@@ -6185,7 +7514,7 @@
         </w:trPr>
         <w:tc>
           <w:tcPr>
-            <w:tcW w:type="dxa" w:w="3628"/>
+            <w:tcW w:type="dxa" w:w="3606"/>
             <w:tcMar>
               <w:top w:w="60" w:type="dxa"/>
               <w:left w:w="90" w:type="dxa"/>
@@ -6196,7 +7525,8 @@
           </w:tcPr>
           <w:p>
             <w:pPr>
-              <w:spacing w:after="0"/>
+              <w:spacing w:after="0" w:before="0" w:line="240" w:lineRule="auto"/>
+              <w:jc w:val="left"/>
             </w:pPr>
             <w:r>
               <w:rPr>
@@ -6209,7 +7539,7 @@
         </w:tc>
         <w:tc>
           <w:tcPr>
-            <w:tcW w:type="dxa" w:w="2608"/>
+            <w:tcW w:type="dxa" w:w="2592"/>
             <w:tcMar>
               <w:top w:w="60" w:type="dxa"/>
               <w:left w:w="90" w:type="dxa"/>
@@ -6220,7 +7550,8 @@
           </w:tcPr>
           <w:p>
             <w:pPr>
-              <w:spacing w:after="0"/>
+              <w:spacing w:after="0" w:before="0" w:line="240" w:lineRule="auto"/>
+              <w:jc w:val="left"/>
             </w:pPr>
             <w:r>
               <w:rPr>
@@ -6233,7 +7564,7 @@
         </w:tc>
         <w:tc>
           <w:tcPr>
-            <w:tcW w:type="dxa" w:w="3175"/>
+            <w:tcW w:type="dxa" w:w="3156"/>
             <w:tcMar>
               <w:top w:w="60" w:type="dxa"/>
               <w:left w:w="90" w:type="dxa"/>
@@ -6244,7 +7575,8 @@
           </w:tcPr>
           <w:p>
             <w:pPr>
-              <w:spacing w:after="0"/>
+              <w:spacing w:after="0" w:before="0" w:line="240" w:lineRule="auto"/>
+              <w:jc w:val="left"/>
             </w:pPr>
             <w:r>
               <w:rPr>
@@ -6262,7 +7594,8 @@
         </w:trPr>
         <w:tc>
           <w:tcPr>
-            <w:tcW w:type="dxa" w:w="3628"/>
+            <w:tcW w:type="dxa" w:w="3606"/>
+            <w:shd w:val="clear" w:color="auto" w:fill="EEEEEE"/>
             <w:tcMar>
               <w:top w:w="60" w:type="dxa"/>
               <w:left w:w="90" w:type="dxa"/>
@@ -6270,11 +7603,11 @@
               <w:right w:w="90" w:type="dxa"/>
             </w:tcMar>
             <w:vAlign w:val="center"/>
-            <w:shd w:val="clear" w:color="auto" w:fill="F7F9FC"/>
           </w:tcPr>
           <w:p>
             <w:pPr>
-              <w:spacing w:after="0"/>
+              <w:spacing w:after="0" w:before="0" w:line="240" w:lineRule="auto"/>
+              <w:jc w:val="left"/>
             </w:pPr>
             <w:r>
               <w:rPr>
@@ -6287,7 +7620,8 @@
         </w:tc>
         <w:tc>
           <w:tcPr>
-            <w:tcW w:type="dxa" w:w="2608"/>
+            <w:tcW w:type="dxa" w:w="2592"/>
+            <w:shd w:val="clear" w:color="auto" w:fill="EEEEEE"/>
             <w:tcMar>
               <w:top w:w="60" w:type="dxa"/>
               <w:left w:w="90" w:type="dxa"/>
@@ -6295,11 +7629,11 @@
               <w:right w:w="90" w:type="dxa"/>
             </w:tcMar>
             <w:vAlign w:val="center"/>
-            <w:shd w:val="clear" w:color="auto" w:fill="F7F9FC"/>
           </w:tcPr>
           <w:p>
             <w:pPr>
-              <w:spacing w:after="0"/>
+              <w:spacing w:after="0" w:before="0" w:line="240" w:lineRule="auto"/>
+              <w:jc w:val="left"/>
             </w:pPr>
             <w:r>
               <w:rPr>
@@ -6312,7 +7646,8 @@
         </w:tc>
         <w:tc>
           <w:tcPr>
-            <w:tcW w:type="dxa" w:w="3175"/>
+            <w:tcW w:type="dxa" w:w="3156"/>
+            <w:shd w:val="clear" w:color="auto" w:fill="EEEEEE"/>
             <w:tcMar>
               <w:top w:w="60" w:type="dxa"/>
               <w:left w:w="90" w:type="dxa"/>
@@ -6320,11 +7655,11 @@
               <w:right w:w="90" w:type="dxa"/>
             </w:tcMar>
             <w:vAlign w:val="center"/>
-            <w:shd w:val="clear" w:color="auto" w:fill="F7F9FC"/>
           </w:tcPr>
           <w:p>
             <w:pPr>
-              <w:spacing w:after="0"/>
+              <w:spacing w:after="0" w:before="0" w:line="240" w:lineRule="auto"/>
+              <w:jc w:val="left"/>
             </w:pPr>
             <w:r>
               <w:rPr>
@@ -6342,7 +7677,7 @@
         </w:trPr>
         <w:tc>
           <w:tcPr>
-            <w:tcW w:type="dxa" w:w="3628"/>
+            <w:tcW w:type="dxa" w:w="3606"/>
             <w:tcMar>
               <w:top w:w="60" w:type="dxa"/>
               <w:left w:w="90" w:type="dxa"/>
@@ -6353,7 +7688,8 @@
           </w:tcPr>
           <w:p>
             <w:pPr>
-              <w:spacing w:after="0"/>
+              <w:spacing w:after="0" w:before="0" w:line="240" w:lineRule="auto"/>
+              <w:jc w:val="left"/>
             </w:pPr>
             <w:r>
               <w:rPr>
@@ -6366,7 +7702,7 @@
         </w:tc>
         <w:tc>
           <w:tcPr>
-            <w:tcW w:type="dxa" w:w="2608"/>
+            <w:tcW w:type="dxa" w:w="2592"/>
             <w:tcMar>
               <w:top w:w="60" w:type="dxa"/>
               <w:left w:w="90" w:type="dxa"/>
@@ -6377,7 +7713,8 @@
           </w:tcPr>
           <w:p>
             <w:pPr>
-              <w:spacing w:after="0"/>
+              <w:spacing w:after="0" w:before="0" w:line="240" w:lineRule="auto"/>
+              <w:jc w:val="left"/>
             </w:pPr>
             <w:r>
               <w:rPr>
@@ -6390,7 +7727,7 @@
         </w:tc>
         <w:tc>
           <w:tcPr>
-            <w:tcW w:type="dxa" w:w="3175"/>
+            <w:tcW w:type="dxa" w:w="3156"/>
             <w:tcMar>
               <w:top w:w="60" w:type="dxa"/>
               <w:left w:w="90" w:type="dxa"/>
@@ -6401,7 +7738,8 @@
           </w:tcPr>
           <w:p>
             <w:pPr>
-              <w:spacing w:after="0"/>
+              <w:spacing w:after="0" w:before="0" w:line="240" w:lineRule="auto"/>
+              <w:jc w:val="left"/>
             </w:pPr>
             <w:r>
               <w:rPr>
@@ -6419,7 +7757,8 @@
         </w:trPr>
         <w:tc>
           <w:tcPr>
-            <w:tcW w:type="dxa" w:w="3628"/>
+            <w:tcW w:type="dxa" w:w="3606"/>
+            <w:shd w:val="clear" w:color="auto" w:fill="EEEEEE"/>
             <w:tcMar>
               <w:top w:w="60" w:type="dxa"/>
               <w:left w:w="90" w:type="dxa"/>
@@ -6427,11 +7766,11 @@
               <w:right w:w="90" w:type="dxa"/>
             </w:tcMar>
             <w:vAlign w:val="center"/>
-            <w:shd w:val="clear" w:color="auto" w:fill="F7F9FC"/>
           </w:tcPr>
           <w:p>
             <w:pPr>
-              <w:spacing w:after="0"/>
+              <w:spacing w:after="0" w:before="0" w:line="240" w:lineRule="auto"/>
+              <w:jc w:val="left"/>
             </w:pPr>
             <w:r>
               <w:rPr>
@@ -6444,7 +7783,8 @@
         </w:tc>
         <w:tc>
           <w:tcPr>
-            <w:tcW w:type="dxa" w:w="2608"/>
+            <w:tcW w:type="dxa" w:w="2592"/>
+            <w:shd w:val="clear" w:color="auto" w:fill="EEEEEE"/>
             <w:tcMar>
               <w:top w:w="60" w:type="dxa"/>
               <w:left w:w="90" w:type="dxa"/>
@@ -6452,11 +7792,11 @@
               <w:right w:w="90" w:type="dxa"/>
             </w:tcMar>
             <w:vAlign w:val="center"/>
-            <w:shd w:val="clear" w:color="auto" w:fill="F7F9FC"/>
           </w:tcPr>
           <w:p>
             <w:pPr>
-              <w:spacing w:after="0"/>
+              <w:spacing w:after="0" w:before="0" w:line="240" w:lineRule="auto"/>
+              <w:jc w:val="left"/>
             </w:pPr>
             <w:r>
               <w:rPr>
@@ -6469,7 +7809,8 @@
         </w:tc>
         <w:tc>
           <w:tcPr>
-            <w:tcW w:type="dxa" w:w="3175"/>
+            <w:tcW w:type="dxa" w:w="3156"/>
+            <w:shd w:val="clear" w:color="auto" w:fill="EEEEEE"/>
             <w:tcMar>
               <w:top w:w="60" w:type="dxa"/>
               <w:left w:w="90" w:type="dxa"/>
@@ -6477,11 +7818,11 @@
               <w:right w:w="90" w:type="dxa"/>
             </w:tcMar>
             <w:vAlign w:val="center"/>
-            <w:shd w:val="clear" w:color="auto" w:fill="F7F9FC"/>
           </w:tcPr>
           <w:p>
             <w:pPr>
-              <w:spacing w:after="0"/>
+              <w:spacing w:after="0" w:before="0" w:line="240" w:lineRule="auto"/>
+              <w:jc w:val="left"/>
             </w:pPr>
             <w:r>
               <w:rPr>
@@ -6499,7 +7840,7 @@
         </w:trPr>
         <w:tc>
           <w:tcPr>
-            <w:tcW w:type="dxa" w:w="3628"/>
+            <w:tcW w:type="dxa" w:w="3606"/>
             <w:tcMar>
               <w:top w:w="60" w:type="dxa"/>
               <w:left w:w="90" w:type="dxa"/>
@@ -6510,7 +7851,8 @@
           </w:tcPr>
           <w:p>
             <w:pPr>
-              <w:spacing w:after="0"/>
+              <w:spacing w:after="0" w:before="0" w:line="240" w:lineRule="auto"/>
+              <w:jc w:val="left"/>
             </w:pPr>
             <w:r>
               <w:rPr>
@@ -6523,7 +7865,7 @@
         </w:tc>
         <w:tc>
           <w:tcPr>
-            <w:tcW w:type="dxa" w:w="2608"/>
+            <w:tcW w:type="dxa" w:w="2592"/>
             <w:tcMar>
               <w:top w:w="60" w:type="dxa"/>
               <w:left w:w="90" w:type="dxa"/>
@@ -6534,7 +7876,8 @@
           </w:tcPr>
           <w:p>
             <w:pPr>
-              <w:spacing w:after="0"/>
+              <w:spacing w:after="0" w:before="0" w:line="240" w:lineRule="auto"/>
+              <w:jc w:val="left"/>
             </w:pPr>
             <w:r>
               <w:rPr>
@@ -6547,7 +7890,7 @@
         </w:tc>
         <w:tc>
           <w:tcPr>
-            <w:tcW w:type="dxa" w:w="3175"/>
+            <w:tcW w:type="dxa" w:w="3156"/>
             <w:tcMar>
               <w:top w:w="60" w:type="dxa"/>
               <w:left w:w="90" w:type="dxa"/>
@@ -6558,7 +7901,8 @@
           </w:tcPr>
           <w:p>
             <w:pPr>
-              <w:spacing w:after="0"/>
+              <w:spacing w:after="0" w:before="0" w:line="240" w:lineRule="auto"/>
+              <w:jc w:val="left"/>
             </w:pPr>
             <w:r>
               <w:rPr>
@@ -6576,7 +7920,8 @@
         </w:trPr>
         <w:tc>
           <w:tcPr>
-            <w:tcW w:type="dxa" w:w="3628"/>
+            <w:tcW w:type="dxa" w:w="3606"/>
+            <w:shd w:val="clear" w:color="auto" w:fill="EEEEEE"/>
             <w:tcMar>
               <w:top w:w="60" w:type="dxa"/>
               <w:left w:w="90" w:type="dxa"/>
@@ -6584,11 +7929,11 @@
               <w:right w:w="90" w:type="dxa"/>
             </w:tcMar>
             <w:vAlign w:val="center"/>
-            <w:shd w:val="clear" w:color="auto" w:fill="F7F9FC"/>
           </w:tcPr>
           <w:p>
             <w:pPr>
-              <w:spacing w:after="0"/>
+              <w:spacing w:after="0" w:before="0" w:line="240" w:lineRule="auto"/>
+              <w:jc w:val="left"/>
             </w:pPr>
             <w:r>
               <w:rPr>
@@ -6601,7 +7946,8 @@
         </w:tc>
         <w:tc>
           <w:tcPr>
-            <w:tcW w:type="dxa" w:w="2608"/>
+            <w:tcW w:type="dxa" w:w="2592"/>
+            <w:shd w:val="clear" w:color="auto" w:fill="EEEEEE"/>
             <w:tcMar>
               <w:top w:w="60" w:type="dxa"/>
               <w:left w:w="90" w:type="dxa"/>
@@ -6609,11 +7955,11 @@
               <w:right w:w="90" w:type="dxa"/>
             </w:tcMar>
             <w:vAlign w:val="center"/>
-            <w:shd w:val="clear" w:color="auto" w:fill="F7F9FC"/>
           </w:tcPr>
           <w:p>
             <w:pPr>
-              <w:spacing w:after="0"/>
+              <w:spacing w:after="0" w:before="0" w:line="240" w:lineRule="auto"/>
+              <w:jc w:val="left"/>
             </w:pPr>
             <w:r>
               <w:rPr>
@@ -6626,7 +7972,8 @@
         </w:tc>
         <w:tc>
           <w:tcPr>
-            <w:tcW w:type="dxa" w:w="3175"/>
+            <w:tcW w:type="dxa" w:w="3156"/>
+            <w:shd w:val="clear" w:color="auto" w:fill="EEEEEE"/>
             <w:tcMar>
               <w:top w:w="60" w:type="dxa"/>
               <w:left w:w="90" w:type="dxa"/>
@@ -6634,11 +7981,11 @@
               <w:right w:w="90" w:type="dxa"/>
             </w:tcMar>
             <w:vAlign w:val="center"/>
-            <w:shd w:val="clear" w:color="auto" w:fill="F7F9FC"/>
           </w:tcPr>
           <w:p>
             <w:pPr>
-              <w:spacing w:after="0"/>
+              <w:spacing w:after="0" w:before="0" w:line="240" w:lineRule="auto"/>
+              <w:jc w:val="left"/>
             </w:pPr>
             <w:r>
               <w:rPr>
@@ -6656,7 +8003,7 @@
         </w:trPr>
         <w:tc>
           <w:tcPr>
-            <w:tcW w:type="dxa" w:w="3628"/>
+            <w:tcW w:type="dxa" w:w="3606"/>
             <w:tcMar>
               <w:top w:w="60" w:type="dxa"/>
               <w:left w:w="90" w:type="dxa"/>
@@ -6667,7 +8014,8 @@
           </w:tcPr>
           <w:p>
             <w:pPr>
-              <w:spacing w:after="0"/>
+              <w:spacing w:after="0" w:before="0" w:line="240" w:lineRule="auto"/>
+              <w:jc w:val="left"/>
             </w:pPr>
             <w:r>
               <w:rPr>
@@ -6680,7 +8028,7 @@
         </w:tc>
         <w:tc>
           <w:tcPr>
-            <w:tcW w:type="dxa" w:w="2608"/>
+            <w:tcW w:type="dxa" w:w="2592"/>
             <w:tcMar>
               <w:top w:w="60" w:type="dxa"/>
               <w:left w:w="90" w:type="dxa"/>
@@ -6691,7 +8039,8 @@
           </w:tcPr>
           <w:p>
             <w:pPr>
-              <w:spacing w:after="0"/>
+              <w:spacing w:after="0" w:before="0" w:line="240" w:lineRule="auto"/>
+              <w:jc w:val="left"/>
             </w:pPr>
             <w:r>
               <w:rPr>
@@ -6704,7 +8053,7 @@
         </w:tc>
         <w:tc>
           <w:tcPr>
-            <w:tcW w:type="dxa" w:w="3175"/>
+            <w:tcW w:type="dxa" w:w="3156"/>
             <w:tcMar>
               <w:top w:w="60" w:type="dxa"/>
               <w:left w:w="90" w:type="dxa"/>
@@ -6715,7 +8064,8 @@
           </w:tcPr>
           <w:p>
             <w:pPr>
-              <w:spacing w:after="0"/>
+              <w:spacing w:after="0" w:before="0" w:line="240" w:lineRule="auto"/>
+              <w:jc w:val="left"/>
             </w:pPr>
             <w:r>
               <w:rPr>
@@ -6730,8 +8080,14 @@
     </w:tbl>
     <w:p>
       <w:pPr>
-        <w:spacing w:after="40"/>
+        <w:spacing w:after="240" w:line="240" w:lineRule="auto"/>
       </w:pPr>
+      <w:r>
+        <w:rPr>
+          <w:sz w:val="8"/>
+        </w:rPr>
+        <w:t xml:space="preserve"> </w:t>
+      </w:r>
     </w:p>
     <w:p>
       <w:r>
@@ -6744,7 +8100,7 @@
     </w:p>
     <w:p>
       <w:pPr>
-        <w:pStyle w:val="Heading2"/>
+        <w:pStyle w:val="Heading3"/>
       </w:pPr>
       <w:r>
         <w:t>Declaración sobre el uso de Inteligencia Artificial</w:t>
@@ -6752,22 +8108,20 @@
     </w:p>
     <w:tbl>
       <w:tblPr>
-        <w:tblW w:type="dxa" w:w="9412"/>
+        <w:tblW w:type="dxa" w:w="9355"/>
+        <w:tblBorders>
+          <w:top w:val="nil"/>
+          <w:left w:val="nil"/>
+          <w:bottom w:val="nil"/>
+          <w:right w:val="nil"/>
+          <w:insideH w:val="nil"/>
+          <w:insideV w:val="nil"/>
+        </w:tblBorders>
         <w:tblLayout w:type="fixed"/>
         <w:tblLook w:firstColumn="1" w:firstRow="1" w:lastColumn="0" w:lastRow="0" w:noHBand="0" w:noVBand="1" w:val="04A0"/>
-        <w:tblBorders>
-          <w:top w:val="nil"/>
-          <w:left w:val="nil"/>
-          <w:bottom w:val="nil"/>
-          <w:right w:val="nil"/>
-          <w:insideH w:val="nil"/>
-          <w:insideV w:val="nil"/>
-        </w:tblBorders>
-        <w:tblLayout w:type="fixed"/>
       </w:tblPr>
       <w:tblGrid>
-        <w:gridCol w:w="198"/>
-        <w:gridCol w:w="9213"/>
+        <w:gridCol w:w="9355"/>
       </w:tblGrid>
       <w:tr>
         <w:trPr>
@@ -6775,45 +8129,40 @@
         </w:trPr>
         <w:tc>
           <w:tcPr>
-            <w:tcW w:type="dxa" w:w="198"/>
-            <w:shd w:val="clear" w:color="auto" w:fill="F2A900"/>
-            <w:tcMar>
-              <w:top w:w="0" w:type="dxa"/>
-              <w:left w:w="0" w:type="dxa"/>
-              <w:bottom w:w="0" w:type="dxa"/>
-              <w:right w:w="0" w:type="dxa"/>
-            </w:tcMar>
-          </w:tcPr>
-          <w:p/>
-        </w:tc>
-        <w:tc>
-          <w:tcPr>
-            <w:tcW w:type="dxa" w:w="9213"/>
-            <w:shd w:val="clear" w:color="auto" w:fill="FFF7E0"/>
+            <w:tcW w:type="dxa" w:w="9354"/>
+            <w:tcBorders>
+              <w:top w:val="nil"/>
+              <w:left w:val="single" w:sz="32" w:color="FFB800"/>
+              <w:bottom w:val="nil"/>
+              <w:right w:val="nil"/>
+            </w:tcBorders>
+            <w:shd w:val="clear" w:color="auto" w:fill="EEEEEE"/>
             <w:tcMar>
               <w:top w:w="120" w:type="dxa"/>
-              <w:left w:w="200" w:type="dxa"/>
+              <w:left w:w="220" w:type="dxa"/>
               <w:bottom w:w="120" w:type="dxa"/>
               <w:right w:w="160" w:type="dxa"/>
             </w:tcMar>
           </w:tcPr>
           <w:p>
             <w:pPr>
-              <w:spacing w:after="40"/>
+              <w:spacing w:after="60" w:before="0" w:line="276" w:lineRule="auto"/>
+              <w:jc w:val="left"/>
             </w:pPr>
             <w:r>
               <w:rPr>
                 <w:rFonts w:ascii="Calibri" w:hAnsi="Calibri" w:eastAsia="Calibri"/>
                 <w:b/>
-                <w:color w:val="F2A900"/>
+                <w:color w:val="1A1A1A"/>
                 <w:sz w:val="21"/>
               </w:rPr>
-              <w:t>Este informe se elaboró con apoyo de Inteligencia Artificial</w:t>
+              <w:t>Este documento se elaboró con apoyo de Inteligencia Artificial</w:t>
             </w:r>
           </w:p>
           <w:p>
             <w:pPr>
-              <w:spacing w:after="40"/>
+              <w:spacing w:after="60" w:before="0" w:line="276" w:lineRule="auto"/>
+              <w:jc w:val="left"/>
             </w:pPr>
             <w:r>
               <w:rPr>
@@ -6840,7 +8189,8 @@
           </w:p>
           <w:p>
             <w:pPr>
-              <w:spacing w:after="40"/>
+              <w:spacing w:after="60" w:before="0" w:line="276" w:lineRule="auto"/>
+              <w:jc w:val="left"/>
             </w:pPr>
             <w:r>
               <w:rPr>
@@ -6860,7 +8210,8 @@
           </w:p>
           <w:p>
             <w:pPr>
-              <w:spacing w:after="40"/>
+              <w:spacing w:after="60" w:before="0" w:line="276" w:lineRule="auto"/>
+              <w:jc w:val="left"/>
             </w:pPr>
             <w:r>
               <w:rPr>
@@ -6875,680 +8226,20 @@
     </w:tbl>
     <w:p>
       <w:pPr>
-        <w:spacing w:after="40"/>
-      </w:pPr>
-    </w:p>
-    <w:p>
-      <w:pPr>
-        <w:pStyle w:val="Heading1"/>
-        <w:pageBreakBefore/>
-      </w:pPr>
-      <w:r>
-        <w:t>Bibliografía y referencias</w:t>
-      </w:r>
-    </w:p>
-    <w:p>
-      <w:r>
-        <w:rPr>
-          <w:rFonts w:ascii="Calibri" w:hAnsi="Calibri" w:eastAsia="Calibri"/>
-          <w:color w:val="8892A6"/>
-          <w:sz w:val="19"/>
-        </w:rPr>
-        <w:t xml:space="preserve">Las fuentes se ordenan alfabéticamente (formato APA 7). Las dos últimas son documentos internos del proyecto. Las referencias académicas fueron seleccionadas por la herramienta de IA a partir de su conocimiento de la literatura y </w:t>
-      </w:r>
-      <w:r>
-        <w:rPr>
-          <w:rFonts w:ascii="Calibri" w:hAnsi="Calibri" w:eastAsia="Calibri"/>
-          <w:b/>
-          <w:color w:val="8892A6"/>
-          <w:sz w:val="19"/>
-        </w:rPr>
-        <w:t>no se verificaron en línea durante esta sesión</w:t>
-      </w:r>
-      <w:r>
-        <w:rPr>
-          <w:rFonts w:ascii="Calibri" w:hAnsi="Calibri" w:eastAsia="Calibri"/>
-          <w:color w:val="8892A6"/>
-          <w:sz w:val="19"/>
-        </w:rPr>
-        <w:t>: conviene confirmar volumen, páginas y DOI antes de una publicación formal.</w:t>
-      </w:r>
-    </w:p>
-    <w:p>
-      <w:pPr>
-        <w:spacing w:after="80"/>
-        <w:ind w:left="567" w:hanging="567"/>
+        <w:spacing w:after="200" w:line="240" w:lineRule="auto"/>
       </w:pPr>
       <w:r>
         <w:rPr>
-          <w:rFonts w:ascii="Calibri" w:hAnsi="Calibri"/>
-          <w:i w:val="0"/>
-          <w:sz w:val="19"/>
+          <w:sz w:val="8"/>
         </w:rPr>
-        <w:t xml:space="preserve">Bandura, A. (1997). </w:t>
-      </w:r>
-      <w:r>
-        <w:rPr>
-          <w:rFonts w:ascii="Calibri" w:hAnsi="Calibri"/>
-          <w:i/>
-          <w:sz w:val="19"/>
-        </w:rPr>
-        <w:t>Self-efficacy: The exercise of control</w:t>
-      </w:r>
-      <w:r>
-        <w:rPr>
-          <w:rFonts w:ascii="Calibri" w:hAnsi="Calibri"/>
-          <w:i w:val="0"/>
-          <w:sz w:val="19"/>
-        </w:rPr>
-        <w:t>. W. H. Freeman.</w:t>
-      </w:r>
-    </w:p>
-    <w:p>
-      <w:pPr>
-        <w:spacing w:after="80"/>
-        <w:ind w:left="567" w:hanging="567"/>
-      </w:pPr>
-      <w:r>
-        <w:rPr>
-          <w:rFonts w:ascii="Calibri" w:hAnsi="Calibri"/>
-          <w:i w:val="0"/>
-          <w:sz w:val="19"/>
-        </w:rPr>
-        <w:t xml:space="preserve">Braun, V., &amp; Clarke, V. (2006). Using thematic analysis in psychology. </w:t>
-      </w:r>
-      <w:r>
-        <w:rPr>
-          <w:rFonts w:ascii="Calibri" w:hAnsi="Calibri"/>
-          <w:i/>
-          <w:sz w:val="19"/>
-        </w:rPr>
-        <w:t>Qualitative Research in Psychology, 3</w:t>
-      </w:r>
-      <w:r>
-        <w:rPr>
-          <w:rFonts w:ascii="Calibri" w:hAnsi="Calibri"/>
-          <w:i w:val="0"/>
-          <w:sz w:val="19"/>
-        </w:rPr>
-        <w:t>(2), 77–101.</w:t>
-      </w:r>
-    </w:p>
-    <w:p>
-      <w:pPr>
-        <w:spacing w:after="80"/>
-        <w:ind w:left="567" w:hanging="567"/>
-      </w:pPr>
-      <w:r>
-        <w:rPr>
-          <w:rFonts w:ascii="Calibri" w:hAnsi="Calibri"/>
-          <w:i w:val="0"/>
-          <w:sz w:val="19"/>
-        </w:rPr>
-        <w:t xml:space="preserve">Campbell, D. T., &amp; Stanley, J. C. (1963). </w:t>
-      </w:r>
-      <w:r>
-        <w:rPr>
-          <w:rFonts w:ascii="Calibri" w:hAnsi="Calibri"/>
-          <w:i/>
-          <w:sz w:val="19"/>
-        </w:rPr>
-        <w:t>Experimental and quasi-experimental designs for research</w:t>
-      </w:r>
-      <w:r>
-        <w:rPr>
-          <w:rFonts w:ascii="Calibri" w:hAnsi="Calibri"/>
-          <w:i w:val="0"/>
-          <w:sz w:val="19"/>
-        </w:rPr>
-        <w:t>. Rand McNally.</w:t>
-      </w:r>
-    </w:p>
-    <w:p>
-      <w:pPr>
-        <w:spacing w:after="80"/>
-        <w:ind w:left="567" w:hanging="567"/>
-      </w:pPr>
-      <w:r>
-        <w:rPr>
-          <w:rFonts w:ascii="Calibri" w:hAnsi="Calibri"/>
-          <w:i w:val="0"/>
-          <w:sz w:val="19"/>
-        </w:rPr>
-        <w:t xml:space="preserve">Cliff, N. (1993). Dominance statistics: Ordinal analyses to answer ordinal questions. </w:t>
-      </w:r>
-      <w:r>
-        <w:rPr>
-          <w:rFonts w:ascii="Calibri" w:hAnsi="Calibri"/>
-          <w:i/>
-          <w:sz w:val="19"/>
-        </w:rPr>
-        <w:t>Psychological Bulletin, 114</w:t>
-      </w:r>
-      <w:r>
-        <w:rPr>
-          <w:rFonts w:ascii="Calibri" w:hAnsi="Calibri"/>
-          <w:i w:val="0"/>
-          <w:sz w:val="19"/>
-        </w:rPr>
-        <w:t>(3), 494–509.</w:t>
-      </w:r>
-    </w:p>
-    <w:p>
-      <w:pPr>
-        <w:spacing w:after="80"/>
-        <w:ind w:left="567" w:hanging="567"/>
-      </w:pPr>
-      <w:r>
-        <w:rPr>
-          <w:rFonts w:ascii="Calibri" w:hAnsi="Calibri"/>
-          <w:i w:val="0"/>
-          <w:sz w:val="19"/>
-        </w:rPr>
-        <w:t xml:space="preserve">Cohen, J. (1988). </w:t>
-      </w:r>
-      <w:r>
-        <w:rPr>
-          <w:rFonts w:ascii="Calibri" w:hAnsi="Calibri"/>
-          <w:i/>
-          <w:sz w:val="19"/>
-        </w:rPr>
-        <w:t>Statistical power analysis for the behavioral sciences</w:t>
-      </w:r>
-      <w:r>
-        <w:rPr>
-          <w:rFonts w:ascii="Calibri" w:hAnsi="Calibri"/>
-          <w:i w:val="0"/>
-          <w:sz w:val="19"/>
-        </w:rPr>
-        <w:t xml:space="preserve"> (2.ª ed.). Lawrence Erlbaum.</w:t>
-      </w:r>
-    </w:p>
-    <w:p>
-      <w:pPr>
-        <w:spacing w:after="80"/>
-        <w:ind w:left="567" w:hanging="567"/>
-      </w:pPr>
-      <w:r>
-        <w:rPr>
-          <w:rFonts w:ascii="Calibri" w:hAnsi="Calibri"/>
-          <w:i w:val="0"/>
-          <w:sz w:val="19"/>
-        </w:rPr>
-        <w:t xml:space="preserve">Cronbach, L. J. (1951). Coefficient alpha and the internal structure of tests. </w:t>
-      </w:r>
-      <w:r>
-        <w:rPr>
-          <w:rFonts w:ascii="Calibri" w:hAnsi="Calibri"/>
-          <w:i/>
-          <w:sz w:val="19"/>
-        </w:rPr>
-        <w:t>Psychometrika, 16</w:t>
-      </w:r>
-      <w:r>
-        <w:rPr>
-          <w:rFonts w:ascii="Calibri" w:hAnsi="Calibri"/>
-          <w:i w:val="0"/>
-          <w:sz w:val="19"/>
-        </w:rPr>
-        <w:t>(3), 297–334.</w:t>
-      </w:r>
-    </w:p>
-    <w:p>
-      <w:pPr>
-        <w:spacing w:after="80"/>
-        <w:ind w:left="567" w:hanging="567"/>
-      </w:pPr>
-      <w:r>
-        <w:rPr>
-          <w:rFonts w:ascii="Calibri" w:hAnsi="Calibri"/>
-          <w:i w:val="0"/>
-          <w:sz w:val="19"/>
-        </w:rPr>
-        <w:t xml:space="preserve">Dweck, C. S. (2006). </w:t>
-      </w:r>
-      <w:r>
-        <w:rPr>
-          <w:rFonts w:ascii="Calibri" w:hAnsi="Calibri"/>
-          <w:i/>
-          <w:sz w:val="19"/>
-        </w:rPr>
-        <w:t>Mindset: The new psychology of success</w:t>
-      </w:r>
-      <w:r>
-        <w:rPr>
-          <w:rFonts w:ascii="Calibri" w:hAnsi="Calibri"/>
-          <w:i w:val="0"/>
-          <w:sz w:val="19"/>
-        </w:rPr>
-        <w:t>. Random House.</w:t>
-      </w:r>
-    </w:p>
-    <w:p>
-      <w:pPr>
-        <w:spacing w:after="80"/>
-        <w:ind w:left="567" w:hanging="567"/>
-      </w:pPr>
-      <w:r>
-        <w:rPr>
-          <w:rFonts w:ascii="Calibri" w:hAnsi="Calibri"/>
-          <w:i w:val="0"/>
-          <w:sz w:val="19"/>
-        </w:rPr>
-        <w:t xml:space="preserve">Granovetter, M. S. (1973). The strength of weak ties. </w:t>
-      </w:r>
-      <w:r>
-        <w:rPr>
-          <w:rFonts w:ascii="Calibri" w:hAnsi="Calibri"/>
-          <w:i/>
-          <w:sz w:val="19"/>
-        </w:rPr>
-        <w:t>American Journal of Sociology, 78</w:t>
-      </w:r>
-      <w:r>
-        <w:rPr>
-          <w:rFonts w:ascii="Calibri" w:hAnsi="Calibri"/>
-          <w:i w:val="0"/>
-          <w:sz w:val="19"/>
-        </w:rPr>
-        <w:t>(6), 1360–1380.</w:t>
-      </w:r>
-    </w:p>
-    <w:p>
-      <w:pPr>
-        <w:spacing w:after="80"/>
-        <w:ind w:left="567" w:hanging="567"/>
-      </w:pPr>
-      <w:r>
-        <w:rPr>
-          <w:rFonts w:ascii="Calibri" w:hAnsi="Calibri"/>
-          <w:i w:val="0"/>
-          <w:sz w:val="19"/>
-        </w:rPr>
-        <w:t xml:space="preserve">Holm, S. (1979). A simple sequentially rejective multiple test procedure. </w:t>
-      </w:r>
-      <w:r>
-        <w:rPr>
-          <w:rFonts w:ascii="Calibri" w:hAnsi="Calibri"/>
-          <w:i/>
-          <w:sz w:val="19"/>
-        </w:rPr>
-        <w:t>Scandinavian Journal of Statistics, 6</w:t>
-      </w:r>
-      <w:r>
-        <w:rPr>
-          <w:rFonts w:ascii="Calibri" w:hAnsi="Calibri"/>
-          <w:i w:val="0"/>
-          <w:sz w:val="19"/>
-        </w:rPr>
-        <w:t>(2), 65–70.</w:t>
-      </w:r>
-    </w:p>
-    <w:p>
-      <w:pPr>
-        <w:spacing w:after="80"/>
-        <w:ind w:left="567" w:hanging="567"/>
-      </w:pPr>
-      <w:r>
-        <w:rPr>
-          <w:rFonts w:ascii="Calibri" w:hAnsi="Calibri"/>
-          <w:i w:val="0"/>
-          <w:sz w:val="19"/>
-        </w:rPr>
-        <w:t xml:space="preserve">Kolb, D. A. (1984). </w:t>
-      </w:r>
-      <w:r>
-        <w:rPr>
-          <w:rFonts w:ascii="Calibri" w:hAnsi="Calibri"/>
-          <w:i/>
-          <w:sz w:val="19"/>
-        </w:rPr>
-        <w:t>Experiential learning: Experience as the source of learning and development</w:t>
-      </w:r>
-      <w:r>
-        <w:rPr>
-          <w:rFonts w:ascii="Calibri" w:hAnsi="Calibri"/>
-          <w:i w:val="0"/>
-          <w:sz w:val="19"/>
-        </w:rPr>
-        <w:t>. Prentice-Hall.</w:t>
-      </w:r>
-    </w:p>
-    <w:p>
-      <w:pPr>
-        <w:spacing w:after="80"/>
-        <w:ind w:left="567" w:hanging="567"/>
-      </w:pPr>
-      <w:r>
-        <w:rPr>
-          <w:rFonts w:ascii="Calibri" w:hAnsi="Calibri"/>
-          <w:i w:val="0"/>
-          <w:sz w:val="19"/>
-        </w:rPr>
-        <w:t xml:space="preserve">Kruskal, W. H., &amp; Wallis, W. A. (1952). Use of ranks in one-criterion variance analysis. </w:t>
-      </w:r>
-      <w:r>
-        <w:rPr>
-          <w:rFonts w:ascii="Calibri" w:hAnsi="Calibri"/>
-          <w:i/>
-          <w:sz w:val="19"/>
-        </w:rPr>
-        <w:t>Journal of the American Statistical Association, 47</w:t>
-      </w:r>
-      <w:r>
-        <w:rPr>
-          <w:rFonts w:ascii="Calibri" w:hAnsi="Calibri"/>
-          <w:i w:val="0"/>
-          <w:sz w:val="19"/>
-        </w:rPr>
-        <w:t>(260), 583–621.</w:t>
-      </w:r>
-    </w:p>
-    <w:p>
-      <w:pPr>
-        <w:spacing w:after="80"/>
-        <w:ind w:left="567" w:hanging="567"/>
-      </w:pPr>
-      <w:r>
-        <w:rPr>
-          <w:rFonts w:ascii="Calibri" w:hAnsi="Calibri"/>
-          <w:i w:val="0"/>
-          <w:sz w:val="19"/>
-        </w:rPr>
-        <w:t xml:space="preserve">Lent, R. W., Brown, S. D., &amp; Hackett, G. (1994). Toward a unifying social cognitive theory of career and academic interest, choice, and performance. </w:t>
-      </w:r>
-      <w:r>
-        <w:rPr>
-          <w:rFonts w:ascii="Calibri" w:hAnsi="Calibri"/>
-          <w:i/>
-          <w:sz w:val="19"/>
-        </w:rPr>
-        <w:t>Journal of Vocational Behavior, 45</w:t>
-      </w:r>
-      <w:r>
-        <w:rPr>
-          <w:rFonts w:ascii="Calibri" w:hAnsi="Calibri"/>
-          <w:i w:val="0"/>
-          <w:sz w:val="19"/>
-        </w:rPr>
-        <w:t>(1), 79–122.</w:t>
-      </w:r>
-    </w:p>
-    <w:p>
-      <w:pPr>
-        <w:spacing w:after="80"/>
-        <w:ind w:left="567" w:hanging="567"/>
-      </w:pPr>
-      <w:r>
-        <w:rPr>
-          <w:rFonts w:ascii="Calibri" w:hAnsi="Calibri"/>
-          <w:i w:val="0"/>
-          <w:sz w:val="19"/>
-        </w:rPr>
-        <w:t xml:space="preserve">Mann, H. B., &amp; Whitney, D. R. (1947). On a test of whether one of two random variables is stochastically larger than the other. </w:t>
-      </w:r>
-      <w:r>
-        <w:rPr>
-          <w:rFonts w:ascii="Calibri" w:hAnsi="Calibri"/>
-          <w:i/>
-          <w:sz w:val="19"/>
-        </w:rPr>
-        <w:t>Annals of Mathematical Statistics, 18</w:t>
-      </w:r>
-      <w:r>
-        <w:rPr>
-          <w:rFonts w:ascii="Calibri" w:hAnsi="Calibri"/>
-          <w:i w:val="0"/>
-          <w:sz w:val="19"/>
-        </w:rPr>
-        <w:t>(1), 50–60.</w:t>
-      </w:r>
-    </w:p>
-    <w:p>
-      <w:pPr>
-        <w:spacing w:after="80"/>
-        <w:ind w:left="567" w:hanging="567"/>
-      </w:pPr>
-      <w:r>
-        <w:rPr>
-          <w:rFonts w:ascii="Calibri" w:hAnsi="Calibri"/>
-          <w:i w:val="0"/>
-          <w:sz w:val="19"/>
-        </w:rPr>
-        <w:t xml:space="preserve">Norman, G. (2010). Likert scales, levels of measurement and the “laws” of statistics. </w:t>
-      </w:r>
-      <w:r>
-        <w:rPr>
-          <w:rFonts w:ascii="Calibri" w:hAnsi="Calibri"/>
-          <w:i/>
-          <w:sz w:val="19"/>
-        </w:rPr>
-        <w:t>Advances in Health Sciences Education, 15</w:t>
-      </w:r>
-      <w:r>
-        <w:rPr>
-          <w:rFonts w:ascii="Calibri" w:hAnsi="Calibri"/>
-          <w:i w:val="0"/>
-          <w:sz w:val="19"/>
-        </w:rPr>
-        <w:t>(5), 625–632.</w:t>
-      </w:r>
-    </w:p>
-    <w:p>
-      <w:pPr>
-        <w:spacing w:after="80"/>
-        <w:ind w:left="567" w:hanging="567"/>
-      </w:pPr>
-      <w:r>
-        <w:rPr>
-          <w:rFonts w:ascii="Calibri" w:hAnsi="Calibri"/>
-          <w:i w:val="0"/>
-          <w:sz w:val="19"/>
-        </w:rPr>
-        <w:t xml:space="preserve">Podsakoff, P. M., MacKenzie, S. B., Lee, J.-Y., &amp; Podsakoff, N. P. (2003). Common method biases in behavioral research. </w:t>
-      </w:r>
-      <w:r>
-        <w:rPr>
-          <w:rFonts w:ascii="Calibri" w:hAnsi="Calibri"/>
-          <w:i/>
-          <w:sz w:val="19"/>
-        </w:rPr>
-        <w:t>Journal of Applied Psychology, 88</w:t>
-      </w:r>
-      <w:r>
-        <w:rPr>
-          <w:rFonts w:ascii="Calibri" w:hAnsi="Calibri"/>
-          <w:i w:val="0"/>
-          <w:sz w:val="19"/>
-        </w:rPr>
-        <w:t>(5), 879–903.</w:t>
-      </w:r>
-    </w:p>
-    <w:p>
-      <w:pPr>
-        <w:spacing w:after="80"/>
-        <w:ind w:left="567" w:hanging="567"/>
-      </w:pPr>
-      <w:r>
-        <w:rPr>
-          <w:rFonts w:ascii="Calibri" w:hAnsi="Calibri"/>
-          <w:i w:val="0"/>
-          <w:sz w:val="19"/>
-        </w:rPr>
-        <w:t xml:space="preserve">Sullivan, G. M., &amp; Artino, A. R. (2013). Analyzing and interpreting data from Likert-type scales. </w:t>
-      </w:r>
-      <w:r>
-        <w:rPr>
-          <w:rFonts w:ascii="Calibri" w:hAnsi="Calibri"/>
-          <w:i/>
-          <w:sz w:val="19"/>
-        </w:rPr>
-        <w:t>Journal of Graduate Medical Education, 5</w:t>
-      </w:r>
-      <w:r>
-        <w:rPr>
-          <w:rFonts w:ascii="Calibri" w:hAnsi="Calibri"/>
-          <w:i w:val="0"/>
-          <w:sz w:val="19"/>
-        </w:rPr>
-        <w:t>(4), 541–542.</w:t>
-      </w:r>
-    </w:p>
-    <w:p>
-      <w:pPr>
-        <w:spacing w:after="80"/>
-        <w:ind w:left="567" w:hanging="567"/>
-      </w:pPr>
-      <w:r>
-        <w:rPr>
-          <w:rFonts w:ascii="Calibri" w:hAnsi="Calibri"/>
-          <w:i w:val="0"/>
-          <w:sz w:val="19"/>
-        </w:rPr>
-        <w:t xml:space="preserve">Tomlinson, M. (2017). Forms of graduate capital and their relationship to graduate employability. </w:t>
-      </w:r>
-      <w:r>
-        <w:rPr>
-          <w:rFonts w:ascii="Calibri" w:hAnsi="Calibri"/>
-          <w:i/>
-          <w:sz w:val="19"/>
-        </w:rPr>
-        <w:t>Education + Training, 59</w:t>
-      </w:r>
-      <w:r>
-        <w:rPr>
-          <w:rFonts w:ascii="Calibri" w:hAnsi="Calibri"/>
-          <w:i w:val="0"/>
-          <w:sz w:val="19"/>
-        </w:rPr>
-        <w:t>(4), 338–352.</w:t>
-      </w:r>
-    </w:p>
-    <w:p>
-      <w:pPr>
-        <w:spacing w:after="80"/>
-        <w:ind w:left="567" w:hanging="567"/>
-      </w:pPr>
-      <w:r>
-        <w:rPr>
-          <w:rFonts w:ascii="Calibri" w:hAnsi="Calibri"/>
-          <w:i w:val="0"/>
-          <w:sz w:val="19"/>
-        </w:rPr>
-        <w:t xml:space="preserve">Vargha, A., &amp; Delaney, H. D. (2000). A critique and improvement of the CL common language effect size statistics of McGraw and Wong. </w:t>
-      </w:r>
-      <w:r>
-        <w:rPr>
-          <w:rFonts w:ascii="Calibri" w:hAnsi="Calibri"/>
-          <w:i/>
-          <w:sz w:val="19"/>
-        </w:rPr>
-        <w:t>Journal of Educational and Behavioral Statistics, 25</w:t>
-      </w:r>
-      <w:r>
-        <w:rPr>
-          <w:rFonts w:ascii="Calibri" w:hAnsi="Calibri"/>
-          <w:i w:val="0"/>
-          <w:sz w:val="19"/>
-        </w:rPr>
-        <w:t>(2), 101–132.</w:t>
-      </w:r>
-    </w:p>
-    <w:p>
-      <w:pPr>
-        <w:spacing w:after="80"/>
-        <w:ind w:left="567" w:hanging="567"/>
-      </w:pPr>
-      <w:r>
-        <w:rPr>
-          <w:rFonts w:ascii="Calibri" w:hAnsi="Calibri"/>
-          <w:i w:val="0"/>
-          <w:sz w:val="19"/>
-        </w:rPr>
-        <w:t xml:space="preserve">Yorke, M. (2006). </w:t>
-      </w:r>
-      <w:r>
-        <w:rPr>
-          <w:rFonts w:ascii="Calibri" w:hAnsi="Calibri"/>
-          <w:i/>
-          <w:sz w:val="19"/>
-        </w:rPr>
-        <w:t>Employability in higher education: What it is – what it is not</w:t>
-      </w:r>
-      <w:r>
-        <w:rPr>
-          <w:rFonts w:ascii="Calibri" w:hAnsi="Calibri"/>
-          <w:i w:val="0"/>
-          <w:sz w:val="19"/>
-        </w:rPr>
-        <w:t>. Higher Education Academy.</w:t>
-      </w:r>
-    </w:p>
-    <w:p>
-      <w:pPr>
-        <w:spacing w:after="80"/>
-        <w:ind w:left="567" w:hanging="567"/>
-      </w:pPr>
-      <w:r>
-        <w:rPr>
-          <w:rFonts w:ascii="Calibri" w:hAnsi="Calibri"/>
-          <w:i w:val="0"/>
-          <w:sz w:val="19"/>
-        </w:rPr>
-        <w:t xml:space="preserve">Duoc UC, Escuela de Administración y Negocios, Sede San Bernardo (2026). </w:t>
-      </w:r>
-      <w:r>
-        <w:rPr>
-          <w:rFonts w:ascii="Calibri" w:hAnsi="Calibri"/>
-          <w:i/>
-          <w:sz w:val="19"/>
-        </w:rPr>
-        <w:t>Proyecto La Puerta: Informe metodológico y análisis prospectivo de brechas en habilidades blandas para la práctica profesional</w:t>
-      </w:r>
-      <w:r>
-        <w:rPr>
-          <w:rFonts w:ascii="Calibri" w:hAnsi="Calibri"/>
-          <w:i w:val="0"/>
-          <w:sz w:val="19"/>
-        </w:rPr>
-        <w:t xml:space="preserve"> [documento interno].</w:t>
-      </w:r>
-    </w:p>
-    <w:p>
-      <w:pPr>
-        <w:spacing w:after="80"/>
-        <w:ind w:left="567" w:hanging="567"/>
-      </w:pPr>
-      <w:r>
-        <w:rPr>
-          <w:rFonts w:ascii="Calibri" w:hAnsi="Calibri"/>
-          <w:i w:val="0"/>
-          <w:sz w:val="19"/>
-        </w:rPr>
-        <w:t xml:space="preserve">Duoc UC (2026). </w:t>
-      </w:r>
-      <w:r>
-        <w:rPr>
-          <w:rFonts w:ascii="Calibri" w:hAnsi="Calibri"/>
-          <w:i/>
-          <w:sz w:val="19"/>
-        </w:rPr>
-        <w:t>Proyecto La Puerta: Base de datos y matriz de análisis (20261009_1658)</w:t>
-      </w:r>
-      <w:r>
-        <w:rPr>
-          <w:rFonts w:ascii="Calibri" w:hAnsi="Calibri"/>
-          <w:i w:val="0"/>
-          <w:sz w:val="19"/>
-        </w:rPr>
-        <w:t xml:space="preserve"> [base de datos interna, no publicada].</w:t>
+        <w:t xml:space="preserve"> </w:t>
       </w:r>
     </w:p>
     <w:sectPr>
-      <w:headerReference w:type="default" r:id="rId10"/>
-      <w:footerReference w:type="default" r:id="rId11"/>
-      <w:pgSz w:w="11906" w:h="16838"/>
-      <w:pgMar w:top="1304" w:right="1247" w:bottom="1134" w:left="1247" w:header="720" w:footer="720" w:gutter="0"/>
+      <w:headerReference w:type="default" r:id="rId9"/>
+      <w:footerReference w:type="default" r:id="rId10"/>
+      <w:pgSz w:w="12240" w:h="15840"/>
+      <w:pgMar w:top="1440" w:right="1440" w:bottom="1440" w:left="1440" w:header="709" w:footer="709" w:gutter="0"/>
       <w:cols w:space="720"/>
       <w:titlePg/>
       <w:docGrid w:linePitch="360"/>
@@ -7562,20 +8253,21 @@
   <w:p>
     <w:pPr>
       <w:pStyle w:val="Footer"/>
+      <w:spacing w:after="0" w:before="0" w:line="240" w:lineRule="auto"/>
       <w:jc w:val="right"/>
     </w:pPr>
     <w:r>
       <w:rPr>
         <w:rFonts w:ascii="Calibri" w:hAnsi="Calibri" w:eastAsia="Calibri"/>
-        <w:color w:val="8892A6"/>
-        <w:sz w:val="17"/>
-      </w:rPr>
-      <w:t xml:space="preserve">Proyecto La Puerta · Página </w:t>
+        <w:color w:val="666666"/>
+        <w:sz w:val="18"/>
+      </w:rPr>
+      <w:t xml:space="preserve">Duoc UC · Proyecto La Puerta · Página </w:t>
     </w:r>
     <w:r>
       <w:rPr>
-        <w:color w:val="8892A6"/>
-        <w:sz w:val="17"/>
+        <w:color w:val="666666"/>
+        <w:sz w:val="18"/>
       </w:rPr>
       <w:fldChar w:fldCharType="begin"/>
       <w:instrText xml:space="preserve">PAGE</w:instrText>
@@ -7590,13 +8282,14 @@
   <w:p>
     <w:pPr>
       <w:pStyle w:val="Header"/>
+      <w:spacing w:after="0" w:before="0" w:line="240" w:lineRule="auto"/>
       <w:jc w:val="left"/>
     </w:pPr>
     <w:r>
       <w:rPr>
         <w:rFonts w:ascii="Calibri" w:hAnsi="Calibri" w:eastAsia="Calibri"/>
-        <w:color w:val="8892A6"/>
-        <w:sz w:val="17"/>
+        <w:color w:val="666666"/>
+        <w:sz w:val="18"/>
       </w:rPr>
       <w:t>Proyecto La Puerta · Informe C · Consolidado</w:t>
     </w:r>
@@ -7968,11 +8661,13 @@
     <w:qFormat/>
     <w:rsid w:val="00FC693F"/>
     <w:pPr>
-      <w:spacing w:after="120" w:line="269" w:lineRule="auto"/>
+      <w:spacing w:after="160" w:line="360" w:lineRule="auto"/>
+      <w:jc w:val="both"/>
     </w:pPr>
     <w:rPr>
       <w:rFonts w:ascii="Calibri" w:hAnsi="Calibri" w:eastAsia="Calibri"/>
-      <w:sz w:val="21"/>
+      <w:color w:val="1A1A1A"/>
+      <w:sz w:val="22"/>
     </w:rPr>
   </w:style>
   <w:style w:type="paragraph" w:styleId="Header">
@@ -8030,15 +8725,17 @@
     <w:pPr>
       <w:keepNext/>
       <w:keepLines/>
-      <w:spacing w:before="360" w:after="160"/>
+      <w:spacing w:before="320" w:after="240" w:line="276" w:lineRule="auto"/>
+      <w:jc w:val="left"/>
       <w:outlineLvl w:val="0"/>
     </w:pPr>
     <w:rPr>
-      <w:rFonts w:asciiTheme="majorHAnsi" w:eastAsiaTheme="majorEastAsia" w:hAnsiTheme="majorHAnsi" w:cstheme="majorBidi" w:ascii="Calibri" w:hAnsi="Calibri" w:eastAsia="Calibri"/>
+      <w:rFonts w:ascii="Calibri" w:hAnsi="Calibri" w:eastAsia="Calibri" w:cs="Calibri"/>
       <w:b/>
       <w:bCs/>
-      <w:color w:val="1B2A49"/>
-      <w:sz w:val="40"/>
+      <w:i w:val="0"/>
+      <w:color w:val="1A1A1A"/>
+      <w:sz w:val="32"/>
       <w:szCs w:val="28"/>
     </w:rPr>
   </w:style>
@@ -8054,15 +8751,17 @@
     <w:pPr>
       <w:keepNext/>
       <w:keepLines/>
-      <w:spacing w:before="280" w:after="80"/>
+      <w:spacing w:before="320" w:after="240" w:line="276" w:lineRule="auto"/>
+      <w:jc w:val="left"/>
       <w:outlineLvl w:val="1"/>
     </w:pPr>
     <w:rPr>
-      <w:rFonts w:asciiTheme="majorHAnsi" w:eastAsiaTheme="majorEastAsia" w:hAnsiTheme="majorHAnsi" w:cstheme="majorBidi" w:ascii="Calibri" w:hAnsi="Calibri" w:eastAsia="Calibri"/>
+      <w:rFonts w:ascii="Calibri" w:hAnsi="Calibri" w:eastAsia="Calibri" w:cs="Calibri"/>
       <w:b/>
       <w:bCs/>
-      <w:color w:val="1F8A8A"/>
-      <w:sz w:val="28"/>
+      <w:i w:val="0"/>
+      <w:color w:val="1A1A1A"/>
+      <w:sz w:val="26"/>
       <w:szCs w:val="26"/>
     </w:rPr>
   </w:style>
@@ -8078,15 +8777,17 @@
     <w:pPr>
       <w:keepNext/>
       <w:keepLines/>
-      <w:spacing w:before="200" w:after="40"/>
+      <w:spacing w:before="200" w:after="240" w:line="276" w:lineRule="auto"/>
+      <w:jc w:val="left"/>
       <w:outlineLvl w:val="2"/>
     </w:pPr>
     <w:rPr>
-      <w:rFonts w:asciiTheme="majorHAnsi" w:eastAsiaTheme="majorEastAsia" w:hAnsiTheme="majorHAnsi" w:cstheme="majorBidi" w:ascii="Calibri" w:hAnsi="Calibri" w:eastAsia="Calibri"/>
+      <w:rFonts w:ascii="Calibri" w:hAnsi="Calibri" w:eastAsia="Calibri" w:cs="Calibri"/>
       <w:b/>
       <w:bCs/>
-      <w:color w:val="1B2A49"/>
-      <w:sz w:val="23"/>
+      <w:i w:val="0"/>
+      <w:color w:val="666666"/>
+      <w:sz w:val="24"/>
     </w:rPr>
   </w:style>
   <w:style w:type="paragraph" w:styleId="Heading4">
@@ -8102,16 +8803,18 @@
     <w:pPr>
       <w:keepNext/>
       <w:keepLines/>
-      <w:spacing w:before="200" w:after="0"/>
+      <w:spacing w:before="200" w:after="240" w:line="276" w:lineRule="auto"/>
+      <w:jc w:val="left"/>
       <w:outlineLvl w:val="3"/>
     </w:pPr>
     <w:rPr>
-      <w:rFonts w:asciiTheme="majorHAnsi" w:eastAsiaTheme="majorEastAsia" w:hAnsiTheme="majorHAnsi" w:cstheme="majorBidi"/>
+      <w:rFonts w:ascii="Calibri" w:hAnsi="Calibri" w:eastAsia="Calibri" w:cs="Calibri"/>
       <w:b/>
       <w:bCs/>
-      <w:i/>
+      <w:i w:val="0"/>
       <w:iCs/>
-      <w:color w:val="4F81BD" w:themeColor="accent1"/>
+      <w:color w:val="666666"/>
+      <w:sz w:val="22"/>
     </w:rPr>
   </w:style>
   <w:style w:type="paragraph" w:styleId="Heading5">

--- a/La_Puerta_Informes/informes/C_Informe_Consolidado.docx
+++ b/La_Puerta_Informes/informes/C_Informe_Consolidado.docx
@@ -304,7 +304,7 @@
           <w:sz w:val="22"/>
         </w:rPr>
         <w:tab/>
-        <w:t>3</w:t>
+        <w:t>4</w:t>
       </w:r>
     </w:p>
     <w:p>
@@ -333,7 +333,7 @@
           <w:sz w:val="22"/>
         </w:rPr>
         <w:tab/>
-        <w:t>5</w:t>
+        <w:t>6</w:t>
       </w:r>
     </w:p>
     <w:p>
@@ -360,7 +360,7 @@
           <w:sz w:val="22"/>
         </w:rPr>
         <w:tab/>
-        <w:t>5</w:t>
+        <w:t>6</w:t>
       </w:r>
     </w:p>
     <w:p>
@@ -387,7 +387,7 @@
           <w:sz w:val="22"/>
         </w:rPr>
         <w:tab/>
-        <w:t>6</w:t>
+        <w:t>7</w:t>
       </w:r>
     </w:p>
     <w:p>
@@ -414,7 +414,7 @@
           <w:sz w:val="22"/>
         </w:rPr>
         <w:tab/>
-        <w:t>7</w:t>
+        <w:t>8</w:t>
       </w:r>
     </w:p>
     <w:p>
@@ -441,7 +441,7 @@
           <w:sz w:val="22"/>
         </w:rPr>
         <w:tab/>
-        <w:t>7</w:t>
+        <w:t>8</w:t>
       </w:r>
     </w:p>
     <w:p>
@@ -468,7 +468,7 @@
           <w:sz w:val="22"/>
         </w:rPr>
         <w:tab/>
-        <w:t>8</w:t>
+        <w:t>9</w:t>
       </w:r>
     </w:p>
     <w:p>
@@ -497,7 +497,7 @@
           <w:sz w:val="22"/>
         </w:rPr>
         <w:tab/>
-        <w:t>10</w:t>
+        <w:t>11</w:t>
       </w:r>
     </w:p>
     <w:p>
@@ -524,7 +524,7 @@
           <w:sz w:val="22"/>
         </w:rPr>
         <w:tab/>
-        <w:t>10</w:t>
+        <w:t>11</w:t>
       </w:r>
     </w:p>
     <w:p>
@@ -553,7 +553,7 @@
           <w:sz w:val="22"/>
         </w:rPr>
         <w:tab/>
-        <w:t>11</w:t>
+        <w:t>12</w:t>
       </w:r>
     </w:p>
     <w:p>
@@ -582,7 +582,7 @@
           <w:sz w:val="22"/>
         </w:rPr>
         <w:tab/>
-        <w:t>13</w:t>
+        <w:t>14</w:t>
       </w:r>
     </w:p>
     <w:p>
@@ -609,7 +609,7 @@
           <w:sz w:val="22"/>
         </w:rPr>
         <w:tab/>
-        <w:t>13</w:t>
+        <w:t>14</w:t>
       </w:r>
     </w:p>
     <w:p>
@@ -764,6 +764,86 @@
           <w:rFonts w:ascii="Calibri" w:hAnsi="Calibri" w:eastAsia="Calibri"/>
         </w:rPr>
         <w:t>El documento se organiza en cinco partes: la Introducción (síntesis ejecutiva); el Desarrollo (comparación de enfoques, coincidencias y discrepancias, factores críticos, oportunidades y recomendaciones); la Conclusión; las Referencias integradas; y los Anexos (trazabilidad y declaración de uso de IA).</w:t>
+      </w:r>
+    </w:p>
+    <w:tbl>
+      <w:tblPr>
+        <w:tblW w:type="dxa" w:w="9355"/>
+        <w:tblBorders>
+          <w:top w:val="nil"/>
+          <w:left w:val="nil"/>
+          <w:bottom w:val="nil"/>
+          <w:right w:val="nil"/>
+          <w:insideH w:val="nil"/>
+          <w:insideV w:val="nil"/>
+        </w:tblBorders>
+        <w:tblLayout w:type="fixed"/>
+        <w:tblLook w:firstColumn="1" w:firstRow="1" w:lastColumn="0" w:lastRow="0" w:noHBand="0" w:noVBand="1" w:val="04A0"/>
+      </w:tblPr>
+      <w:tblGrid>
+        <w:gridCol w:w="9355"/>
+      </w:tblGrid>
+      <w:tr>
+        <w:trPr>
+          <w:cantSplit/>
+        </w:trPr>
+        <w:tc>
+          <w:tcPr>
+            <w:tcW w:type="dxa" w:w="9354"/>
+            <w:tcBorders>
+              <w:top w:val="nil"/>
+              <w:left w:val="single" w:sz="32" w:color="FFB800"/>
+              <w:bottom w:val="nil"/>
+              <w:right w:val="nil"/>
+            </w:tcBorders>
+            <w:shd w:val="clear" w:color="auto" w:fill="EEEEEE"/>
+            <w:tcMar>
+              <w:top w:w="120" w:type="dxa"/>
+              <w:left w:w="220" w:type="dxa"/>
+              <w:bottom w:w="120" w:type="dxa"/>
+              <w:right w:w="160" w:type="dxa"/>
+            </w:tcMar>
+          </w:tcPr>
+          <w:p>
+            <w:pPr>
+              <w:spacing w:after="60" w:before="0" w:line="276" w:lineRule="auto"/>
+              <w:jc w:val="left"/>
+            </w:pPr>
+            <w:r>
+              <w:rPr>
+                <w:rFonts w:ascii="Calibri" w:hAnsi="Calibri" w:eastAsia="Calibri"/>
+                <w:b/>
+                <w:color w:val="1A1A1A"/>
+                <w:sz w:val="21"/>
+              </w:rPr>
+              <w:t>Uso de Inteligencia Artificial</w:t>
+            </w:r>
+          </w:p>
+          <w:p>
+            <w:pPr>
+              <w:spacing w:after="60" w:before="0" w:line="276" w:lineRule="auto"/>
+              <w:jc w:val="left"/>
+            </w:pPr>
+            <w:r>
+              <w:rPr>
+                <w:rFonts w:ascii="Calibri" w:hAnsi="Calibri" w:eastAsia="Calibri"/>
+                <w:sz w:val="20"/>
+              </w:rPr>
+              <w:t>Este documento se elaboró con apoyo de IA (Claude, Anthropic). En los Anexos se detalla qué hizo la herramienta y qué debe revisar una persona, y en las Referencias se indica qué fuentes están verificadas.</w:t>
+            </w:r>
+          </w:p>
+        </w:tc>
+      </w:tr>
+    </w:tbl>
+    <w:p>
+      <w:pPr>
+        <w:spacing w:after="200" w:line="240" w:lineRule="auto"/>
+      </w:pPr>
+      <w:r>
+        <w:rPr>
+          <w:sz w:val="8"/>
+        </w:rPr>
+        <w:t xml:space="preserve"> </w:t>
       </w:r>
     </w:p>
     <w:p>
@@ -8106,6 +8186,643 @@
         <w:t>Declaración sobre el uso de Inteligencia Artificial</w:t>
       </w:r>
     </w:p>
+    <w:p>
+      <w:r>
+        <w:rPr>
+          <w:rFonts w:ascii="Calibri" w:hAnsi="Calibri" w:eastAsia="Calibri"/>
+          <w:sz w:val="21"/>
+        </w:rPr>
+        <w:t xml:space="preserve">Este documento se elaboró con apoyo de </w:t>
+      </w:r>
+      <w:r>
+        <w:rPr>
+          <w:rFonts w:ascii="Calibri" w:hAnsi="Calibri" w:eastAsia="Calibri"/>
+          <w:b/>
+          <w:sz w:val="21"/>
+        </w:rPr>
+        <w:t>Claude (Anthropic)</w:t>
+      </w:r>
+      <w:r>
+        <w:rPr>
+          <w:rFonts w:ascii="Calibri" w:hAnsi="Calibri" w:eastAsia="Calibri"/>
+          <w:sz w:val="21"/>
+        </w:rPr>
+        <w:t>, un modelo de Inteligencia Artificial generativa, entre octubre de 2026. A continuación se indica con transparencia qué hizo la herramienta y qué debe revisar una persona.</w:t>
+      </w:r>
+    </w:p>
+    <w:tbl>
+      <w:tblPr>
+        <w:tblW w:type="dxa" w:w="9355"/>
+        <w:jc w:val="center"/>
+        <w:tblBorders>
+          <w:top w:val="single" w:sz="4" w:space="0" w:color="CCCCCC"/>
+          <w:left w:val="single" w:sz="4" w:space="0" w:color="CCCCCC"/>
+          <w:bottom w:val="single" w:sz="4" w:space="0" w:color="CCCCCC"/>
+          <w:right w:val="single" w:sz="4" w:space="0" w:color="CCCCCC"/>
+          <w:insideH w:val="single" w:sz="4" w:space="0" w:color="CCCCCC"/>
+          <w:insideV w:val="single" w:sz="4" w:space="0" w:color="CCCCCC"/>
+        </w:tblBorders>
+        <w:tblLayout w:type="fixed"/>
+        <w:tblLook w:firstColumn="1" w:firstRow="1" w:lastColumn="0" w:lastRow="0" w:noHBand="0" w:noVBand="1" w:val="04A0"/>
+      </w:tblPr>
+      <w:tblGrid>
+        <w:gridCol w:w="1927"/>
+        <w:gridCol w:w="3969"/>
+        <w:gridCol w:w="3458"/>
+      </w:tblGrid>
+      <w:tr>
+        <w:trPr>
+          <w:tblHeader w:val="true"/>
+        </w:trPr>
+        <w:tc>
+          <w:tcPr>
+            <w:tcW w:type="dxa" w:w="1928"/>
+            <w:shd w:val="clear" w:color="auto" w:fill="1A1A1A"/>
+            <w:tcMar>
+              <w:top w:w="70" w:type="dxa"/>
+              <w:left w:w="90" w:type="dxa"/>
+              <w:bottom w:w="70" w:type="dxa"/>
+              <w:right w:w="90" w:type="dxa"/>
+            </w:tcMar>
+          </w:tcPr>
+          <w:p>
+            <w:pPr>
+              <w:spacing w:after="0" w:before="0" w:line="240" w:lineRule="auto"/>
+              <w:jc w:val="left"/>
+            </w:pPr>
+            <w:r>
+              <w:rPr>
+                <w:rFonts w:ascii="Calibri" w:hAnsi="Calibri" w:eastAsia="Calibri"/>
+                <w:b/>
+                <w:color w:val="FFFFFF"/>
+                <w:sz w:val="17"/>
+              </w:rPr>
+              <w:t>Tarea</w:t>
+            </w:r>
+          </w:p>
+        </w:tc>
+        <w:tc>
+          <w:tcPr>
+            <w:tcW w:type="dxa" w:w="3969"/>
+            <w:shd w:val="clear" w:color="auto" w:fill="1A1A1A"/>
+            <w:tcMar>
+              <w:top w:w="70" w:type="dxa"/>
+              <w:left w:w="90" w:type="dxa"/>
+              <w:bottom w:w="70" w:type="dxa"/>
+              <w:right w:w="90" w:type="dxa"/>
+            </w:tcMar>
+          </w:tcPr>
+          <w:p>
+            <w:pPr>
+              <w:spacing w:after="0" w:before="0" w:line="240" w:lineRule="auto"/>
+              <w:jc w:val="left"/>
+            </w:pPr>
+            <w:r>
+              <w:rPr>
+                <w:rFonts w:ascii="Calibri" w:hAnsi="Calibri" w:eastAsia="Calibri"/>
+                <w:b/>
+                <w:color w:val="FFFFFF"/>
+                <w:sz w:val="17"/>
+              </w:rPr>
+              <w:t>Qué hizo la IA</w:t>
+            </w:r>
+          </w:p>
+        </w:tc>
+        <w:tc>
+          <w:tcPr>
+            <w:tcW w:type="dxa" w:w="3458"/>
+            <w:shd w:val="clear" w:color="auto" w:fill="1A1A1A"/>
+            <w:tcMar>
+              <w:top w:w="70" w:type="dxa"/>
+              <w:left w:w="90" w:type="dxa"/>
+              <w:bottom w:w="70" w:type="dxa"/>
+              <w:right w:w="90" w:type="dxa"/>
+            </w:tcMar>
+          </w:tcPr>
+          <w:p>
+            <w:pPr>
+              <w:spacing w:after="0" w:before="0" w:line="240" w:lineRule="auto"/>
+              <w:jc w:val="left"/>
+            </w:pPr>
+            <w:r>
+              <w:rPr>
+                <w:rFonts w:ascii="Calibri" w:hAnsi="Calibri" w:eastAsia="Calibri"/>
+                <w:b/>
+                <w:color w:val="FFFFFF"/>
+                <w:sz w:val="17"/>
+              </w:rPr>
+              <w:t>Qué debe revisar o decidir una persona</w:t>
+            </w:r>
+          </w:p>
+        </w:tc>
+      </w:tr>
+      <w:tr>
+        <w:trPr>
+          <w:cantSplit/>
+        </w:trPr>
+        <w:tc>
+          <w:tcPr>
+            <w:tcW w:type="dxa" w:w="1928"/>
+            <w:tcMar>
+              <w:top w:w="60" w:type="dxa"/>
+              <w:left w:w="90" w:type="dxa"/>
+              <w:bottom w:w="60" w:type="dxa"/>
+              <w:right w:w="90" w:type="dxa"/>
+            </w:tcMar>
+            <w:vAlign w:val="center"/>
+          </w:tcPr>
+          <w:p>
+            <w:pPr>
+              <w:spacing w:after="0" w:before="0" w:line="240" w:lineRule="auto"/>
+              <w:jc w:val="left"/>
+            </w:pPr>
+            <w:r>
+              <w:rPr>
+                <w:rFonts w:ascii="Calibri" w:hAnsi="Calibri" w:eastAsia="Calibri"/>
+                <w:b/>
+                <w:sz w:val="17"/>
+              </w:rPr>
+              <w:t>Datos y cálculos</w:t>
+            </w:r>
+          </w:p>
+        </w:tc>
+        <w:tc>
+          <w:tcPr>
+            <w:tcW w:type="dxa" w:w="3969"/>
+            <w:tcMar>
+              <w:top w:w="60" w:type="dxa"/>
+              <w:left w:w="90" w:type="dxa"/>
+              <w:bottom w:w="60" w:type="dxa"/>
+              <w:right w:w="90" w:type="dxa"/>
+            </w:tcMar>
+            <w:vAlign w:val="center"/>
+          </w:tcPr>
+          <w:p>
+            <w:pPr>
+              <w:spacing w:after="0" w:before="0" w:line="240" w:lineRule="auto"/>
+              <w:jc w:val="left"/>
+            </w:pPr>
+            <w:r>
+              <w:rPr>
+                <w:rFonts w:ascii="Calibri" w:hAnsi="Calibri" w:eastAsia="Calibri"/>
+                <w:sz w:val="17"/>
+              </w:rPr>
+              <w:t>Limpió la base y calculó promedios, porcentajes, comparaciones y gráficos con código (Python) guardado en la carpeta `src` del repositorio.</w:t>
+            </w:r>
+          </w:p>
+        </w:tc>
+        <w:tc>
+          <w:tcPr>
+            <w:tcW w:type="dxa" w:w="3458"/>
+            <w:tcMar>
+              <w:top w:w="60" w:type="dxa"/>
+              <w:left w:w="90" w:type="dxa"/>
+              <w:bottom w:w="60" w:type="dxa"/>
+              <w:right w:w="90" w:type="dxa"/>
+            </w:tcMar>
+            <w:vAlign w:val="center"/>
+          </w:tcPr>
+          <w:p>
+            <w:pPr>
+              <w:spacing w:after="0" w:before="0" w:line="240" w:lineRule="auto"/>
+              <w:jc w:val="left"/>
+            </w:pPr>
+            <w:r>
+              <w:rPr>
+                <w:rFonts w:ascii="Calibri" w:hAnsi="Calibri" w:eastAsia="Calibri"/>
+                <w:sz w:val="17"/>
+              </w:rPr>
+              <w:t>Revisar los scripts y repetir los cálculos ante cualquier duda. Los resultados son reproducibles.</w:t>
+            </w:r>
+          </w:p>
+        </w:tc>
+      </w:tr>
+      <w:tr>
+        <w:trPr>
+          <w:cantSplit/>
+        </w:trPr>
+        <w:tc>
+          <w:tcPr>
+            <w:tcW w:type="dxa" w:w="1928"/>
+            <w:shd w:val="clear" w:color="auto" w:fill="EEEEEE"/>
+            <w:tcMar>
+              <w:top w:w="60" w:type="dxa"/>
+              <w:left w:w="90" w:type="dxa"/>
+              <w:bottom w:w="60" w:type="dxa"/>
+              <w:right w:w="90" w:type="dxa"/>
+            </w:tcMar>
+            <w:vAlign w:val="center"/>
+          </w:tcPr>
+          <w:p>
+            <w:pPr>
+              <w:spacing w:after="0" w:before="0" w:line="240" w:lineRule="auto"/>
+              <w:jc w:val="left"/>
+            </w:pPr>
+            <w:r>
+              <w:rPr>
+                <w:rFonts w:ascii="Calibri" w:hAnsi="Calibri" w:eastAsia="Calibri"/>
+                <w:b/>
+                <w:sz w:val="17"/>
+              </w:rPr>
+              <w:t>Tarea específica de este documento</w:t>
+            </w:r>
+          </w:p>
+        </w:tc>
+        <w:tc>
+          <w:tcPr>
+            <w:tcW w:type="dxa" w:w="3969"/>
+            <w:shd w:val="clear" w:color="auto" w:fill="EEEEEE"/>
+            <w:tcMar>
+              <w:top w:w="60" w:type="dxa"/>
+              <w:left w:w="90" w:type="dxa"/>
+              <w:bottom w:w="60" w:type="dxa"/>
+              <w:right w:w="90" w:type="dxa"/>
+            </w:tcMar>
+            <w:vAlign w:val="center"/>
+          </w:tcPr>
+          <w:p>
+            <w:pPr>
+              <w:spacing w:after="0" w:before="0" w:line="240" w:lineRule="auto"/>
+              <w:jc w:val="left"/>
+            </w:pPr>
+            <w:r>
+              <w:rPr>
+                <w:rFonts w:ascii="Calibri" w:hAnsi="Calibri" w:eastAsia="Calibri"/>
+                <w:sz w:val="17"/>
+              </w:rPr>
+              <w:t>Integrar los resultados de ambos enfoques, comparar sus conclusiones y proponer una priorización de recomendaciones.</w:t>
+            </w:r>
+          </w:p>
+        </w:tc>
+        <w:tc>
+          <w:tcPr>
+            <w:tcW w:type="dxa" w:w="3458"/>
+            <w:shd w:val="clear" w:color="auto" w:fill="EEEEEE"/>
+            <w:tcMar>
+              <w:top w:w="60" w:type="dxa"/>
+              <w:left w:w="90" w:type="dxa"/>
+              <w:bottom w:w="60" w:type="dxa"/>
+              <w:right w:w="90" w:type="dxa"/>
+            </w:tcMar>
+            <w:vAlign w:val="center"/>
+          </w:tcPr>
+          <w:p>
+            <w:pPr>
+              <w:spacing w:after="0" w:before="0" w:line="240" w:lineRule="auto"/>
+              <w:jc w:val="left"/>
+            </w:pPr>
+            <w:r>
+              <w:rPr>
+                <w:rFonts w:ascii="Calibri" w:hAnsi="Calibri" w:eastAsia="Calibri"/>
+                <w:sz w:val="17"/>
+              </w:rPr>
+              <w:t>Validar que el enfoque y las conclusiones correspondan al propósito del proyecto.</w:t>
+            </w:r>
+          </w:p>
+        </w:tc>
+      </w:tr>
+      <w:tr>
+        <w:trPr>
+          <w:cantSplit/>
+        </w:trPr>
+        <w:tc>
+          <w:tcPr>
+            <w:tcW w:type="dxa" w:w="1928"/>
+            <w:tcMar>
+              <w:top w:w="60" w:type="dxa"/>
+              <w:left w:w="90" w:type="dxa"/>
+              <w:bottom w:w="60" w:type="dxa"/>
+              <w:right w:w="90" w:type="dxa"/>
+            </w:tcMar>
+            <w:vAlign w:val="center"/>
+          </w:tcPr>
+          <w:p>
+            <w:pPr>
+              <w:spacing w:after="0" w:before="0" w:line="240" w:lineRule="auto"/>
+              <w:jc w:val="left"/>
+            </w:pPr>
+            <w:r>
+              <w:rPr>
+                <w:rFonts w:ascii="Calibri" w:hAnsi="Calibri" w:eastAsia="Calibri"/>
+                <w:b/>
+                <w:sz w:val="17"/>
+              </w:rPr>
+              <w:t>Respuestas abiertas</w:t>
+            </w:r>
+          </w:p>
+        </w:tc>
+        <w:tc>
+          <w:tcPr>
+            <w:tcW w:type="dxa" w:w="3969"/>
+            <w:tcMar>
+              <w:top w:w="60" w:type="dxa"/>
+              <w:left w:w="90" w:type="dxa"/>
+              <w:bottom w:w="60" w:type="dxa"/>
+              <w:right w:w="90" w:type="dxa"/>
+            </w:tcMar>
+            <w:vAlign w:val="center"/>
+          </w:tcPr>
+          <w:p>
+            <w:pPr>
+              <w:spacing w:after="0" w:before="0" w:line="240" w:lineRule="auto"/>
+              <w:jc w:val="left"/>
+            </w:pPr>
+            <w:r>
+              <w:rPr>
+                <w:rFonts w:ascii="Calibri" w:hAnsi="Calibri" w:eastAsia="Calibri"/>
+                <w:sz w:val="17"/>
+              </w:rPr>
+              <w:t>Las agrupó por temas de forma automática (clasificación preliminar).</w:t>
+            </w:r>
+          </w:p>
+        </w:tc>
+        <w:tc>
+          <w:tcPr>
+            <w:tcW w:type="dxa" w:w="3458"/>
+            <w:tcMar>
+              <w:top w:w="60" w:type="dxa"/>
+              <w:left w:w="90" w:type="dxa"/>
+              <w:bottom w:w="60" w:type="dxa"/>
+              <w:right w:w="90" w:type="dxa"/>
+            </w:tcMar>
+            <w:vAlign w:val="center"/>
+          </w:tcPr>
+          <w:p>
+            <w:pPr>
+              <w:spacing w:after="0" w:before="0" w:line="240" w:lineRule="auto"/>
+              <w:jc w:val="left"/>
+            </w:pPr>
+            <w:r>
+              <w:rPr>
+                <w:rFonts w:ascii="Calibri" w:hAnsi="Calibri" w:eastAsia="Calibri"/>
+                <w:sz w:val="17"/>
+              </w:rPr>
+              <w:t>Doble lectura humana y libro de códigos antes de citar conteos.</w:t>
+            </w:r>
+          </w:p>
+        </w:tc>
+      </w:tr>
+      <w:tr>
+        <w:trPr>
+          <w:cantSplit/>
+        </w:trPr>
+        <w:tc>
+          <w:tcPr>
+            <w:tcW w:type="dxa" w:w="1928"/>
+            <w:shd w:val="clear" w:color="auto" w:fill="EEEEEE"/>
+            <w:tcMar>
+              <w:top w:w="60" w:type="dxa"/>
+              <w:left w:w="90" w:type="dxa"/>
+              <w:bottom w:w="60" w:type="dxa"/>
+              <w:right w:w="90" w:type="dxa"/>
+            </w:tcMar>
+            <w:vAlign w:val="center"/>
+          </w:tcPr>
+          <w:p>
+            <w:pPr>
+              <w:spacing w:after="0" w:before="0" w:line="240" w:lineRule="auto"/>
+              <w:jc w:val="left"/>
+            </w:pPr>
+            <w:r>
+              <w:rPr>
+                <w:rFonts w:ascii="Calibri" w:hAnsi="Calibri" w:eastAsia="Calibri"/>
+                <w:b/>
+                <w:sz w:val="17"/>
+              </w:rPr>
+              <w:t>Redacción y diseño</w:t>
+            </w:r>
+          </w:p>
+        </w:tc>
+        <w:tc>
+          <w:tcPr>
+            <w:tcW w:type="dxa" w:w="3969"/>
+            <w:shd w:val="clear" w:color="auto" w:fill="EEEEEE"/>
+            <w:tcMar>
+              <w:top w:w="60" w:type="dxa"/>
+              <w:left w:w="90" w:type="dxa"/>
+              <w:bottom w:w="60" w:type="dxa"/>
+              <w:right w:w="90" w:type="dxa"/>
+            </w:tcMar>
+            <w:vAlign w:val="center"/>
+          </w:tcPr>
+          <w:p>
+            <w:pPr>
+              <w:spacing w:after="0" w:before="0" w:line="240" w:lineRule="auto"/>
+              <w:jc w:val="left"/>
+            </w:pPr>
+            <w:r>
+              <w:rPr>
+                <w:rFonts w:ascii="Calibri" w:hAnsi="Calibri" w:eastAsia="Calibri"/>
+                <w:sz w:val="17"/>
+              </w:rPr>
+              <w:t>Redactó, organizó y diseñó tablas, gráficos, diagramas e infografías (ilustraciones propias, sin fotografías de personas).</w:t>
+            </w:r>
+          </w:p>
+        </w:tc>
+        <w:tc>
+          <w:tcPr>
+            <w:tcW w:type="dxa" w:w="3458"/>
+            <w:shd w:val="clear" w:color="auto" w:fill="EEEEEE"/>
+            <w:tcMar>
+              <w:top w:w="60" w:type="dxa"/>
+              <w:left w:w="90" w:type="dxa"/>
+              <w:bottom w:w="60" w:type="dxa"/>
+              <w:right w:w="90" w:type="dxa"/>
+            </w:tcMar>
+            <w:vAlign w:val="center"/>
+          </w:tcPr>
+          <w:p>
+            <w:pPr>
+              <w:spacing w:after="0" w:before="0" w:line="240" w:lineRule="auto"/>
+              <w:jc w:val="left"/>
+            </w:pPr>
+            <w:r>
+              <w:rPr>
+                <w:rFonts w:ascii="Calibri" w:hAnsi="Calibri" w:eastAsia="Calibri"/>
+                <w:sz w:val="17"/>
+              </w:rPr>
+              <w:t>Revisar el tono, el contenido y la adecuación institucional (por ejemplo, insertar el logo oficial).</w:t>
+            </w:r>
+          </w:p>
+        </w:tc>
+      </w:tr>
+      <w:tr>
+        <w:trPr>
+          <w:cantSplit/>
+        </w:trPr>
+        <w:tc>
+          <w:tcPr>
+            <w:tcW w:type="dxa" w:w="1928"/>
+            <w:tcMar>
+              <w:top w:w="60" w:type="dxa"/>
+              <w:left w:w="90" w:type="dxa"/>
+              <w:bottom w:w="60" w:type="dxa"/>
+              <w:right w:w="90" w:type="dxa"/>
+            </w:tcMar>
+            <w:vAlign w:val="center"/>
+          </w:tcPr>
+          <w:p>
+            <w:pPr>
+              <w:spacing w:after="0" w:before="0" w:line="240" w:lineRule="auto"/>
+              <w:jc w:val="left"/>
+            </w:pPr>
+            <w:r>
+              <w:rPr>
+                <w:rFonts w:ascii="Calibri" w:hAnsi="Calibri" w:eastAsia="Calibri"/>
+                <w:b/>
+                <w:sz w:val="17"/>
+              </w:rPr>
+              <w:t>Bibliografía</w:t>
+            </w:r>
+          </w:p>
+        </w:tc>
+        <w:tc>
+          <w:tcPr>
+            <w:tcW w:type="dxa" w:w="3969"/>
+            <w:tcMar>
+              <w:top w:w="60" w:type="dxa"/>
+              <w:left w:w="90" w:type="dxa"/>
+              <w:bottom w:w="60" w:type="dxa"/>
+              <w:right w:w="90" w:type="dxa"/>
+            </w:tcMar>
+            <w:vAlign w:val="center"/>
+          </w:tcPr>
+          <w:p>
+            <w:pPr>
+              <w:spacing w:after="0" w:before="0" w:line="240" w:lineRule="auto"/>
+              <w:jc w:val="left"/>
+            </w:pPr>
+            <w:r>
+              <w:rPr>
+                <w:rFonts w:ascii="Calibri" w:hAnsi="Calibri" w:eastAsia="Calibri"/>
+                <w:sz w:val="17"/>
+              </w:rPr>
+              <w:t>Seleccionó las referencias a partir de su conocimiento de la literatura y, cuando se indica, de resúmenes encontrados en la web.</w:t>
+            </w:r>
+          </w:p>
+        </w:tc>
+        <w:tc>
+          <w:tcPr>
+            <w:tcW w:type="dxa" w:w="3458"/>
+            <w:tcMar>
+              <w:top w:w="60" w:type="dxa"/>
+              <w:left w:w="90" w:type="dxa"/>
+              <w:bottom w:w="60" w:type="dxa"/>
+              <w:right w:w="90" w:type="dxa"/>
+            </w:tcMar>
+            <w:vAlign w:val="center"/>
+          </w:tcPr>
+          <w:p>
+            <w:pPr>
+              <w:spacing w:after="0" w:before="0" w:line="240" w:lineRule="auto"/>
+              <w:jc w:val="left"/>
+            </w:pPr>
+            <w:r>
+              <w:rPr>
+                <w:rFonts w:ascii="Calibri" w:hAnsi="Calibri" w:eastAsia="Calibri"/>
+                <w:sz w:val="17"/>
+              </w:rPr>
+              <w:t>Verificar autores, volumen, páginas y DOI en la fuente antes de publicar. Lo no verificado está marcado.</w:t>
+            </w:r>
+          </w:p>
+        </w:tc>
+      </w:tr>
+      <w:tr>
+        <w:trPr>
+          <w:cantSplit/>
+        </w:trPr>
+        <w:tc>
+          <w:tcPr>
+            <w:tcW w:type="dxa" w:w="1928"/>
+            <w:shd w:val="clear" w:color="auto" w:fill="EEEEEE"/>
+            <w:tcMar>
+              <w:top w:w="60" w:type="dxa"/>
+              <w:left w:w="90" w:type="dxa"/>
+              <w:bottom w:w="60" w:type="dxa"/>
+              <w:right w:w="90" w:type="dxa"/>
+            </w:tcMar>
+            <w:vAlign w:val="center"/>
+          </w:tcPr>
+          <w:p>
+            <w:pPr>
+              <w:spacing w:after="0" w:before="0" w:line="240" w:lineRule="auto"/>
+              <w:jc w:val="left"/>
+            </w:pPr>
+            <w:r>
+              <w:rPr>
+                <w:rFonts w:ascii="Calibri" w:hAnsi="Calibri" w:eastAsia="Calibri"/>
+                <w:b/>
+                <w:sz w:val="17"/>
+              </w:rPr>
+              <w:t>Datos personales</w:t>
+            </w:r>
+          </w:p>
+        </w:tc>
+        <w:tc>
+          <w:tcPr>
+            <w:tcW w:type="dxa" w:w="3969"/>
+            <w:shd w:val="clear" w:color="auto" w:fill="EEEEEE"/>
+            <w:tcMar>
+              <w:top w:w="60" w:type="dxa"/>
+              <w:left w:w="90" w:type="dxa"/>
+              <w:bottom w:w="60" w:type="dxa"/>
+              <w:right w:w="90" w:type="dxa"/>
+            </w:tcMar>
+            <w:vAlign w:val="center"/>
+          </w:tcPr>
+          <w:p>
+            <w:pPr>
+              <w:spacing w:after="0" w:before="0" w:line="240" w:lineRule="auto"/>
+              <w:jc w:val="left"/>
+            </w:pPr>
+            <w:r>
+              <w:rPr>
+                <w:rFonts w:ascii="Calibri" w:hAnsi="Calibri" w:eastAsia="Calibri"/>
+                <w:sz w:val="17"/>
+              </w:rPr>
+              <w:t>No se incluyeron nombres, correos ni códigos de estudiantes; las citas textuales son anónimas.</w:t>
+            </w:r>
+          </w:p>
+        </w:tc>
+        <w:tc>
+          <w:tcPr>
+            <w:tcW w:type="dxa" w:w="3458"/>
+            <w:shd w:val="clear" w:color="auto" w:fill="EEEEEE"/>
+            <w:tcMar>
+              <w:top w:w="60" w:type="dxa"/>
+              <w:left w:w="90" w:type="dxa"/>
+              <w:bottom w:w="60" w:type="dxa"/>
+              <w:right w:w="90" w:type="dxa"/>
+            </w:tcMar>
+            <w:vAlign w:val="center"/>
+          </w:tcPr>
+          <w:p>
+            <w:pPr>
+              <w:spacing w:after="0" w:before="0" w:line="240" w:lineRule="auto"/>
+              <w:jc w:val="left"/>
+            </w:pPr>
+            <w:r>
+              <w:rPr>
+                <w:rFonts w:ascii="Calibri" w:hAnsi="Calibri" w:eastAsia="Calibri"/>
+                <w:sz w:val="17"/>
+              </w:rPr>
+              <w:t>Mantener la confidencialidad al difundir.</w:t>
+            </w:r>
+          </w:p>
+        </w:tc>
+      </w:tr>
+    </w:tbl>
+    <w:p>
+      <w:pPr>
+        <w:spacing w:after="240" w:line="240" w:lineRule="auto"/>
+      </w:pPr>
+      <w:r>
+        <w:rPr>
+          <w:sz w:val="8"/>
+        </w:rPr>
+        <w:t xml:space="preserve"> </w:t>
+      </w:r>
+    </w:p>
     <w:tbl>
       <w:tblPr>
         <w:tblW w:type="dxa" w:w="9355"/>
@@ -8156,7 +8873,7 @@
                 <w:color w:val="1A1A1A"/>
                 <w:sz w:val="21"/>
               </w:rPr>
-              <w:t>Este documento se elaboró con apoyo de Inteligencia Artificial</w:t>
+              <w:t>Responsabilidad</w:t>
             </w:r>
           </w:p>
           <w:p>
@@ -8169,7 +8886,7 @@
                 <w:rFonts w:ascii="Calibri" w:hAnsi="Calibri" w:eastAsia="Calibri"/>
                 <w:sz w:val="20"/>
               </w:rPr>
-              <w:t xml:space="preserve">Se utilizó </w:t>
+              <w:t xml:space="preserve">La IA </w:t>
             </w:r>
             <w:r>
               <w:rPr>
@@ -8177,35 +8894,14 @@
                 <w:b/>
                 <w:sz w:val="20"/>
               </w:rPr>
-              <w:t>Claude (Anthropic), modelo de IA generativa</w:t>
+              <w:t>no reemplaza el juicio experto</w:t>
             </w:r>
             <w:r>
               <w:rPr>
                 <w:rFonts w:ascii="Calibri" w:hAnsi="Calibri" w:eastAsia="Calibri"/>
                 <w:sz w:val="20"/>
               </w:rPr>
-              <w:t>, como herramienta de apoyo para: (1) limpiar y calcular los resultados de la base de datos con código reproducible; (2) integrar los resultados de ambos enfoques, comparar sus conclusiones y proponer una priorización de recomendaciones; (3) redactar, organizar y diseñar los gráficos y diagramas; y (4) clasificar preliminarmente las respuestas abiertas por temas.</w:t>
-            </w:r>
-          </w:p>
-          <w:p>
-            <w:pPr>
-              <w:spacing w:after="60" w:before="0" w:line="276" w:lineRule="auto"/>
-              <w:jc w:val="left"/>
-            </w:pPr>
-            <w:r>
-              <w:rPr>
-                <w:rFonts w:ascii="Calibri" w:hAnsi="Calibri" w:eastAsia="Calibri"/>
-                <w:b/>
-                <w:sz w:val="20"/>
-              </w:rPr>
-              <w:t>La IA no reemplaza el juicio experto.</w:t>
-            </w:r>
-            <w:r>
-              <w:rPr>
-                <w:rFonts w:ascii="Calibri" w:hAnsi="Calibri" w:eastAsia="Calibri"/>
-                <w:sz w:val="20"/>
-              </w:rPr>
-              <w:t xml:space="preserve"> La codificación temática automática es preliminar y debe ser validada por una persona (idealmente con doble codificación). Las interpretaciones, decisiones y recomendaciones deben ser revisadas y asumidas por el equipo responsable del Proyecto La Puerta antes de su difusión institucional.</w:t>
+              <w:t xml:space="preserve"> ni asume responsabilidad por las decisiones. Las interpretaciones y recomendaciones deben ser revisadas y asumidas por el equipo responsable del Proyecto La Puerta antes de su difusión institucional.</w:t>
             </w:r>
           </w:p>
           <w:p>
@@ -8218,7 +8914,7 @@
                 <w:rFonts w:ascii="Calibri" w:hAnsi="Calibri" w:eastAsia="Calibri"/>
                 <w:sz w:val="20"/>
               </w:rPr>
-              <w:t>No se incluyeron nombres, correos ni códigos de estudiantes. Las citas textuales son anónimas.</w:t>
+              <w:t>Si algún dato de este documento no coincide con las fuentes, prevalecen las fuentes originales.</w:t>
             </w:r>
           </w:p>
         </w:tc>

--- a/La_Puerta_Informes/informes/C_Informe_Consolidado.docx
+++ b/La_Puerta_Informes/informes/C_Informe_Consolidado.docx
@@ -2243,7 +2243,7 @@
         <w:pStyle w:val="Heading3"/>
       </w:pPr>
       <w:r>
-        <w:t>3.1 Donde ambos enfoques coinciden</w:t>
+        <w:t>Donde ambos enfoques coinciden</w:t>
       </w:r>
     </w:p>
     <w:tbl>
@@ -2948,7 +2948,7 @@
         <w:pStyle w:val="Heading3"/>
       </w:pPr>
       <w:r>
-        <w:t>3.2 Donde se separan (y cómo leerlo)</w:t>
+        <w:t>Donde se separan (y cómo leerlo)</w:t>
       </w:r>
     </w:p>
     <w:tbl>
